--- a/Java/java_interview_answer.docx
+++ b/Java/java_interview_answer.docx
@@ -3482,14 +3482,7 @@
           <w:b/>
           <w:bCs/>
         </w:rPr>
-        <w:t xml:space="preserve"> </w:t>
-      </w:r>
-      <w:r>
-        <w:rPr>
-          <w:b/>
-          <w:bCs/>
-        </w:rPr>
-        <w:t>Fail-fast vs fail-safe iterators</w:t>
+        <w:t xml:space="preserve"> Fail-fast vs fail-safe iterators</w:t>
       </w:r>
     </w:p>
     <w:p>
@@ -4020,7 +4013,3568 @@
         <w:t>}</w:t>
       </w:r>
     </w:p>
+    <w:p>
+      <w:pPr>
+        <w:spacing w:after="0"/>
+      </w:pPr>
+      <w:proofErr w:type="spellStart"/>
+      <w:r>
+        <w:rPr>
+          <w:b/>
+          <w:bCs/>
+          <w:highlight w:val="cyan"/>
+        </w:rPr>
+        <w:t>Springboot</w:t>
+      </w:r>
+      <w:proofErr w:type="spellEnd"/>
+      <w:r>
+        <w:t>:</w:t>
+      </w:r>
+    </w:p>
+    <w:p>
+      <w:pPr>
+        <w:spacing w:after="0"/>
+        <w:rPr>
+          <w:b/>
+          <w:bCs/>
+        </w:rPr>
+      </w:pPr>
+      <w:r>
+        <w:rPr>
+          <w:b/>
+          <w:bCs/>
+        </w:rPr>
+        <w:t>Ques</w:t>
+      </w:r>
+      <w:r>
+        <w:rPr>
+          <w:b/>
+          <w:bCs/>
+        </w:rPr>
+        <w:t>1. Explain the complete lifecycle of Spring Boot application from startup to handling HTTP request.</w:t>
+      </w:r>
+    </w:p>
+    <w:p>
+      <w:pPr>
+        <w:spacing w:after="0"/>
+      </w:pPr>
+      <w:r>
+        <w:t>1. Application Startup</w:t>
+      </w:r>
+    </w:p>
+    <w:p>
+      <w:pPr>
+        <w:numPr>
+          <w:ilvl w:val="0"/>
+          <w:numId w:val="2"/>
+        </w:numPr>
+        <w:spacing w:after="0"/>
+      </w:pPr>
+      <w:r>
+        <w:t xml:space="preserve">The application starts from the </w:t>
+      </w:r>
+      <w:proofErr w:type="gramStart"/>
+      <w:r>
+        <w:t>main(</w:t>
+      </w:r>
+      <w:proofErr w:type="gramEnd"/>
+      <w:r>
+        <w:t>) method.</w:t>
+      </w:r>
+    </w:p>
+    <w:p>
+      <w:pPr>
+        <w:numPr>
+          <w:ilvl w:val="0"/>
+          <w:numId w:val="2"/>
+        </w:numPr>
+        <w:spacing w:after="0"/>
+      </w:pPr>
+      <w:proofErr w:type="spellStart"/>
+      <w:proofErr w:type="gramStart"/>
+      <w:r>
+        <w:t>SpringApplication.run</w:t>
+      </w:r>
+      <w:proofErr w:type="spellEnd"/>
+      <w:r>
+        <w:t>(</w:t>
+      </w:r>
+      <w:proofErr w:type="gramEnd"/>
+      <w:r>
+        <w:t>) starts the Spring Boot application.</w:t>
+      </w:r>
+    </w:p>
+    <w:p>
+      <w:pPr>
+        <w:numPr>
+          <w:ilvl w:val="0"/>
+          <w:numId w:val="2"/>
+        </w:numPr>
+        <w:spacing w:after="0"/>
+      </w:pPr>
+      <w:r>
+        <w:t>Spring creates and configures the Spring container (</w:t>
+      </w:r>
+      <w:proofErr w:type="spellStart"/>
+      <w:r>
+        <w:t>ApplicationContext</w:t>
+      </w:r>
+      <w:proofErr w:type="spellEnd"/>
+      <w:r>
+        <w:t>).</w:t>
+      </w:r>
+    </w:p>
+    <w:p>
+      <w:pPr>
+        <w:numPr>
+          <w:ilvl w:val="0"/>
+          <w:numId w:val="2"/>
+        </w:numPr>
+        <w:spacing w:after="0"/>
+      </w:pPr>
+      <w:r>
+        <w:t>It scans components like @Controller, @Service, and @Repository, creates their beans, and injects dependencies.</w:t>
+      </w:r>
+    </w:p>
+    <w:p>
+      <w:pPr>
+        <w:numPr>
+          <w:ilvl w:val="0"/>
+          <w:numId w:val="2"/>
+        </w:numPr>
+        <w:spacing w:after="0"/>
+      </w:pPr>
+      <w:r>
+        <w:t>The embedded server, such as Tomcat, starts and listens on a port, usually 8080.</w:t>
+      </w:r>
+    </w:p>
+    <w:p>
+      <w:pPr>
+        <w:spacing w:after="0"/>
+      </w:pPr>
+      <w:r>
+        <w:t>2. Handling an HTTP Request</w:t>
+      </w:r>
+    </w:p>
+    <w:p>
+      <w:pPr>
+        <w:numPr>
+          <w:ilvl w:val="0"/>
+          <w:numId w:val="3"/>
+        </w:numPr>
+        <w:spacing w:after="0"/>
+      </w:pPr>
+      <w:r>
+        <w:t>The client sends an HTTP request.</w:t>
+      </w:r>
+    </w:p>
+    <w:p>
+      <w:pPr>
+        <w:numPr>
+          <w:ilvl w:val="0"/>
+          <w:numId w:val="3"/>
+        </w:numPr>
+        <w:spacing w:after="0"/>
+      </w:pPr>
+      <w:r>
+        <w:t xml:space="preserve">Tomcat receives the request and passes it to Spring MVC's </w:t>
+      </w:r>
+      <w:proofErr w:type="spellStart"/>
+      <w:r>
+        <w:t>DispatcherServlet</w:t>
+      </w:r>
+      <w:proofErr w:type="spellEnd"/>
+      <w:r>
+        <w:t>.</w:t>
+      </w:r>
+    </w:p>
+    <w:p>
+      <w:pPr>
+        <w:numPr>
+          <w:ilvl w:val="0"/>
+          <w:numId w:val="3"/>
+        </w:numPr>
+        <w:spacing w:after="0"/>
+      </w:pPr>
+      <w:proofErr w:type="spellStart"/>
+      <w:r>
+        <w:t>DispatcherServlet</w:t>
+      </w:r>
+      <w:proofErr w:type="spellEnd"/>
+      <w:r>
+        <w:t xml:space="preserve"> finds the appropriate controller method using the request mapping.</w:t>
+      </w:r>
+    </w:p>
+    <w:p>
+      <w:pPr>
+        <w:numPr>
+          <w:ilvl w:val="0"/>
+          <w:numId w:val="3"/>
+        </w:numPr>
+        <w:spacing w:after="0"/>
+      </w:pPr>
+      <w:r>
+        <w:t>The controller calls the service, and the service calls the repository if database access is needed.</w:t>
+      </w:r>
+    </w:p>
+    <w:p>
+      <w:pPr>
+        <w:numPr>
+          <w:ilvl w:val="0"/>
+          <w:numId w:val="3"/>
+        </w:numPr>
+        <w:spacing w:after="0"/>
+      </w:pPr>
+      <w:r>
+        <w:t>The repository interacts with the database and returns the result.</w:t>
+      </w:r>
+    </w:p>
+    <w:p>
+      <w:pPr>
+        <w:numPr>
+          <w:ilvl w:val="0"/>
+          <w:numId w:val="3"/>
+        </w:numPr>
+        <w:spacing w:after="0"/>
+      </w:pPr>
+      <w:r>
+        <w:t>The result travels back through the service and controller.</w:t>
+      </w:r>
+    </w:p>
+    <w:p>
+      <w:pPr>
+        <w:numPr>
+          <w:ilvl w:val="0"/>
+          <w:numId w:val="3"/>
+        </w:numPr>
+        <w:spacing w:after="0"/>
+      </w:pPr>
+      <w:r>
+        <w:t>Spring converts the response into JSON (usually through Jackson) and sends it back to the client.</w:t>
+      </w:r>
+    </w:p>
+    <w:p>
+      <w:pPr>
+        <w:spacing w:after="0"/>
+      </w:pPr>
+      <w:r>
+        <w:t>Flow to remember:</w:t>
+      </w:r>
+    </w:p>
+    <w:p>
+      <w:pPr>
+        <w:spacing w:after="0"/>
+        <w:rPr>
+          <w:rFonts w:ascii="Consolas" w:hAnsi="Consolas"/>
+          <w:sz w:val="16"/>
+          <w:szCs w:val="16"/>
+        </w:rPr>
+      </w:pPr>
+      <w:proofErr w:type="gramStart"/>
+      <w:r>
+        <w:rPr>
+          <w:rFonts w:ascii="Consolas" w:hAnsi="Consolas"/>
+          <w:sz w:val="16"/>
+          <w:szCs w:val="16"/>
+        </w:rPr>
+        <w:t>main(</w:t>
+      </w:r>
+      <w:proofErr w:type="gramEnd"/>
+      <w:r>
+        <w:rPr>
+          <w:rFonts w:ascii="Consolas" w:hAnsi="Consolas"/>
+          <w:sz w:val="16"/>
+          <w:szCs w:val="16"/>
+        </w:rPr>
+        <w:t xml:space="preserve">) → </w:t>
+      </w:r>
+      <w:proofErr w:type="spellStart"/>
+      <w:proofErr w:type="gramStart"/>
+      <w:r>
+        <w:rPr>
+          <w:rFonts w:ascii="Consolas" w:hAnsi="Consolas"/>
+          <w:sz w:val="16"/>
+          <w:szCs w:val="16"/>
+        </w:rPr>
+        <w:t>SpringApplication.run</w:t>
+      </w:r>
+      <w:proofErr w:type="spellEnd"/>
+      <w:r>
+        <w:rPr>
+          <w:rFonts w:ascii="Consolas" w:hAnsi="Consolas"/>
+          <w:sz w:val="16"/>
+          <w:szCs w:val="16"/>
+        </w:rPr>
+        <w:t>(</w:t>
+      </w:r>
+      <w:proofErr w:type="gramEnd"/>
+      <w:r>
+        <w:rPr>
+          <w:rFonts w:ascii="Consolas" w:hAnsi="Consolas"/>
+          <w:sz w:val="16"/>
+          <w:szCs w:val="16"/>
+        </w:rPr>
+        <w:t xml:space="preserve">) → </w:t>
+      </w:r>
+      <w:proofErr w:type="spellStart"/>
+      <w:r>
+        <w:rPr>
+          <w:rFonts w:ascii="Consolas" w:hAnsi="Consolas"/>
+          <w:sz w:val="16"/>
+          <w:szCs w:val="16"/>
+        </w:rPr>
+        <w:t>ApplicationContext</w:t>
+      </w:r>
+      <w:proofErr w:type="spellEnd"/>
+      <w:r>
+        <w:rPr>
+          <w:rFonts w:ascii="Consolas" w:hAnsi="Consolas"/>
+          <w:sz w:val="16"/>
+          <w:szCs w:val="16"/>
+        </w:rPr>
+        <w:t xml:space="preserve"> → Beans created → Tomcat starts</w:t>
+      </w:r>
+    </w:p>
+    <w:p>
+      <w:pPr>
+        <w:spacing w:after="0"/>
+        <w:rPr>
+          <w:rFonts w:ascii="Consolas" w:hAnsi="Consolas"/>
+          <w:sz w:val="16"/>
+          <w:szCs w:val="16"/>
+        </w:rPr>
+      </w:pPr>
+      <w:r>
+        <w:rPr>
+          <w:rFonts w:ascii="Consolas" w:hAnsi="Consolas"/>
+          <w:sz w:val="16"/>
+          <w:szCs w:val="16"/>
+        </w:rPr>
+        <w:t xml:space="preserve">HTTP Request → Tomcat → </w:t>
+      </w:r>
+      <w:proofErr w:type="spellStart"/>
+      <w:r>
+        <w:rPr>
+          <w:rFonts w:ascii="Consolas" w:hAnsi="Consolas"/>
+          <w:sz w:val="16"/>
+          <w:szCs w:val="16"/>
+        </w:rPr>
+        <w:t>DispatcherServlet</w:t>
+      </w:r>
+      <w:proofErr w:type="spellEnd"/>
+      <w:r>
+        <w:rPr>
+          <w:rFonts w:ascii="Consolas" w:hAnsi="Consolas"/>
+          <w:sz w:val="16"/>
+          <w:szCs w:val="16"/>
+        </w:rPr>
+        <w:t xml:space="preserve"> → Controller → Service → Repository → Database</w:t>
+      </w:r>
+    </w:p>
+    <w:p>
+      <w:pPr>
+        <w:spacing w:after="0"/>
+        <w:rPr>
+          <w:rFonts w:ascii="Consolas" w:hAnsi="Consolas"/>
+          <w:sz w:val="16"/>
+          <w:szCs w:val="16"/>
+        </w:rPr>
+      </w:pPr>
+      <w:r>
+        <w:rPr>
+          <w:rFonts w:ascii="Consolas" w:hAnsi="Consolas"/>
+          <w:sz w:val="16"/>
+          <w:szCs w:val="16"/>
+        </w:rPr>
+        <w:t>Response ← Controller ← Service ← Repository ← Database</w:t>
+      </w:r>
+    </w:p>
+    <w:p>
+      <w:pPr>
+        <w:spacing w:after="0"/>
+      </w:pPr>
+      <w:r>
+        <w:t xml:space="preserve">Important interview point: </w:t>
+      </w:r>
+      <w:proofErr w:type="spellStart"/>
+      <w:r>
+        <w:t>DispatcherServlet</w:t>
+      </w:r>
+      <w:proofErr w:type="spellEnd"/>
+      <w:r>
+        <w:t xml:space="preserve"> is the front controller of Spring MVC. It receives incoming requests and routes them to the appropriate controller.</w:t>
+      </w:r>
+    </w:p>
+    <w:p>
+      <w:pPr>
+        <w:spacing w:after="0"/>
+      </w:pPr>
+      <w:r>
+        <w:rPr>
+          <w:b/>
+          <w:bCs/>
+        </w:rPr>
+        <w:t>Ques</w:t>
+      </w:r>
+      <w:proofErr w:type="gramStart"/>
+      <w:r>
+        <w:rPr>
+          <w:b/>
+          <w:bCs/>
+        </w:rPr>
+        <w:t>2 :</w:t>
+      </w:r>
+      <w:proofErr w:type="gramEnd"/>
+      <w:r>
+        <w:rPr>
+          <w:b/>
+          <w:bCs/>
+        </w:rPr>
+        <w:t xml:space="preserve"> </w:t>
+      </w:r>
+      <w:r>
+        <w:rPr>
+          <w:b/>
+          <w:bCs/>
+        </w:rPr>
+        <w:t>How Spring Boot auto-configuration work?</w:t>
+      </w:r>
+    </w:p>
+    <w:p>
+      <w:pPr>
+        <w:spacing w:after="0"/>
+      </w:pPr>
+      <w:r>
+        <w:t>Spring Boot auto-configuration automatically configures the application based on the dependencies available in the project and the configuration we provide.</w:t>
+      </w:r>
+    </w:p>
+    <w:p>
+      <w:pPr>
+        <w:spacing w:after="0"/>
+      </w:pPr>
+      <w:r>
+        <w:lastRenderedPageBreak/>
+        <w:t>For example, if we add the Spring Web dependency, Spring Boot automatically configures components needed to handle HTTP requests.</w:t>
+      </w:r>
+    </w:p>
+    <w:p>
+      <w:pPr>
+        <w:spacing w:after="0"/>
+      </w:pPr>
+      <w:r>
+        <w:t>How it works:</w:t>
+      </w:r>
+    </w:p>
+    <w:p>
+      <w:pPr>
+        <w:numPr>
+          <w:ilvl w:val="0"/>
+          <w:numId w:val="4"/>
+        </w:numPr>
+        <w:spacing w:after="0"/>
+      </w:pPr>
+      <w:r>
+        <w:t>@SpringBootApplication includes @EnableAutoConfiguration.</w:t>
+      </w:r>
+    </w:p>
+    <w:p>
+      <w:pPr>
+        <w:numPr>
+          <w:ilvl w:val="0"/>
+          <w:numId w:val="4"/>
+        </w:numPr>
+        <w:spacing w:after="0"/>
+      </w:pPr>
+      <w:r>
+        <w:t xml:space="preserve">Spring Boot checks which libraries are available on the </w:t>
+      </w:r>
+      <w:proofErr w:type="spellStart"/>
+      <w:r>
+        <w:t>classpath</w:t>
+      </w:r>
+      <w:proofErr w:type="spellEnd"/>
+      <w:r>
+        <w:t>.</w:t>
+      </w:r>
+    </w:p>
+    <w:p>
+      <w:pPr>
+        <w:numPr>
+          <w:ilvl w:val="0"/>
+          <w:numId w:val="4"/>
+        </w:numPr>
+        <w:spacing w:after="0"/>
+      </w:pPr>
+      <w:r>
+        <w:t>It checks conditions to decide which beans need to be created.</w:t>
+      </w:r>
+    </w:p>
+    <w:p>
+      <w:pPr>
+        <w:numPr>
+          <w:ilvl w:val="0"/>
+          <w:numId w:val="4"/>
+        </w:numPr>
+        <w:spacing w:after="0"/>
+      </w:pPr>
+      <w:r>
+        <w:t>It creates the required beans automatically, unless we have provided our own configuration that replaces them.</w:t>
+      </w:r>
+    </w:p>
+    <w:p>
+      <w:pPr>
+        <w:spacing w:after="0"/>
+      </w:pPr>
+      <w:r>
+        <w:t xml:space="preserve">Interview example: If Spring Boot detects Spring MVC on the </w:t>
+      </w:r>
+      <w:proofErr w:type="spellStart"/>
+      <w:r>
+        <w:t>classpath</w:t>
+      </w:r>
+      <w:proofErr w:type="spellEnd"/>
+      <w:r>
+        <w:t xml:space="preserve">, it can configure components such as </w:t>
+      </w:r>
+      <w:proofErr w:type="spellStart"/>
+      <w:r>
+        <w:t>DispatcherServlet</w:t>
+      </w:r>
+      <w:proofErr w:type="spellEnd"/>
+      <w:r>
+        <w:t>.</w:t>
+      </w:r>
+    </w:p>
+    <w:p>
+      <w:pPr>
+        <w:spacing w:after="0"/>
+      </w:pPr>
+      <w:r>
+        <w:t>In simple words: Spring Boot reduces manual configuration by setting up common components based on the dependencies and conditions in our application.</w:t>
+      </w:r>
+    </w:p>
+    <w:p>
+      <w:pPr>
+        <w:spacing w:after="0"/>
+      </w:pPr>
+    </w:p>
+    <w:p>
+      <w:pPr>
+        <w:spacing w:after="0"/>
+        <w:rPr>
+          <w:b/>
+          <w:bCs/>
+        </w:rPr>
+      </w:pPr>
+      <w:r>
+        <w:rPr>
+          <w:b/>
+          <w:bCs/>
+        </w:rPr>
+        <w:t xml:space="preserve">Ques3: </w:t>
+      </w:r>
+      <w:r>
+        <w:rPr>
+          <w:b/>
+          <w:bCs/>
+        </w:rPr>
+        <w:t>Explain the Spring Bean lifecycle.</w:t>
+      </w:r>
+    </w:p>
+    <w:p>
+      <w:pPr>
+        <w:spacing w:after="0"/>
+      </w:pPr>
+      <w:r>
+        <w:t>Spring Bean Lifecycle describes the steps a Spring bean goes through from creation to destruction.</w:t>
+      </w:r>
+    </w:p>
+    <w:p>
+      <w:pPr>
+        <w:numPr>
+          <w:ilvl w:val="0"/>
+          <w:numId w:val="5"/>
+        </w:numPr>
+        <w:spacing w:after="0"/>
+      </w:pPr>
+      <w:r>
+        <w:t>Instantiation: Spring creates the bean object.</w:t>
+      </w:r>
+    </w:p>
+    <w:p>
+      <w:pPr>
+        <w:numPr>
+          <w:ilvl w:val="0"/>
+          <w:numId w:val="5"/>
+        </w:numPr>
+        <w:spacing w:after="0"/>
+      </w:pPr>
+      <w:r>
+        <w:t>Dependency Injection: Spring injects the required dependencies.</w:t>
+      </w:r>
+    </w:p>
+    <w:p>
+      <w:pPr>
+        <w:numPr>
+          <w:ilvl w:val="0"/>
+          <w:numId w:val="5"/>
+        </w:numPr>
+        <w:spacing w:after="0"/>
+      </w:pPr>
+      <w:r>
+        <w:t>Initialization: Spring performs initialization callbacks, such as @PostConstruct.</w:t>
+      </w:r>
+    </w:p>
+    <w:p>
+      <w:pPr>
+        <w:numPr>
+          <w:ilvl w:val="0"/>
+          <w:numId w:val="5"/>
+        </w:numPr>
+        <w:spacing w:after="0"/>
+      </w:pPr>
+      <w:r>
+        <w:t>Ready to use: The bean is available for application use.</w:t>
+      </w:r>
+    </w:p>
+    <w:p>
+      <w:pPr>
+        <w:numPr>
+          <w:ilvl w:val="0"/>
+          <w:numId w:val="5"/>
+        </w:numPr>
+        <w:spacing w:after="0"/>
+      </w:pPr>
+      <w:r>
+        <w:t>Destruction: When the application context shuts down, Spring calls destruction callbacks, such as @PreDestroy.</w:t>
+      </w:r>
+    </w:p>
+    <w:p>
+      <w:pPr>
+        <w:spacing w:after="0"/>
+      </w:pPr>
+      <w:r>
+        <w:t>Example:</w:t>
+      </w:r>
+    </w:p>
+    <w:p>
+      <w:pPr>
+        <w:spacing w:after="0"/>
+        <w:rPr>
+          <w:rFonts w:ascii="Consolas" w:hAnsi="Consolas"/>
+          <w:sz w:val="16"/>
+          <w:szCs w:val="16"/>
+        </w:rPr>
+      </w:pPr>
+      <w:r>
+        <w:rPr>
+          <w:rFonts w:ascii="Consolas" w:hAnsi="Consolas"/>
+          <w:sz w:val="16"/>
+          <w:szCs w:val="16"/>
+        </w:rPr>
+        <w:t>@Component</w:t>
+      </w:r>
+    </w:p>
+    <w:p>
+      <w:pPr>
+        <w:spacing w:after="0"/>
+        <w:rPr>
+          <w:rFonts w:ascii="Consolas" w:hAnsi="Consolas"/>
+          <w:sz w:val="16"/>
+          <w:szCs w:val="16"/>
+        </w:rPr>
+      </w:pPr>
+      <w:r>
+        <w:rPr>
+          <w:rFonts w:ascii="Consolas" w:hAnsi="Consolas"/>
+          <w:sz w:val="16"/>
+          <w:szCs w:val="16"/>
+        </w:rPr>
+        <w:t xml:space="preserve">public class </w:t>
+      </w:r>
+      <w:proofErr w:type="spellStart"/>
+      <w:r>
+        <w:rPr>
+          <w:rFonts w:ascii="Consolas" w:hAnsi="Consolas"/>
+          <w:sz w:val="16"/>
+          <w:szCs w:val="16"/>
+        </w:rPr>
+        <w:t>PaymentService</w:t>
+      </w:r>
+      <w:proofErr w:type="spellEnd"/>
+      <w:r>
+        <w:rPr>
+          <w:rFonts w:ascii="Consolas" w:hAnsi="Consolas"/>
+          <w:sz w:val="16"/>
+          <w:szCs w:val="16"/>
+        </w:rPr>
+        <w:t xml:space="preserve"> {</w:t>
+      </w:r>
+    </w:p>
+    <w:p>
+      <w:pPr>
+        <w:spacing w:after="0"/>
+        <w:rPr>
+          <w:rFonts w:ascii="Consolas" w:hAnsi="Consolas"/>
+          <w:sz w:val="16"/>
+          <w:szCs w:val="16"/>
+        </w:rPr>
+      </w:pPr>
+    </w:p>
+    <w:p>
+      <w:pPr>
+        <w:spacing w:after="0"/>
+        <w:rPr>
+          <w:rFonts w:ascii="Consolas" w:hAnsi="Consolas"/>
+          <w:sz w:val="16"/>
+          <w:szCs w:val="16"/>
+        </w:rPr>
+      </w:pPr>
+      <w:r>
+        <w:rPr>
+          <w:rFonts w:ascii="Consolas" w:hAnsi="Consolas"/>
+          <w:sz w:val="16"/>
+          <w:szCs w:val="16"/>
+        </w:rPr>
+        <w:t xml:space="preserve">    @PostConstruct</w:t>
+      </w:r>
+    </w:p>
+    <w:p>
+      <w:pPr>
+        <w:spacing w:after="0"/>
+        <w:rPr>
+          <w:rFonts w:ascii="Consolas" w:hAnsi="Consolas"/>
+          <w:sz w:val="16"/>
+          <w:szCs w:val="16"/>
+        </w:rPr>
+      </w:pPr>
+      <w:r>
+        <w:rPr>
+          <w:rFonts w:ascii="Consolas" w:hAnsi="Consolas"/>
+          <w:sz w:val="16"/>
+          <w:szCs w:val="16"/>
+        </w:rPr>
+        <w:t xml:space="preserve">    public void </w:t>
+      </w:r>
+      <w:proofErr w:type="spellStart"/>
+      <w:proofErr w:type="gramStart"/>
+      <w:r>
+        <w:rPr>
+          <w:rFonts w:ascii="Consolas" w:hAnsi="Consolas"/>
+          <w:sz w:val="16"/>
+          <w:szCs w:val="16"/>
+        </w:rPr>
+        <w:t>init</w:t>
+      </w:r>
+      <w:proofErr w:type="spellEnd"/>
+      <w:r>
+        <w:rPr>
+          <w:rFonts w:ascii="Consolas" w:hAnsi="Consolas"/>
+          <w:sz w:val="16"/>
+          <w:szCs w:val="16"/>
+        </w:rPr>
+        <w:t>(</w:t>
+      </w:r>
+      <w:proofErr w:type="gramEnd"/>
+      <w:r>
+        <w:rPr>
+          <w:rFonts w:ascii="Consolas" w:hAnsi="Consolas"/>
+          <w:sz w:val="16"/>
+          <w:szCs w:val="16"/>
+        </w:rPr>
+        <w:t>) {</w:t>
+      </w:r>
+    </w:p>
+    <w:p>
+      <w:pPr>
+        <w:spacing w:after="0"/>
+        <w:rPr>
+          <w:rFonts w:ascii="Consolas" w:hAnsi="Consolas"/>
+          <w:sz w:val="16"/>
+          <w:szCs w:val="16"/>
+        </w:rPr>
+      </w:pPr>
+      <w:r>
+        <w:rPr>
+          <w:rFonts w:ascii="Consolas" w:hAnsi="Consolas"/>
+          <w:sz w:val="16"/>
+          <w:szCs w:val="16"/>
+        </w:rPr>
+        <w:t xml:space="preserve">        </w:t>
+      </w:r>
+      <w:proofErr w:type="spellStart"/>
+      <w:r>
+        <w:rPr>
+          <w:rFonts w:ascii="Consolas" w:hAnsi="Consolas"/>
+          <w:sz w:val="16"/>
+          <w:szCs w:val="16"/>
+        </w:rPr>
+        <w:t>System.out.println</w:t>
+      </w:r>
+      <w:proofErr w:type="spellEnd"/>
+      <w:r>
+        <w:rPr>
+          <w:rFonts w:ascii="Consolas" w:hAnsi="Consolas"/>
+          <w:sz w:val="16"/>
+          <w:szCs w:val="16"/>
+        </w:rPr>
+        <w:t>("Bean initialized");</w:t>
+      </w:r>
+    </w:p>
+    <w:p>
+      <w:pPr>
+        <w:spacing w:after="0"/>
+        <w:rPr>
+          <w:rFonts w:ascii="Consolas" w:hAnsi="Consolas"/>
+          <w:sz w:val="16"/>
+          <w:szCs w:val="16"/>
+        </w:rPr>
+      </w:pPr>
+      <w:r>
+        <w:rPr>
+          <w:rFonts w:ascii="Consolas" w:hAnsi="Consolas"/>
+          <w:sz w:val="16"/>
+          <w:szCs w:val="16"/>
+        </w:rPr>
+        <w:t xml:space="preserve">    }</w:t>
+      </w:r>
+    </w:p>
+    <w:p>
+      <w:pPr>
+        <w:spacing w:after="0"/>
+        <w:rPr>
+          <w:rFonts w:ascii="Consolas" w:hAnsi="Consolas"/>
+          <w:sz w:val="16"/>
+          <w:szCs w:val="16"/>
+        </w:rPr>
+      </w:pPr>
+    </w:p>
+    <w:p>
+      <w:pPr>
+        <w:spacing w:after="0"/>
+        <w:rPr>
+          <w:rFonts w:ascii="Consolas" w:hAnsi="Consolas"/>
+          <w:sz w:val="16"/>
+          <w:szCs w:val="16"/>
+        </w:rPr>
+      </w:pPr>
+      <w:r>
+        <w:rPr>
+          <w:rFonts w:ascii="Consolas" w:hAnsi="Consolas"/>
+          <w:sz w:val="16"/>
+          <w:szCs w:val="16"/>
+        </w:rPr>
+        <w:t xml:space="preserve">    @PreDestroy</w:t>
+      </w:r>
+    </w:p>
+    <w:p>
+      <w:pPr>
+        <w:spacing w:after="0"/>
+        <w:rPr>
+          <w:rFonts w:ascii="Consolas" w:hAnsi="Consolas"/>
+          <w:sz w:val="16"/>
+          <w:szCs w:val="16"/>
+        </w:rPr>
+      </w:pPr>
+      <w:r>
+        <w:rPr>
+          <w:rFonts w:ascii="Consolas" w:hAnsi="Consolas"/>
+          <w:sz w:val="16"/>
+          <w:szCs w:val="16"/>
+        </w:rPr>
+        <w:t xml:space="preserve">    public void </w:t>
+      </w:r>
+      <w:proofErr w:type="gramStart"/>
+      <w:r>
+        <w:rPr>
+          <w:rFonts w:ascii="Consolas" w:hAnsi="Consolas"/>
+          <w:sz w:val="16"/>
+          <w:szCs w:val="16"/>
+        </w:rPr>
+        <w:t>destroy(</w:t>
+      </w:r>
+      <w:proofErr w:type="gramEnd"/>
+      <w:r>
+        <w:rPr>
+          <w:rFonts w:ascii="Consolas" w:hAnsi="Consolas"/>
+          <w:sz w:val="16"/>
+          <w:szCs w:val="16"/>
+        </w:rPr>
+        <w:t>) {</w:t>
+      </w:r>
+    </w:p>
+    <w:p>
+      <w:pPr>
+        <w:spacing w:after="0"/>
+        <w:rPr>
+          <w:rFonts w:ascii="Consolas" w:hAnsi="Consolas"/>
+          <w:sz w:val="16"/>
+          <w:szCs w:val="16"/>
+        </w:rPr>
+      </w:pPr>
+      <w:r>
+        <w:rPr>
+          <w:rFonts w:ascii="Consolas" w:hAnsi="Consolas"/>
+          <w:sz w:val="16"/>
+          <w:szCs w:val="16"/>
+        </w:rPr>
+        <w:t xml:space="preserve">        </w:t>
+      </w:r>
+      <w:proofErr w:type="spellStart"/>
+      <w:r>
+        <w:rPr>
+          <w:rFonts w:ascii="Consolas" w:hAnsi="Consolas"/>
+          <w:sz w:val="16"/>
+          <w:szCs w:val="16"/>
+        </w:rPr>
+        <w:t>System.out.println</w:t>
+      </w:r>
+      <w:proofErr w:type="spellEnd"/>
+      <w:r>
+        <w:rPr>
+          <w:rFonts w:ascii="Consolas" w:hAnsi="Consolas"/>
+          <w:sz w:val="16"/>
+          <w:szCs w:val="16"/>
+        </w:rPr>
+        <w:t>("Bean destroyed");</w:t>
+      </w:r>
+    </w:p>
+    <w:p>
+      <w:pPr>
+        <w:spacing w:after="0"/>
+        <w:rPr>
+          <w:rFonts w:ascii="Consolas" w:hAnsi="Consolas"/>
+          <w:sz w:val="16"/>
+          <w:szCs w:val="16"/>
+        </w:rPr>
+      </w:pPr>
+      <w:r>
+        <w:rPr>
+          <w:rFonts w:ascii="Consolas" w:hAnsi="Consolas"/>
+          <w:sz w:val="16"/>
+          <w:szCs w:val="16"/>
+        </w:rPr>
+        <w:t xml:space="preserve">    }</w:t>
+      </w:r>
+    </w:p>
+    <w:p>
+      <w:pPr>
+        <w:spacing w:after="0"/>
+        <w:rPr>
+          <w:rFonts w:ascii="Consolas" w:hAnsi="Consolas"/>
+          <w:sz w:val="16"/>
+          <w:szCs w:val="16"/>
+        </w:rPr>
+      </w:pPr>
+      <w:r>
+        <w:rPr>
+          <w:rFonts w:ascii="Consolas" w:hAnsi="Consolas"/>
+          <w:sz w:val="16"/>
+          <w:szCs w:val="16"/>
+        </w:rPr>
+        <w:t>}</w:t>
+      </w:r>
+    </w:p>
+    <w:p>
+      <w:pPr>
+        <w:spacing w:after="0"/>
+      </w:pPr>
+      <w:r>
+        <w:t>Interview point: @PostConstruct runs after dependency injection, and @PreDestroy runs before the bean is destroyed.</w:t>
+      </w:r>
+    </w:p>
+    <w:p>
+      <w:pPr>
+        <w:spacing w:after="0"/>
+      </w:pPr>
+      <w:r>
+        <w:t>Note: Destruction callbacks generally apply to Spring-managed singleton beans when the application context shuts down.</w:t>
+      </w:r>
+    </w:p>
+    <w:p>
+      <w:pPr>
+        <w:spacing w:after="0"/>
+      </w:pPr>
+    </w:p>
+    <w:p>
+      <w:pPr>
+        <w:spacing w:after="0"/>
+        <w:rPr>
+          <w:b/>
+          <w:bCs/>
+        </w:rPr>
+      </w:pPr>
+      <w:proofErr w:type="spellStart"/>
+      <w:r>
+        <w:rPr>
+          <w:b/>
+          <w:bCs/>
+        </w:rPr>
+        <w:t>Ques</w:t>
+      </w:r>
+      <w:proofErr w:type="spellEnd"/>
+      <w:r>
+        <w:rPr>
+          <w:b/>
+          <w:bCs/>
+        </w:rPr>
+        <w:t xml:space="preserve"> 4: </w:t>
+      </w:r>
+      <w:r>
+        <w:rPr>
+          <w:b/>
+          <w:bCs/>
+        </w:rPr>
+        <w:t>@Controller vs @RestController</w:t>
+      </w:r>
+    </w:p>
+    <w:p>
+      <w:pPr>
+        <w:spacing w:after="0"/>
+      </w:pPr>
+      <w:r>
+        <w:t xml:space="preserve"> @Controller: Usually used to return a view, such as an HTML page.</w:t>
+      </w:r>
+    </w:p>
+    <w:p>
+      <w:pPr>
+        <w:spacing w:after="0"/>
+      </w:pPr>
+      <w:r>
+        <w:t xml:space="preserve"> @RestController: Used to build REST APIs that return data, usually JSON.</w:t>
+      </w:r>
+    </w:p>
+    <w:p>
+      <w:pPr>
+        <w:spacing w:after="0"/>
+        <w:rPr>
+          <w:rFonts w:ascii="Consolas" w:hAnsi="Consolas"/>
+          <w:sz w:val="16"/>
+          <w:szCs w:val="16"/>
+        </w:rPr>
+      </w:pPr>
+      <w:r>
+        <w:rPr>
+          <w:rFonts w:ascii="Consolas" w:hAnsi="Consolas"/>
+          <w:sz w:val="16"/>
+          <w:szCs w:val="16"/>
+        </w:rPr>
+        <w:t>@Controller</w:t>
+      </w:r>
+    </w:p>
+    <w:p>
+      <w:pPr>
+        <w:spacing w:after="0"/>
+        <w:rPr>
+          <w:rFonts w:ascii="Consolas" w:hAnsi="Consolas"/>
+          <w:sz w:val="16"/>
+          <w:szCs w:val="16"/>
+        </w:rPr>
+      </w:pPr>
+      <w:r>
+        <w:rPr>
+          <w:rFonts w:ascii="Consolas" w:hAnsi="Consolas"/>
+          <w:sz w:val="16"/>
+          <w:szCs w:val="16"/>
+        </w:rPr>
+        <w:t xml:space="preserve">public class </w:t>
+      </w:r>
+      <w:proofErr w:type="spellStart"/>
+      <w:r>
+        <w:rPr>
+          <w:rFonts w:ascii="Consolas" w:hAnsi="Consolas"/>
+          <w:sz w:val="16"/>
+          <w:szCs w:val="16"/>
+        </w:rPr>
+        <w:t>MyController</w:t>
+      </w:r>
+      <w:proofErr w:type="spellEnd"/>
+      <w:r>
+        <w:rPr>
+          <w:rFonts w:ascii="Consolas" w:hAnsi="Consolas"/>
+          <w:sz w:val="16"/>
+          <w:szCs w:val="16"/>
+        </w:rPr>
+        <w:t xml:space="preserve"> {</w:t>
+      </w:r>
+    </w:p>
+    <w:p>
+      <w:pPr>
+        <w:spacing w:after="0"/>
+        <w:rPr>
+          <w:rFonts w:ascii="Consolas" w:hAnsi="Consolas"/>
+          <w:sz w:val="16"/>
+          <w:szCs w:val="16"/>
+        </w:rPr>
+      </w:pPr>
+      <w:r>
+        <w:rPr>
+          <w:rFonts w:ascii="Consolas" w:hAnsi="Consolas"/>
+          <w:sz w:val="16"/>
+          <w:szCs w:val="16"/>
+        </w:rPr>
+        <w:t xml:space="preserve">    @GetMapping("/home")</w:t>
+      </w:r>
+    </w:p>
+    <w:p>
+      <w:pPr>
+        <w:spacing w:after="0"/>
+        <w:rPr>
+          <w:rFonts w:ascii="Consolas" w:hAnsi="Consolas"/>
+          <w:sz w:val="16"/>
+          <w:szCs w:val="16"/>
+        </w:rPr>
+      </w:pPr>
+      <w:r>
+        <w:rPr>
+          <w:rFonts w:ascii="Consolas" w:hAnsi="Consolas"/>
+          <w:sz w:val="16"/>
+          <w:szCs w:val="16"/>
+        </w:rPr>
+        <w:t xml:space="preserve">    public String </w:t>
+      </w:r>
+      <w:proofErr w:type="gramStart"/>
+      <w:r>
+        <w:rPr>
+          <w:rFonts w:ascii="Consolas" w:hAnsi="Consolas"/>
+          <w:sz w:val="16"/>
+          <w:szCs w:val="16"/>
+        </w:rPr>
+        <w:t>home(</w:t>
+      </w:r>
+      <w:proofErr w:type="gramEnd"/>
+      <w:r>
+        <w:rPr>
+          <w:rFonts w:ascii="Consolas" w:hAnsi="Consolas"/>
+          <w:sz w:val="16"/>
+          <w:szCs w:val="16"/>
+        </w:rPr>
+        <w:t>) {</w:t>
+      </w:r>
+    </w:p>
+    <w:p>
+      <w:pPr>
+        <w:spacing w:after="0"/>
+        <w:rPr>
+          <w:rFonts w:ascii="Consolas" w:hAnsi="Consolas"/>
+          <w:sz w:val="16"/>
+          <w:szCs w:val="16"/>
+        </w:rPr>
+      </w:pPr>
+      <w:r>
+        <w:rPr>
+          <w:rFonts w:ascii="Consolas" w:hAnsi="Consolas"/>
+          <w:sz w:val="16"/>
+          <w:szCs w:val="16"/>
+        </w:rPr>
+        <w:t xml:space="preserve">        return "home"; // Returns a view named "home"</w:t>
+      </w:r>
+    </w:p>
+    <w:p>
+      <w:pPr>
+        <w:spacing w:after="0"/>
+        <w:rPr>
+          <w:rFonts w:ascii="Consolas" w:hAnsi="Consolas"/>
+          <w:sz w:val="16"/>
+          <w:szCs w:val="16"/>
+        </w:rPr>
+      </w:pPr>
+      <w:r>
+        <w:rPr>
+          <w:rFonts w:ascii="Consolas" w:hAnsi="Consolas"/>
+          <w:sz w:val="16"/>
+          <w:szCs w:val="16"/>
+        </w:rPr>
+        <w:t xml:space="preserve">    }</w:t>
+      </w:r>
+    </w:p>
+    <w:p>
+      <w:pPr>
+        <w:spacing w:after="0"/>
+        <w:rPr>
+          <w:rFonts w:ascii="Consolas" w:hAnsi="Consolas"/>
+          <w:sz w:val="16"/>
+          <w:szCs w:val="16"/>
+        </w:rPr>
+      </w:pPr>
+      <w:r>
+        <w:rPr>
+          <w:rFonts w:ascii="Consolas" w:hAnsi="Consolas"/>
+          <w:sz w:val="16"/>
+          <w:szCs w:val="16"/>
+        </w:rPr>
+        <w:t>}</w:t>
+      </w:r>
+    </w:p>
+    <w:p>
+      <w:pPr>
+        <w:spacing w:after="0"/>
+        <w:rPr>
+          <w:rFonts w:ascii="Consolas" w:hAnsi="Consolas"/>
+          <w:sz w:val="16"/>
+          <w:szCs w:val="16"/>
+        </w:rPr>
+      </w:pPr>
+    </w:p>
+    <w:p>
+      <w:pPr>
+        <w:spacing w:after="0"/>
+        <w:rPr>
+          <w:rFonts w:ascii="Consolas" w:hAnsi="Consolas"/>
+          <w:sz w:val="16"/>
+          <w:szCs w:val="16"/>
+        </w:rPr>
+      </w:pPr>
+      <w:r>
+        <w:rPr>
+          <w:rFonts w:ascii="Consolas" w:hAnsi="Consolas"/>
+          <w:sz w:val="16"/>
+          <w:szCs w:val="16"/>
+        </w:rPr>
+        <w:t>@RestController</w:t>
+      </w:r>
+    </w:p>
+    <w:p>
+      <w:pPr>
+        <w:spacing w:after="0"/>
+        <w:rPr>
+          <w:rFonts w:ascii="Consolas" w:hAnsi="Consolas"/>
+          <w:sz w:val="16"/>
+          <w:szCs w:val="16"/>
+        </w:rPr>
+      </w:pPr>
+      <w:r>
+        <w:rPr>
+          <w:rFonts w:ascii="Consolas" w:hAnsi="Consolas"/>
+          <w:sz w:val="16"/>
+          <w:szCs w:val="16"/>
+        </w:rPr>
+        <w:t xml:space="preserve">public class </w:t>
+      </w:r>
+      <w:proofErr w:type="spellStart"/>
+      <w:r>
+        <w:rPr>
+          <w:rFonts w:ascii="Consolas" w:hAnsi="Consolas"/>
+          <w:sz w:val="16"/>
+          <w:szCs w:val="16"/>
+        </w:rPr>
+        <w:t>MyRestController</w:t>
+      </w:r>
+      <w:proofErr w:type="spellEnd"/>
+      <w:r>
+        <w:rPr>
+          <w:rFonts w:ascii="Consolas" w:hAnsi="Consolas"/>
+          <w:sz w:val="16"/>
+          <w:szCs w:val="16"/>
+        </w:rPr>
+        <w:t xml:space="preserve"> {</w:t>
+      </w:r>
+    </w:p>
+    <w:p>
+      <w:pPr>
+        <w:spacing w:after="0"/>
+        <w:rPr>
+          <w:rFonts w:ascii="Consolas" w:hAnsi="Consolas"/>
+          <w:sz w:val="16"/>
+          <w:szCs w:val="16"/>
+        </w:rPr>
+      </w:pPr>
+      <w:r>
+        <w:rPr>
+          <w:rFonts w:ascii="Consolas" w:hAnsi="Consolas"/>
+          <w:sz w:val="16"/>
+          <w:szCs w:val="16"/>
+        </w:rPr>
+        <w:t xml:space="preserve">    @GetMapping("/users")</w:t>
+      </w:r>
+    </w:p>
+    <w:p>
+      <w:pPr>
+        <w:spacing w:after="0"/>
+        <w:rPr>
+          <w:rFonts w:ascii="Consolas" w:hAnsi="Consolas"/>
+          <w:sz w:val="16"/>
+          <w:szCs w:val="16"/>
+        </w:rPr>
+      </w:pPr>
+      <w:r>
+        <w:rPr>
+          <w:rFonts w:ascii="Consolas" w:hAnsi="Consolas"/>
+          <w:sz w:val="16"/>
+          <w:szCs w:val="16"/>
+        </w:rPr>
+        <w:t xml:space="preserve">    public String </w:t>
+      </w:r>
+      <w:proofErr w:type="gramStart"/>
+      <w:r>
+        <w:rPr>
+          <w:rFonts w:ascii="Consolas" w:hAnsi="Consolas"/>
+          <w:sz w:val="16"/>
+          <w:szCs w:val="16"/>
+        </w:rPr>
+        <w:t>users(</w:t>
+      </w:r>
+      <w:proofErr w:type="gramEnd"/>
+      <w:r>
+        <w:rPr>
+          <w:rFonts w:ascii="Consolas" w:hAnsi="Consolas"/>
+          <w:sz w:val="16"/>
+          <w:szCs w:val="16"/>
+        </w:rPr>
+        <w:t>) {</w:t>
+      </w:r>
+    </w:p>
+    <w:p>
+      <w:pPr>
+        <w:spacing w:after="0"/>
+        <w:rPr>
+          <w:rFonts w:ascii="Consolas" w:hAnsi="Consolas"/>
+          <w:sz w:val="16"/>
+          <w:szCs w:val="16"/>
+        </w:rPr>
+      </w:pPr>
+      <w:r>
+        <w:rPr>
+          <w:rFonts w:ascii="Consolas" w:hAnsi="Consolas"/>
+          <w:sz w:val="16"/>
+          <w:szCs w:val="16"/>
+        </w:rPr>
+        <w:t xml:space="preserve">        return "Hello"; // Returns "Hello" in the HTTP response body</w:t>
+      </w:r>
+    </w:p>
+    <w:p>
+      <w:pPr>
+        <w:spacing w:after="0"/>
+        <w:rPr>
+          <w:rFonts w:ascii="Consolas" w:hAnsi="Consolas"/>
+          <w:sz w:val="16"/>
+          <w:szCs w:val="16"/>
+        </w:rPr>
+      </w:pPr>
+      <w:r>
+        <w:rPr>
+          <w:rFonts w:ascii="Consolas" w:hAnsi="Consolas"/>
+          <w:sz w:val="16"/>
+          <w:szCs w:val="16"/>
+        </w:rPr>
+        <w:t xml:space="preserve">    }</w:t>
+      </w:r>
+    </w:p>
+    <w:p>
+      <w:pPr>
+        <w:spacing w:after="0"/>
+        <w:rPr>
+          <w:rFonts w:ascii="Consolas" w:hAnsi="Consolas"/>
+          <w:sz w:val="16"/>
+          <w:szCs w:val="16"/>
+        </w:rPr>
+      </w:pPr>
+      <w:r>
+        <w:rPr>
+          <w:rFonts w:ascii="Consolas" w:hAnsi="Consolas"/>
+          <w:sz w:val="16"/>
+          <w:szCs w:val="16"/>
+        </w:rPr>
+        <w:t>}</w:t>
+      </w:r>
+    </w:p>
+    <w:p>
+      <w:pPr>
+        <w:spacing w:after="0"/>
+        <w:rPr>
+          <w:b/>
+          <w:bCs/>
+        </w:rPr>
+      </w:pPr>
+      <w:proofErr w:type="spellStart"/>
+      <w:r>
+        <w:rPr>
+          <w:b/>
+          <w:bCs/>
+        </w:rPr>
+        <w:t>Ques</w:t>
+      </w:r>
+      <w:proofErr w:type="spellEnd"/>
+      <w:r>
+        <w:rPr>
+          <w:b/>
+          <w:bCs/>
+        </w:rPr>
+        <w:t xml:space="preserve"> 5: </w:t>
+      </w:r>
+      <w:r>
+        <w:rPr>
+          <w:b/>
+          <w:bCs/>
+        </w:rPr>
+        <w:t>Why is constructor injection generally preferred over field injection?</w:t>
+      </w:r>
+    </w:p>
+    <w:p>
+      <w:pPr>
+        <w:spacing w:after="0"/>
+      </w:pPr>
+      <w:r>
+        <w:t>Constructor injection is preferred over field injection for three main reasons:</w:t>
+      </w:r>
+    </w:p>
+    <w:p>
+      <w:pPr>
+        <w:numPr>
+          <w:ilvl w:val="0"/>
+          <w:numId w:val="6"/>
+        </w:numPr>
+        <w:spacing w:after="0"/>
+      </w:pPr>
+      <w:r>
+        <w:t>Required dependencies: It ensures dependencies are provided when the object is created.</w:t>
+      </w:r>
+    </w:p>
+    <w:p>
+      <w:pPr>
+        <w:numPr>
+          <w:ilvl w:val="0"/>
+          <w:numId w:val="6"/>
+        </w:numPr>
+        <w:spacing w:after="0"/>
+      </w:pPr>
+      <w:r>
+        <w:t>Immutability: We can declare dependencies as final.</w:t>
+      </w:r>
+    </w:p>
+    <w:p>
+      <w:pPr>
+        <w:numPr>
+          <w:ilvl w:val="0"/>
+          <w:numId w:val="6"/>
+        </w:numPr>
+        <w:spacing w:after="0"/>
+      </w:pPr>
+      <w:r>
+        <w:t>Testability: We can easily create the class in unit tests by passing dependencies directly, without needing Spring.</w:t>
+      </w:r>
+    </w:p>
+    <w:p>
+      <w:pPr>
+        <w:spacing w:after="0"/>
+      </w:pPr>
+    </w:p>
+    <w:p>
+      <w:pPr>
+        <w:spacing w:after="0"/>
+      </w:pPr>
+      <w:r>
+        <w:t>Constructor injection makes dependencies explicit, helps prevent objects from being created without required dependencies, and makes testing easier.</w:t>
+      </w:r>
+    </w:p>
+    <w:p>
+      <w:pPr>
+        <w:spacing w:after="0"/>
+        <w:rPr>
+          <w:rFonts w:ascii="Consolas" w:hAnsi="Consolas"/>
+          <w:sz w:val="16"/>
+          <w:szCs w:val="16"/>
+        </w:rPr>
+      </w:pPr>
+      <w:r>
+        <w:rPr>
+          <w:rFonts w:ascii="Consolas" w:hAnsi="Consolas"/>
+          <w:sz w:val="16"/>
+          <w:szCs w:val="16"/>
+        </w:rPr>
+        <w:t>@Service</w:t>
+      </w:r>
+    </w:p>
+    <w:p>
+      <w:pPr>
+        <w:spacing w:after="0"/>
+        <w:rPr>
+          <w:rFonts w:ascii="Consolas" w:hAnsi="Consolas"/>
+          <w:sz w:val="16"/>
+          <w:szCs w:val="16"/>
+        </w:rPr>
+      </w:pPr>
+      <w:r>
+        <w:rPr>
+          <w:rFonts w:ascii="Consolas" w:hAnsi="Consolas"/>
+          <w:sz w:val="16"/>
+          <w:szCs w:val="16"/>
+        </w:rPr>
+        <w:t xml:space="preserve">public class </w:t>
+      </w:r>
+      <w:proofErr w:type="spellStart"/>
+      <w:r>
+        <w:rPr>
+          <w:rFonts w:ascii="Consolas" w:hAnsi="Consolas"/>
+          <w:sz w:val="16"/>
+          <w:szCs w:val="16"/>
+        </w:rPr>
+        <w:t>UserService</w:t>
+      </w:r>
+      <w:proofErr w:type="spellEnd"/>
+      <w:r>
+        <w:rPr>
+          <w:rFonts w:ascii="Consolas" w:hAnsi="Consolas"/>
+          <w:sz w:val="16"/>
+          <w:szCs w:val="16"/>
+        </w:rPr>
+        <w:t xml:space="preserve"> {</w:t>
+      </w:r>
+    </w:p>
+    <w:p>
+      <w:pPr>
+        <w:spacing w:after="0"/>
+        <w:rPr>
+          <w:rFonts w:ascii="Consolas" w:hAnsi="Consolas"/>
+          <w:sz w:val="16"/>
+          <w:szCs w:val="16"/>
+        </w:rPr>
+      </w:pPr>
+      <w:r>
+        <w:rPr>
+          <w:rFonts w:ascii="Consolas" w:hAnsi="Consolas"/>
+          <w:sz w:val="16"/>
+          <w:szCs w:val="16"/>
+        </w:rPr>
+        <w:t xml:space="preserve">    private final </w:t>
+      </w:r>
+      <w:proofErr w:type="spellStart"/>
+      <w:r>
+        <w:rPr>
+          <w:rFonts w:ascii="Consolas" w:hAnsi="Consolas"/>
+          <w:sz w:val="16"/>
+          <w:szCs w:val="16"/>
+        </w:rPr>
+        <w:t>UserRepository</w:t>
+      </w:r>
+      <w:proofErr w:type="spellEnd"/>
+      <w:r>
+        <w:rPr>
+          <w:rFonts w:ascii="Consolas" w:hAnsi="Consolas"/>
+          <w:sz w:val="16"/>
+          <w:szCs w:val="16"/>
+        </w:rPr>
+        <w:t xml:space="preserve"> repository;</w:t>
+      </w:r>
+    </w:p>
+    <w:p>
+      <w:pPr>
+        <w:spacing w:after="0"/>
+        <w:rPr>
+          <w:rFonts w:ascii="Consolas" w:hAnsi="Consolas"/>
+          <w:sz w:val="16"/>
+          <w:szCs w:val="16"/>
+        </w:rPr>
+      </w:pPr>
+    </w:p>
+    <w:p>
+      <w:pPr>
+        <w:spacing w:after="0"/>
+        <w:rPr>
+          <w:rFonts w:ascii="Consolas" w:hAnsi="Consolas"/>
+          <w:sz w:val="16"/>
+          <w:szCs w:val="16"/>
+        </w:rPr>
+      </w:pPr>
+      <w:r>
+        <w:rPr>
+          <w:rFonts w:ascii="Consolas" w:hAnsi="Consolas"/>
+          <w:sz w:val="16"/>
+          <w:szCs w:val="16"/>
+        </w:rPr>
+        <w:t xml:space="preserve">    public </w:t>
+      </w:r>
+      <w:proofErr w:type="spellStart"/>
+      <w:proofErr w:type="gramStart"/>
+      <w:r>
+        <w:rPr>
+          <w:rFonts w:ascii="Consolas" w:hAnsi="Consolas"/>
+          <w:sz w:val="16"/>
+          <w:szCs w:val="16"/>
+        </w:rPr>
+        <w:t>UserService</w:t>
+      </w:r>
+      <w:proofErr w:type="spellEnd"/>
+      <w:r>
+        <w:rPr>
+          <w:rFonts w:ascii="Consolas" w:hAnsi="Consolas"/>
+          <w:sz w:val="16"/>
+          <w:szCs w:val="16"/>
+        </w:rPr>
+        <w:t>(</w:t>
+      </w:r>
+      <w:proofErr w:type="spellStart"/>
+      <w:proofErr w:type="gramEnd"/>
+      <w:r>
+        <w:rPr>
+          <w:rFonts w:ascii="Consolas" w:hAnsi="Consolas"/>
+          <w:sz w:val="16"/>
+          <w:szCs w:val="16"/>
+        </w:rPr>
+        <w:t>UserRepository</w:t>
+      </w:r>
+      <w:proofErr w:type="spellEnd"/>
+      <w:r>
+        <w:rPr>
+          <w:rFonts w:ascii="Consolas" w:hAnsi="Consolas"/>
+          <w:sz w:val="16"/>
+          <w:szCs w:val="16"/>
+        </w:rPr>
+        <w:t xml:space="preserve"> repository) {</w:t>
+      </w:r>
+    </w:p>
+    <w:p>
+      <w:pPr>
+        <w:spacing w:after="0"/>
+        <w:rPr>
+          <w:rFonts w:ascii="Consolas" w:hAnsi="Consolas"/>
+          <w:sz w:val="16"/>
+          <w:szCs w:val="16"/>
+        </w:rPr>
+      </w:pPr>
+      <w:r>
+        <w:rPr>
+          <w:rFonts w:ascii="Consolas" w:hAnsi="Consolas"/>
+          <w:sz w:val="16"/>
+          <w:szCs w:val="16"/>
+        </w:rPr>
+        <w:t xml:space="preserve">        </w:t>
+      </w:r>
+      <w:proofErr w:type="spellStart"/>
+      <w:proofErr w:type="gramStart"/>
+      <w:r>
+        <w:rPr>
+          <w:rFonts w:ascii="Consolas" w:hAnsi="Consolas"/>
+          <w:sz w:val="16"/>
+          <w:szCs w:val="16"/>
+        </w:rPr>
+        <w:t>this.repository</w:t>
+      </w:r>
+      <w:proofErr w:type="spellEnd"/>
+      <w:proofErr w:type="gramEnd"/>
+      <w:r>
+        <w:rPr>
+          <w:rFonts w:ascii="Consolas" w:hAnsi="Consolas"/>
+          <w:sz w:val="16"/>
+          <w:szCs w:val="16"/>
+        </w:rPr>
+        <w:t xml:space="preserve"> = repository;</w:t>
+      </w:r>
+    </w:p>
+    <w:p>
+      <w:pPr>
+        <w:spacing w:after="0"/>
+        <w:rPr>
+          <w:rFonts w:ascii="Consolas" w:hAnsi="Consolas"/>
+          <w:sz w:val="16"/>
+          <w:szCs w:val="16"/>
+        </w:rPr>
+      </w:pPr>
+      <w:r>
+        <w:rPr>
+          <w:rFonts w:ascii="Consolas" w:hAnsi="Consolas"/>
+          <w:sz w:val="16"/>
+          <w:szCs w:val="16"/>
+        </w:rPr>
+        <w:t xml:space="preserve">    }</w:t>
+      </w:r>
+    </w:p>
+    <w:p>
+      <w:pPr>
+        <w:spacing w:after="0"/>
+        <w:rPr>
+          <w:b/>
+          <w:bCs/>
+        </w:rPr>
+      </w:pPr>
+      <w:r>
+        <w:rPr>
+          <w:rFonts w:ascii="Consolas" w:hAnsi="Consolas"/>
+          <w:sz w:val="16"/>
+          <w:szCs w:val="16"/>
+        </w:rPr>
+        <w:t>}</w:t>
+      </w:r>
+      <w:r>
+        <w:br/>
+      </w:r>
+      <w:proofErr w:type="spellStart"/>
+      <w:r>
+        <w:rPr>
+          <w:b/>
+          <w:bCs/>
+        </w:rPr>
+        <w:t>Ques</w:t>
+      </w:r>
+      <w:proofErr w:type="spellEnd"/>
+      <w:r>
+        <w:rPr>
+          <w:b/>
+          <w:bCs/>
+        </w:rPr>
+        <w:t xml:space="preserve"> </w:t>
+      </w:r>
+      <w:proofErr w:type="gramStart"/>
+      <w:r>
+        <w:rPr>
+          <w:b/>
+          <w:bCs/>
+        </w:rPr>
+        <w:t>6 :</w:t>
+      </w:r>
+      <w:proofErr w:type="gramEnd"/>
+      <w:r>
+        <w:rPr>
+          <w:b/>
+          <w:bCs/>
+        </w:rPr>
+        <w:t xml:space="preserve"> </w:t>
+      </w:r>
+      <w:r>
+        <w:rPr>
+          <w:b/>
+          <w:bCs/>
+        </w:rPr>
+        <w:t>How does @Transactional work internally? What happens when exception occurs inside transactional method?</w:t>
+      </w:r>
+    </w:p>
+    <w:p>
+      <w:pPr>
+        <w:spacing w:after="0"/>
+      </w:pPr>
+      <w:r>
+        <w:t>@Transactional is used to manage database transactions automatically. It ensures that a group of database operations either succeeds together or rolls back when required.</w:t>
+      </w:r>
+    </w:p>
+    <w:p>
+      <w:pPr>
+        <w:spacing w:after="0"/>
+      </w:pPr>
+      <w:r>
+        <w:t>How it works internally:</w:t>
+      </w:r>
+    </w:p>
+    <w:p>
+      <w:pPr>
+        <w:numPr>
+          <w:ilvl w:val="0"/>
+          <w:numId w:val="7"/>
+        </w:numPr>
+        <w:spacing w:after="0"/>
+      </w:pPr>
+      <w:r>
+        <w:t>Spring creates a proxy around the Spring-managed bean.</w:t>
+      </w:r>
+    </w:p>
+    <w:p>
+      <w:pPr>
+        <w:numPr>
+          <w:ilvl w:val="0"/>
+          <w:numId w:val="7"/>
+        </w:numPr>
+        <w:spacing w:after="0"/>
+      </w:pPr>
+      <w:r>
+        <w:t>When a method annotated with @Transactional is called through that proxy, Spring starts or joins a transaction.</w:t>
+      </w:r>
+    </w:p>
+    <w:p>
+      <w:pPr>
+        <w:numPr>
+          <w:ilvl w:val="0"/>
+          <w:numId w:val="7"/>
+        </w:numPr>
+        <w:spacing w:after="0"/>
+      </w:pPr>
+      <w:r>
+        <w:t>The method executes its database operations.</w:t>
+      </w:r>
+    </w:p>
+    <w:p>
+      <w:pPr>
+        <w:numPr>
+          <w:ilvl w:val="0"/>
+          <w:numId w:val="7"/>
+        </w:numPr>
+        <w:spacing w:after="0"/>
+      </w:pPr>
+      <w:r>
+        <w:t>If it completes successfully, Spring commits the transaction.</w:t>
+      </w:r>
+    </w:p>
+    <w:p>
+      <w:pPr>
+        <w:numPr>
+          <w:ilvl w:val="0"/>
+          <w:numId w:val="7"/>
+        </w:numPr>
+        <w:spacing w:after="0"/>
+      </w:pPr>
+      <w:r>
+        <w:t>If a qualifying exception occurs, Spring rolls back the transaction.</w:t>
+      </w:r>
+    </w:p>
+    <w:p>
+      <w:pPr>
+        <w:spacing w:after="0"/>
+      </w:pPr>
+      <w:r>
+        <w:t>What happens when an exception occurs?</w:t>
+      </w:r>
+    </w:p>
+    <w:p>
+      <w:pPr>
+        <w:numPr>
+          <w:ilvl w:val="0"/>
+          <w:numId w:val="8"/>
+        </w:numPr>
+        <w:spacing w:after="0"/>
+      </w:pPr>
+      <w:proofErr w:type="spellStart"/>
+      <w:r>
+        <w:t>RuntimeException</w:t>
+      </w:r>
+      <w:proofErr w:type="spellEnd"/>
+      <w:r>
+        <w:t>: Spring rolls back by default.</w:t>
+      </w:r>
+    </w:p>
+    <w:p>
+      <w:pPr>
+        <w:numPr>
+          <w:ilvl w:val="0"/>
+          <w:numId w:val="8"/>
+        </w:numPr>
+        <w:spacing w:after="0"/>
+      </w:pPr>
+      <w:r>
+        <w:t>Checked exception: Spring commits by default unless rollback is explicitly configured.</w:t>
+      </w:r>
+    </w:p>
+    <w:p>
+      <w:pPr>
+        <w:numPr>
+          <w:ilvl w:val="0"/>
+          <w:numId w:val="8"/>
+        </w:numPr>
+        <w:spacing w:after="0"/>
+      </w:pPr>
+      <w:r>
+        <w:t xml:space="preserve">You can configure rollback for checked exceptions using </w:t>
+      </w:r>
+      <w:proofErr w:type="spellStart"/>
+      <w:r>
+        <w:t>rollbackFor</w:t>
+      </w:r>
+      <w:proofErr w:type="spellEnd"/>
+      <w:r>
+        <w:t>.</w:t>
+      </w:r>
+    </w:p>
+    <w:p>
+      <w:pPr>
+        <w:spacing w:after="0"/>
+      </w:pPr>
+      <w:r>
+        <w:t>Example:</w:t>
+      </w:r>
+    </w:p>
+    <w:p>
+      <w:pPr>
+        <w:spacing w:after="0"/>
+        <w:rPr>
+          <w:rFonts w:ascii="Consolas" w:hAnsi="Consolas"/>
+          <w:sz w:val="16"/>
+          <w:szCs w:val="16"/>
+        </w:rPr>
+      </w:pPr>
+      <w:r>
+        <w:rPr>
+          <w:rFonts w:ascii="Consolas" w:hAnsi="Consolas"/>
+          <w:sz w:val="16"/>
+          <w:szCs w:val="16"/>
+        </w:rPr>
+        <w:t>@</w:t>
+      </w:r>
+      <w:proofErr w:type="gramStart"/>
+      <w:r>
+        <w:rPr>
+          <w:rFonts w:ascii="Consolas" w:hAnsi="Consolas"/>
+          <w:sz w:val="16"/>
+          <w:szCs w:val="16"/>
+        </w:rPr>
+        <w:t>Transactional(</w:t>
+      </w:r>
+      <w:proofErr w:type="gramEnd"/>
+      <w:r>
+        <w:rPr>
+          <w:rFonts w:ascii="Consolas" w:hAnsi="Consolas"/>
+          <w:sz w:val="16"/>
+          <w:szCs w:val="16"/>
+        </w:rPr>
+        <w:t xml:space="preserve">rollbackFor = </w:t>
+      </w:r>
+      <w:proofErr w:type="spellStart"/>
+      <w:r>
+        <w:rPr>
+          <w:rFonts w:ascii="Consolas" w:hAnsi="Consolas"/>
+          <w:sz w:val="16"/>
+          <w:szCs w:val="16"/>
+        </w:rPr>
+        <w:t>Exception.class</w:t>
+      </w:r>
+      <w:proofErr w:type="spellEnd"/>
+      <w:r>
+        <w:rPr>
+          <w:rFonts w:ascii="Consolas" w:hAnsi="Consolas"/>
+          <w:sz w:val="16"/>
+          <w:szCs w:val="16"/>
+        </w:rPr>
+        <w:t>)</w:t>
+      </w:r>
+    </w:p>
+    <w:p>
+      <w:pPr>
+        <w:spacing w:after="0"/>
+        <w:rPr>
+          <w:rFonts w:ascii="Consolas" w:hAnsi="Consolas"/>
+          <w:sz w:val="16"/>
+          <w:szCs w:val="16"/>
+        </w:rPr>
+      </w:pPr>
+      <w:r>
+        <w:rPr>
+          <w:rFonts w:ascii="Consolas" w:hAnsi="Consolas"/>
+          <w:sz w:val="16"/>
+          <w:szCs w:val="16"/>
+        </w:rPr>
+        <w:t xml:space="preserve">public void </w:t>
+      </w:r>
+      <w:proofErr w:type="spellStart"/>
+      <w:proofErr w:type="gramStart"/>
+      <w:r>
+        <w:rPr>
+          <w:rFonts w:ascii="Consolas" w:hAnsi="Consolas"/>
+          <w:sz w:val="16"/>
+          <w:szCs w:val="16"/>
+        </w:rPr>
+        <w:t>transferMoney</w:t>
+      </w:r>
+      <w:proofErr w:type="spellEnd"/>
+      <w:r>
+        <w:rPr>
+          <w:rFonts w:ascii="Consolas" w:hAnsi="Consolas"/>
+          <w:sz w:val="16"/>
+          <w:szCs w:val="16"/>
+        </w:rPr>
+        <w:t>(</w:t>
+      </w:r>
+      <w:proofErr w:type="gramEnd"/>
+      <w:r>
+        <w:rPr>
+          <w:rFonts w:ascii="Consolas" w:hAnsi="Consolas"/>
+          <w:sz w:val="16"/>
+          <w:szCs w:val="16"/>
+        </w:rPr>
+        <w:t>) throws Exception {</w:t>
+      </w:r>
+    </w:p>
+    <w:p>
+      <w:pPr>
+        <w:spacing w:after="0"/>
+        <w:rPr>
+          <w:rFonts w:ascii="Consolas" w:hAnsi="Consolas"/>
+          <w:sz w:val="16"/>
+          <w:szCs w:val="16"/>
+        </w:rPr>
+      </w:pPr>
+      <w:r>
+        <w:rPr>
+          <w:rFonts w:ascii="Consolas" w:hAnsi="Consolas"/>
+          <w:sz w:val="16"/>
+          <w:szCs w:val="16"/>
+        </w:rPr>
+        <w:lastRenderedPageBreak/>
+        <w:t xml:space="preserve">    </w:t>
+      </w:r>
+      <w:proofErr w:type="spellStart"/>
+      <w:proofErr w:type="gramStart"/>
+      <w:r>
+        <w:rPr>
+          <w:rFonts w:ascii="Consolas" w:hAnsi="Consolas"/>
+          <w:sz w:val="16"/>
+          <w:szCs w:val="16"/>
+        </w:rPr>
+        <w:t>debitAccount</w:t>
+      </w:r>
+      <w:proofErr w:type="spellEnd"/>
+      <w:r>
+        <w:rPr>
+          <w:rFonts w:ascii="Consolas" w:hAnsi="Consolas"/>
+          <w:sz w:val="16"/>
+          <w:szCs w:val="16"/>
+        </w:rPr>
+        <w:t>(</w:t>
+      </w:r>
+      <w:proofErr w:type="gramEnd"/>
+      <w:r>
+        <w:rPr>
+          <w:rFonts w:ascii="Consolas" w:hAnsi="Consolas"/>
+          <w:sz w:val="16"/>
+          <w:szCs w:val="16"/>
+        </w:rPr>
+        <w:t>);</w:t>
+      </w:r>
+    </w:p>
+    <w:p>
+      <w:pPr>
+        <w:spacing w:after="0"/>
+        <w:rPr>
+          <w:rFonts w:ascii="Consolas" w:hAnsi="Consolas"/>
+          <w:sz w:val="16"/>
+          <w:szCs w:val="16"/>
+        </w:rPr>
+      </w:pPr>
+      <w:r>
+        <w:rPr>
+          <w:rFonts w:ascii="Consolas" w:hAnsi="Consolas"/>
+          <w:sz w:val="16"/>
+          <w:szCs w:val="16"/>
+        </w:rPr>
+        <w:t xml:space="preserve">    </w:t>
+      </w:r>
+      <w:proofErr w:type="spellStart"/>
+      <w:proofErr w:type="gramStart"/>
+      <w:r>
+        <w:rPr>
+          <w:rFonts w:ascii="Consolas" w:hAnsi="Consolas"/>
+          <w:sz w:val="16"/>
+          <w:szCs w:val="16"/>
+        </w:rPr>
+        <w:t>creditAccount</w:t>
+      </w:r>
+      <w:proofErr w:type="spellEnd"/>
+      <w:r>
+        <w:rPr>
+          <w:rFonts w:ascii="Consolas" w:hAnsi="Consolas"/>
+          <w:sz w:val="16"/>
+          <w:szCs w:val="16"/>
+        </w:rPr>
+        <w:t>(</w:t>
+      </w:r>
+      <w:proofErr w:type="gramEnd"/>
+      <w:r>
+        <w:rPr>
+          <w:rFonts w:ascii="Consolas" w:hAnsi="Consolas"/>
+          <w:sz w:val="16"/>
+          <w:szCs w:val="16"/>
+        </w:rPr>
+        <w:t>);</w:t>
+      </w:r>
+    </w:p>
+    <w:p>
+      <w:pPr>
+        <w:spacing w:after="0"/>
+        <w:rPr>
+          <w:rFonts w:ascii="Consolas" w:hAnsi="Consolas"/>
+          <w:sz w:val="16"/>
+          <w:szCs w:val="16"/>
+        </w:rPr>
+      </w:pPr>
+      <w:r>
+        <w:rPr>
+          <w:rFonts w:ascii="Consolas" w:hAnsi="Consolas"/>
+          <w:sz w:val="16"/>
+          <w:szCs w:val="16"/>
+        </w:rPr>
+        <w:t>}</w:t>
+      </w:r>
+    </w:p>
+    <w:p>
+      <w:pPr>
+        <w:spacing w:after="0"/>
+      </w:pPr>
+      <w:r>
+        <w:t>If an exception occurs, the transaction rolls back both operations, provided they participate in the same transaction.</w:t>
+      </w:r>
+    </w:p>
+    <w:p>
+      <w:pPr>
+        <w:spacing w:after="0"/>
+        <w:rPr>
+          <w:b/>
+          <w:bCs/>
+        </w:rPr>
+      </w:pPr>
+      <w:proofErr w:type="spellStart"/>
+      <w:r>
+        <w:rPr>
+          <w:b/>
+          <w:bCs/>
+        </w:rPr>
+        <w:t>Ques</w:t>
+      </w:r>
+      <w:proofErr w:type="spellEnd"/>
+      <w:r>
+        <w:rPr>
+          <w:b/>
+          <w:bCs/>
+        </w:rPr>
+        <w:t xml:space="preserve"> </w:t>
+      </w:r>
+      <w:proofErr w:type="gramStart"/>
+      <w:r>
+        <w:rPr>
+          <w:b/>
+          <w:bCs/>
+        </w:rPr>
+        <w:t>7 :</w:t>
+      </w:r>
+      <w:proofErr w:type="gramEnd"/>
+      <w:r>
+        <w:rPr>
+          <w:b/>
+          <w:bCs/>
+        </w:rPr>
+        <w:t xml:space="preserve"> </w:t>
+      </w:r>
+      <w:proofErr w:type="spellStart"/>
+      <w:r>
+        <w:rPr>
+          <w:b/>
+          <w:bCs/>
+        </w:rPr>
+        <w:t>JpaRepository</w:t>
+      </w:r>
+      <w:proofErr w:type="spellEnd"/>
+      <w:r>
+        <w:rPr>
+          <w:b/>
+          <w:bCs/>
+        </w:rPr>
+        <w:t xml:space="preserve"> vs </w:t>
+      </w:r>
+      <w:proofErr w:type="spellStart"/>
+      <w:r>
+        <w:rPr>
+          <w:b/>
+          <w:bCs/>
+        </w:rPr>
+        <w:t>CrudRepository</w:t>
+      </w:r>
+      <w:proofErr w:type="spellEnd"/>
+      <w:r>
+        <w:rPr>
+          <w:b/>
+          <w:bCs/>
+        </w:rPr>
+        <w:t xml:space="preserve"> vs </w:t>
+      </w:r>
+      <w:proofErr w:type="spellStart"/>
+      <w:r>
+        <w:rPr>
+          <w:b/>
+          <w:bCs/>
+        </w:rPr>
+        <w:t>PagingAndSortingRepository</w:t>
+      </w:r>
+      <w:proofErr w:type="spellEnd"/>
+      <w:r>
+        <w:rPr>
+          <w:b/>
+          <w:bCs/>
+        </w:rPr>
+        <w:t xml:space="preserve"> (</w:t>
+      </w:r>
+      <w:r>
+        <w:rPr>
+          <w:b/>
+          <w:bCs/>
+        </w:rPr>
+        <w:t>Interface</w:t>
+      </w:r>
+      <w:r>
+        <w:rPr>
+          <w:b/>
+          <w:bCs/>
+        </w:rPr>
+        <w:t>)</w:t>
+      </w:r>
+    </w:p>
+    <w:p>
+      <w:pPr>
+        <w:spacing w:after="0"/>
+      </w:pPr>
+      <w:proofErr w:type="spellStart"/>
+      <w:r>
+        <w:t>CrudRepository</w:t>
+      </w:r>
+      <w:proofErr w:type="spellEnd"/>
+      <w:r>
+        <w:t xml:space="preserve">: </w:t>
+      </w:r>
+      <w:r>
+        <w:t>Basic CRUD operations: save, find, delete</w:t>
+      </w:r>
+    </w:p>
+    <w:p>
+      <w:pPr>
+        <w:spacing w:after="0"/>
+      </w:pPr>
+      <w:proofErr w:type="spellStart"/>
+      <w:proofErr w:type="gramStart"/>
+      <w:r>
+        <w:t>PagingAndSortingRepository</w:t>
+      </w:r>
+      <w:proofErr w:type="spellEnd"/>
+      <w:r>
+        <w:t xml:space="preserve"> :</w:t>
+      </w:r>
+      <w:proofErr w:type="gramEnd"/>
+      <w:r>
+        <w:t xml:space="preserve"> </w:t>
+      </w:r>
+      <w:r>
+        <w:t>Pagination and sorting</w:t>
+      </w:r>
+    </w:p>
+    <w:p>
+      <w:pPr>
+        <w:spacing w:after="0"/>
+      </w:pPr>
+      <w:proofErr w:type="spellStart"/>
+      <w:r>
+        <w:t>JpaRepository</w:t>
+      </w:r>
+      <w:proofErr w:type="spellEnd"/>
+      <w:r>
+        <w:t xml:space="preserve">: </w:t>
+      </w:r>
+      <w:r>
+        <w:t>JPA-specific features plus CRUD</w:t>
+      </w:r>
+      <w:r>
+        <w:t xml:space="preserve">, </w:t>
+      </w:r>
+      <w:proofErr w:type="spellStart"/>
+      <w:r>
+        <w:t>Pagination</w:t>
+      </w:r>
+      <w:r>
+        <w:t>&amp;Sorting</w:t>
+      </w:r>
+      <w:proofErr w:type="spellEnd"/>
+      <w:r>
+        <w:t xml:space="preserve"> and batch operations, flushing, </w:t>
+      </w:r>
+      <w:proofErr w:type="spellStart"/>
+      <w:r>
+        <w:t>etc</w:t>
+      </w:r>
+      <w:proofErr w:type="spellEnd"/>
+      <w:r>
+        <w:t>,</w:t>
+      </w:r>
+    </w:p>
+    <w:p>
+      <w:pPr>
+        <w:spacing w:after="0"/>
+      </w:pPr>
+    </w:p>
+    <w:p>
+      <w:pPr>
+        <w:spacing w:after="0"/>
+      </w:pPr>
+      <w:r>
+        <w:rPr>
+          <w:b/>
+          <w:bCs/>
+        </w:rPr>
+        <w:t>Ques</w:t>
+      </w:r>
+      <w:r>
+        <w:rPr>
+          <w:b/>
+          <w:bCs/>
+        </w:rPr>
+        <w:t>2</w:t>
+      </w:r>
+      <w:r>
+        <w:rPr>
+          <w:b/>
+          <w:bCs/>
+        </w:rPr>
+        <w:t>.</w:t>
+      </w:r>
+      <w:r>
+        <w:t xml:space="preserve"> </w:t>
+      </w:r>
+      <w:r>
+        <w:rPr>
+          <w:b/>
+          <w:bCs/>
+        </w:rPr>
+        <w:t>N+1 query problem in Hibernate?</w:t>
+      </w:r>
+    </w:p>
+    <w:p>
+      <w:pPr>
+        <w:spacing w:after="0"/>
+      </w:pPr>
+      <w:r>
+        <w:t xml:space="preserve">The N+1 query problem occurs when one query fetches a collection of entities, followed by N additional queries to fetch related data for each entity. In Spring Boot with JPA, I handle it using fetch joins, </w:t>
+      </w:r>
+      <w:proofErr w:type="spellStart"/>
+      <w:r>
+        <w:t>EntityGraphs</w:t>
+      </w:r>
+      <w:proofErr w:type="spellEnd"/>
+      <w:r>
+        <w:t>, DTO projections, or batch fetching, depending on the use case. I verify the improvement using generated SQL and query-count monitoring.</w:t>
+      </w:r>
+    </w:p>
+    <w:tbl>
+      <w:tblPr>
+        <w:tblW w:w="0" w:type="auto"/>
+        <w:tblCellSpacing w:w="15" w:type="dxa"/>
+        <w:tblCellMar>
+          <w:top w:w="15" w:type="dxa"/>
+          <w:left w:w="15" w:type="dxa"/>
+          <w:bottom w:w="15" w:type="dxa"/>
+          <w:right w:w="15" w:type="dxa"/>
+        </w:tblCellMar>
+        <w:tblLook w:val="04A0" w:firstRow="1" w:lastRow="0" w:firstColumn="1" w:lastColumn="0" w:noHBand="0" w:noVBand="1"/>
+      </w:tblPr>
+      <w:tblGrid>
+        <w:gridCol w:w="1307"/>
+        <w:gridCol w:w="5530"/>
+      </w:tblGrid>
+      <w:tr>
+        <w:trPr>
+          <w:tblCellSpacing w:w="15" w:type="dxa"/>
+        </w:trPr>
+        <w:tc>
+          <w:tcPr>
+            <w:tcW w:w="0" w:type="auto"/>
+            <w:vAlign w:val="center"/>
+            <w:hideMark/>
+          </w:tcPr>
+          <w:p>
+            <w:pPr>
+              <w:spacing w:after="0"/>
+              <w:rPr>
+                <w:rFonts w:ascii="Consolas" w:hAnsi="Consolas"/>
+                <w:b/>
+                <w:bCs/>
+                <w:sz w:val="16"/>
+                <w:szCs w:val="16"/>
+              </w:rPr>
+            </w:pPr>
+            <w:r>
+              <w:rPr>
+                <w:rFonts w:ascii="Consolas" w:hAnsi="Consolas"/>
+                <w:b/>
+                <w:bCs/>
+                <w:sz w:val="16"/>
+                <w:szCs w:val="16"/>
+              </w:rPr>
+              <w:t>Approach</w:t>
+            </w:r>
+          </w:p>
+        </w:tc>
+        <w:tc>
+          <w:tcPr>
+            <w:tcW w:w="0" w:type="auto"/>
+            <w:vAlign w:val="center"/>
+            <w:hideMark/>
+          </w:tcPr>
+          <w:p>
+            <w:pPr>
+              <w:spacing w:after="0"/>
+              <w:rPr>
+                <w:rFonts w:ascii="Consolas" w:hAnsi="Consolas"/>
+                <w:b/>
+                <w:bCs/>
+                <w:sz w:val="16"/>
+                <w:szCs w:val="16"/>
+              </w:rPr>
+            </w:pPr>
+            <w:r>
+              <w:rPr>
+                <w:rFonts w:ascii="Consolas" w:hAnsi="Consolas"/>
+                <w:b/>
+                <w:bCs/>
+                <w:sz w:val="16"/>
+                <w:szCs w:val="16"/>
+              </w:rPr>
+              <w:t>Best use</w:t>
+            </w:r>
+          </w:p>
+        </w:tc>
+      </w:tr>
+      <w:tr>
+        <w:trPr>
+          <w:tblCellSpacing w:w="15" w:type="dxa"/>
+        </w:trPr>
+        <w:tc>
+          <w:tcPr>
+            <w:tcW w:w="0" w:type="auto"/>
+            <w:vAlign w:val="center"/>
+            <w:hideMark/>
+          </w:tcPr>
+          <w:p>
+            <w:pPr>
+              <w:spacing w:after="0"/>
+              <w:rPr>
+                <w:rFonts w:ascii="Consolas" w:hAnsi="Consolas"/>
+                <w:sz w:val="16"/>
+                <w:szCs w:val="16"/>
+              </w:rPr>
+            </w:pPr>
+            <w:r>
+              <w:rPr>
+                <w:rFonts w:ascii="Consolas" w:hAnsi="Consolas"/>
+                <w:sz w:val="16"/>
+                <w:szCs w:val="16"/>
+              </w:rPr>
+              <w:t>JOIN FETCH</w:t>
+            </w:r>
+          </w:p>
+        </w:tc>
+        <w:tc>
+          <w:tcPr>
+            <w:tcW w:w="0" w:type="auto"/>
+            <w:vAlign w:val="center"/>
+            <w:hideMark/>
+          </w:tcPr>
+          <w:p>
+            <w:pPr>
+              <w:spacing w:after="0"/>
+              <w:rPr>
+                <w:rFonts w:ascii="Consolas" w:hAnsi="Consolas"/>
+                <w:sz w:val="16"/>
+                <w:szCs w:val="16"/>
+              </w:rPr>
+            </w:pPr>
+            <w:r>
+              <w:rPr>
+                <w:rFonts w:ascii="Consolas" w:hAnsi="Consolas"/>
+                <w:sz w:val="16"/>
+                <w:szCs w:val="16"/>
+              </w:rPr>
+              <w:t>Fetch entities and required relationships together</w:t>
+            </w:r>
+          </w:p>
+        </w:tc>
+      </w:tr>
+      <w:tr>
+        <w:trPr>
+          <w:tblCellSpacing w:w="15" w:type="dxa"/>
+        </w:trPr>
+        <w:tc>
+          <w:tcPr>
+            <w:tcW w:w="0" w:type="auto"/>
+            <w:vAlign w:val="center"/>
+            <w:hideMark/>
+          </w:tcPr>
+          <w:p>
+            <w:pPr>
+              <w:spacing w:after="0"/>
+              <w:rPr>
+                <w:rFonts w:ascii="Consolas" w:hAnsi="Consolas"/>
+                <w:sz w:val="16"/>
+                <w:szCs w:val="16"/>
+              </w:rPr>
+            </w:pPr>
+            <w:r>
+              <w:rPr>
+                <w:rFonts w:ascii="Consolas" w:hAnsi="Consolas"/>
+                <w:sz w:val="16"/>
+                <w:szCs w:val="16"/>
+              </w:rPr>
+              <w:t>@EntityGraph</w:t>
+            </w:r>
+          </w:p>
+        </w:tc>
+        <w:tc>
+          <w:tcPr>
+            <w:tcW w:w="0" w:type="auto"/>
+            <w:vAlign w:val="center"/>
+            <w:hideMark/>
+          </w:tcPr>
+          <w:p>
+            <w:pPr>
+              <w:spacing w:after="0"/>
+              <w:rPr>
+                <w:rFonts w:ascii="Consolas" w:hAnsi="Consolas"/>
+                <w:sz w:val="16"/>
+                <w:szCs w:val="16"/>
+              </w:rPr>
+            </w:pPr>
+            <w:r>
+              <w:rPr>
+                <w:rFonts w:ascii="Consolas" w:hAnsi="Consolas"/>
+                <w:sz w:val="16"/>
+                <w:szCs w:val="16"/>
+              </w:rPr>
+              <w:t>Specify fetch requirements declaratively</w:t>
+            </w:r>
+          </w:p>
+        </w:tc>
+      </w:tr>
+      <w:tr>
+        <w:trPr>
+          <w:tblCellSpacing w:w="15" w:type="dxa"/>
+        </w:trPr>
+        <w:tc>
+          <w:tcPr>
+            <w:tcW w:w="0" w:type="auto"/>
+            <w:vAlign w:val="center"/>
+            <w:hideMark/>
+          </w:tcPr>
+          <w:p>
+            <w:pPr>
+              <w:spacing w:after="0"/>
+              <w:rPr>
+                <w:rFonts w:ascii="Consolas" w:hAnsi="Consolas"/>
+                <w:sz w:val="16"/>
+                <w:szCs w:val="16"/>
+              </w:rPr>
+            </w:pPr>
+            <w:r>
+              <w:rPr>
+                <w:rFonts w:ascii="Consolas" w:hAnsi="Consolas"/>
+                <w:sz w:val="16"/>
+                <w:szCs w:val="16"/>
+              </w:rPr>
+              <w:t>DTO projection</w:t>
+            </w:r>
+          </w:p>
+        </w:tc>
+        <w:tc>
+          <w:tcPr>
+            <w:tcW w:w="0" w:type="auto"/>
+            <w:vAlign w:val="center"/>
+            <w:hideMark/>
+          </w:tcPr>
+          <w:p>
+            <w:pPr>
+              <w:spacing w:after="0"/>
+              <w:rPr>
+                <w:rFonts w:ascii="Consolas" w:hAnsi="Consolas"/>
+                <w:sz w:val="16"/>
+                <w:szCs w:val="16"/>
+              </w:rPr>
+            </w:pPr>
+            <w:r>
+              <w:rPr>
+                <w:rFonts w:ascii="Consolas" w:hAnsi="Consolas"/>
+                <w:sz w:val="16"/>
+                <w:szCs w:val="16"/>
+              </w:rPr>
+              <w:t>Return only required fields</w:t>
+            </w:r>
+          </w:p>
+        </w:tc>
+      </w:tr>
+      <w:tr>
+        <w:trPr>
+          <w:tblCellSpacing w:w="15" w:type="dxa"/>
+        </w:trPr>
+        <w:tc>
+          <w:tcPr>
+            <w:tcW w:w="0" w:type="auto"/>
+            <w:vAlign w:val="center"/>
+            <w:hideMark/>
+          </w:tcPr>
+          <w:p>
+            <w:pPr>
+              <w:spacing w:after="0"/>
+              <w:rPr>
+                <w:rFonts w:ascii="Consolas" w:hAnsi="Consolas"/>
+                <w:sz w:val="16"/>
+                <w:szCs w:val="16"/>
+              </w:rPr>
+            </w:pPr>
+            <w:r>
+              <w:rPr>
+                <w:rFonts w:ascii="Consolas" w:hAnsi="Consolas"/>
+                <w:sz w:val="16"/>
+                <w:szCs w:val="16"/>
+              </w:rPr>
+              <w:t>Batch fetching</w:t>
+            </w:r>
+          </w:p>
+        </w:tc>
+        <w:tc>
+          <w:tcPr>
+            <w:tcW w:w="0" w:type="auto"/>
+            <w:vAlign w:val="center"/>
+            <w:hideMark/>
+          </w:tcPr>
+          <w:p>
+            <w:pPr>
+              <w:spacing w:after="0"/>
+              <w:rPr>
+                <w:rFonts w:ascii="Consolas" w:hAnsi="Consolas"/>
+                <w:sz w:val="16"/>
+                <w:szCs w:val="16"/>
+              </w:rPr>
+            </w:pPr>
+            <w:r>
+              <w:rPr>
+                <w:rFonts w:ascii="Consolas" w:hAnsi="Consolas"/>
+                <w:sz w:val="16"/>
+                <w:szCs w:val="16"/>
+              </w:rPr>
+              <w:t>Reduce repeated queries by fetching related entities in groups</w:t>
+            </w:r>
+          </w:p>
+        </w:tc>
+      </w:tr>
+    </w:tbl>
     <w:p/>
+    <w:p>
+      <w:pPr>
+        <w:spacing w:after="0"/>
+        <w:rPr>
+          <w:b/>
+          <w:bCs/>
+        </w:rPr>
+      </w:pPr>
+      <w:r>
+        <w:rPr>
+          <w:b/>
+          <w:bCs/>
+        </w:rPr>
+        <w:t xml:space="preserve"> Example of the problem</w:t>
+      </w:r>
+    </w:p>
+    <w:p>
+      <w:pPr>
+        <w:spacing w:after="0"/>
+      </w:pPr>
+      <w:r>
+        <w:t>Suppose you have Department and Employee entities. Each department has multiple employees.</w:t>
+      </w:r>
+    </w:p>
+    <w:p>
+      <w:pPr>
+        <w:spacing w:after="0"/>
+        <w:rPr>
+          <w:rFonts w:ascii="Consolas" w:hAnsi="Consolas"/>
+          <w:sz w:val="16"/>
+          <w:szCs w:val="16"/>
+        </w:rPr>
+      </w:pPr>
+      <w:r>
+        <w:rPr>
+          <w:rFonts w:ascii="Consolas" w:hAnsi="Consolas"/>
+          <w:sz w:val="16"/>
+          <w:szCs w:val="16"/>
+        </w:rPr>
+        <w:t>List&lt;Department&gt; departments =</w:t>
+      </w:r>
+      <w:r>
+        <w:rPr>
+          <w:rFonts w:ascii="Consolas" w:hAnsi="Consolas"/>
+          <w:sz w:val="16"/>
+          <w:szCs w:val="16"/>
+        </w:rPr>
+        <w:t xml:space="preserve"> </w:t>
+      </w:r>
+      <w:proofErr w:type="spellStart"/>
+      <w:r>
+        <w:rPr>
+          <w:rFonts w:ascii="Consolas" w:hAnsi="Consolas"/>
+          <w:sz w:val="16"/>
+          <w:szCs w:val="16"/>
+        </w:rPr>
+        <w:t>departmentRepository.findAll</w:t>
+      </w:r>
+      <w:proofErr w:type="spellEnd"/>
+      <w:r>
+        <w:rPr>
+          <w:rFonts w:ascii="Consolas" w:hAnsi="Consolas"/>
+          <w:sz w:val="16"/>
+          <w:szCs w:val="16"/>
+        </w:rPr>
+        <w:t>();</w:t>
+      </w:r>
+    </w:p>
+    <w:p>
+      <w:pPr>
+        <w:spacing w:after="0"/>
+        <w:rPr>
+          <w:rFonts w:ascii="Consolas" w:hAnsi="Consolas"/>
+          <w:sz w:val="16"/>
+          <w:szCs w:val="16"/>
+        </w:rPr>
+      </w:pPr>
+      <w:r>
+        <w:rPr>
+          <w:rFonts w:ascii="Consolas" w:hAnsi="Consolas"/>
+          <w:sz w:val="16"/>
+          <w:szCs w:val="16"/>
+        </w:rPr>
+        <w:t xml:space="preserve">for (Department </w:t>
+      </w:r>
+      <w:proofErr w:type="gramStart"/>
+      <w:r>
+        <w:rPr>
+          <w:rFonts w:ascii="Consolas" w:hAnsi="Consolas"/>
+          <w:sz w:val="16"/>
+          <w:szCs w:val="16"/>
+        </w:rPr>
+        <w:t>d :</w:t>
+      </w:r>
+      <w:proofErr w:type="gramEnd"/>
+      <w:r>
+        <w:rPr>
+          <w:rFonts w:ascii="Consolas" w:hAnsi="Consolas"/>
+          <w:sz w:val="16"/>
+          <w:szCs w:val="16"/>
+        </w:rPr>
+        <w:t xml:space="preserve"> departments) {</w:t>
+      </w:r>
+    </w:p>
+    <w:p>
+      <w:pPr>
+        <w:spacing w:after="0"/>
+        <w:rPr>
+          <w:rFonts w:ascii="Consolas" w:hAnsi="Consolas"/>
+          <w:sz w:val="16"/>
+          <w:szCs w:val="16"/>
+        </w:rPr>
+      </w:pPr>
+      <w:r>
+        <w:rPr>
+          <w:rFonts w:ascii="Consolas" w:hAnsi="Consolas"/>
+          <w:sz w:val="16"/>
+          <w:szCs w:val="16"/>
+        </w:rPr>
+        <w:t xml:space="preserve">    </w:t>
+      </w:r>
+      <w:proofErr w:type="spellStart"/>
+      <w:r>
+        <w:rPr>
+          <w:rFonts w:ascii="Consolas" w:hAnsi="Consolas"/>
+          <w:sz w:val="16"/>
+          <w:szCs w:val="16"/>
+        </w:rPr>
+        <w:t>System.out.println</w:t>
+      </w:r>
+      <w:proofErr w:type="spellEnd"/>
+      <w:r>
+        <w:rPr>
+          <w:rFonts w:ascii="Consolas" w:hAnsi="Consolas"/>
+          <w:sz w:val="16"/>
+          <w:szCs w:val="16"/>
+        </w:rPr>
+        <w:t>(</w:t>
+      </w:r>
+      <w:proofErr w:type="spellStart"/>
+      <w:proofErr w:type="gramStart"/>
+      <w:r>
+        <w:rPr>
+          <w:rFonts w:ascii="Consolas" w:hAnsi="Consolas"/>
+          <w:sz w:val="16"/>
+          <w:szCs w:val="16"/>
+        </w:rPr>
+        <w:t>d.getEmployees</w:t>
+      </w:r>
+      <w:proofErr w:type="spellEnd"/>
+      <w:proofErr w:type="gramEnd"/>
+      <w:r>
+        <w:rPr>
+          <w:rFonts w:ascii="Consolas" w:hAnsi="Consolas"/>
+          <w:sz w:val="16"/>
+          <w:szCs w:val="16"/>
+        </w:rPr>
+        <w:t>(</w:t>
+      </w:r>
+      <w:proofErr w:type="gramStart"/>
+      <w:r>
+        <w:rPr>
+          <w:rFonts w:ascii="Consolas" w:hAnsi="Consolas"/>
+          <w:sz w:val="16"/>
+          <w:szCs w:val="16"/>
+        </w:rPr>
+        <w:t>).size</w:t>
+      </w:r>
+      <w:proofErr w:type="gramEnd"/>
+      <w:r>
+        <w:rPr>
+          <w:rFonts w:ascii="Consolas" w:hAnsi="Consolas"/>
+          <w:sz w:val="16"/>
+          <w:szCs w:val="16"/>
+        </w:rPr>
+        <w:t>());</w:t>
+      </w:r>
+    </w:p>
+    <w:p>
+      <w:pPr>
+        <w:spacing w:after="0"/>
+        <w:rPr>
+          <w:rFonts w:ascii="Consolas" w:hAnsi="Consolas"/>
+          <w:sz w:val="16"/>
+          <w:szCs w:val="16"/>
+        </w:rPr>
+      </w:pPr>
+      <w:r>
+        <w:rPr>
+          <w:rFonts w:ascii="Consolas" w:hAnsi="Consolas"/>
+          <w:sz w:val="16"/>
+          <w:szCs w:val="16"/>
+        </w:rPr>
+        <w:t>}</w:t>
+      </w:r>
+    </w:p>
+    <w:p>
+      <w:pPr>
+        <w:spacing w:after="0"/>
+      </w:pPr>
+      <w:r>
+        <w:t>Hibernate may execute:</w:t>
+      </w:r>
+    </w:p>
+    <w:p>
+      <w:pPr>
+        <w:spacing w:after="0"/>
+        <w:rPr>
+          <w:rFonts w:ascii="Consolas" w:hAnsi="Consolas"/>
+          <w:sz w:val="16"/>
+          <w:szCs w:val="16"/>
+        </w:rPr>
+      </w:pPr>
+      <w:r>
+        <w:rPr>
+          <w:rFonts w:ascii="Consolas" w:hAnsi="Consolas"/>
+          <w:sz w:val="16"/>
+          <w:szCs w:val="16"/>
+        </w:rPr>
+        <w:t>SELECT * FROM department; -- 1 query</w:t>
+      </w:r>
+    </w:p>
+    <w:p>
+      <w:pPr>
+        <w:spacing w:after="0"/>
+        <w:rPr>
+          <w:rFonts w:ascii="Consolas" w:hAnsi="Consolas"/>
+          <w:sz w:val="16"/>
+          <w:szCs w:val="16"/>
+        </w:rPr>
+      </w:pPr>
+    </w:p>
+    <w:p>
+      <w:pPr>
+        <w:spacing w:after="0"/>
+        <w:rPr>
+          <w:rFonts w:ascii="Consolas" w:hAnsi="Consolas"/>
+          <w:sz w:val="16"/>
+          <w:szCs w:val="16"/>
+        </w:rPr>
+      </w:pPr>
+      <w:r>
+        <w:rPr>
+          <w:rFonts w:ascii="Consolas" w:hAnsi="Consolas"/>
+          <w:sz w:val="16"/>
+          <w:szCs w:val="16"/>
+        </w:rPr>
+        <w:t xml:space="preserve">SELECT * FROM employee WHERE </w:t>
+      </w:r>
+      <w:proofErr w:type="spellStart"/>
+      <w:r>
+        <w:rPr>
+          <w:rFonts w:ascii="Consolas" w:hAnsi="Consolas"/>
+          <w:sz w:val="16"/>
+          <w:szCs w:val="16"/>
+        </w:rPr>
+        <w:t>department_id</w:t>
+      </w:r>
+      <w:proofErr w:type="spellEnd"/>
+      <w:r>
+        <w:rPr>
+          <w:rFonts w:ascii="Consolas" w:hAnsi="Consolas"/>
+          <w:sz w:val="16"/>
+          <w:szCs w:val="16"/>
+        </w:rPr>
+        <w:t xml:space="preserve"> = 1;</w:t>
+      </w:r>
+    </w:p>
+    <w:p>
+      <w:pPr>
+        <w:spacing w:after="0"/>
+        <w:rPr>
+          <w:rFonts w:ascii="Consolas" w:hAnsi="Consolas"/>
+          <w:sz w:val="16"/>
+          <w:szCs w:val="16"/>
+        </w:rPr>
+      </w:pPr>
+      <w:r>
+        <w:rPr>
+          <w:rFonts w:ascii="Consolas" w:hAnsi="Consolas"/>
+          <w:sz w:val="16"/>
+          <w:szCs w:val="16"/>
+        </w:rPr>
+        <w:t xml:space="preserve">SELECT * FROM employee WHERE </w:t>
+      </w:r>
+      <w:proofErr w:type="spellStart"/>
+      <w:r>
+        <w:rPr>
+          <w:rFonts w:ascii="Consolas" w:hAnsi="Consolas"/>
+          <w:sz w:val="16"/>
+          <w:szCs w:val="16"/>
+        </w:rPr>
+        <w:t>department_id</w:t>
+      </w:r>
+      <w:proofErr w:type="spellEnd"/>
+      <w:r>
+        <w:rPr>
+          <w:rFonts w:ascii="Consolas" w:hAnsi="Consolas"/>
+          <w:sz w:val="16"/>
+          <w:szCs w:val="16"/>
+        </w:rPr>
+        <w:t xml:space="preserve"> = 2;</w:t>
+      </w:r>
+    </w:p>
+    <w:p>
+      <w:pPr>
+        <w:spacing w:after="0"/>
+        <w:rPr>
+          <w:rFonts w:ascii="Consolas" w:hAnsi="Consolas"/>
+          <w:sz w:val="16"/>
+          <w:szCs w:val="16"/>
+        </w:rPr>
+      </w:pPr>
+      <w:r>
+        <w:rPr>
+          <w:rFonts w:ascii="Consolas" w:hAnsi="Consolas"/>
+          <w:sz w:val="16"/>
+          <w:szCs w:val="16"/>
+        </w:rPr>
+        <w:t xml:space="preserve">SELECT * FROM employee WHERE </w:t>
+      </w:r>
+      <w:proofErr w:type="spellStart"/>
+      <w:r>
+        <w:rPr>
+          <w:rFonts w:ascii="Consolas" w:hAnsi="Consolas"/>
+          <w:sz w:val="16"/>
+          <w:szCs w:val="16"/>
+        </w:rPr>
+        <w:t>department_id</w:t>
+      </w:r>
+      <w:proofErr w:type="spellEnd"/>
+      <w:r>
+        <w:rPr>
+          <w:rFonts w:ascii="Consolas" w:hAnsi="Consolas"/>
+          <w:sz w:val="16"/>
+          <w:szCs w:val="16"/>
+        </w:rPr>
+        <w:t xml:space="preserve"> = 3;</w:t>
+      </w:r>
+    </w:p>
+    <w:p>
+      <w:pPr>
+        <w:spacing w:after="0"/>
+        <w:rPr>
+          <w:rFonts w:ascii="Consolas" w:hAnsi="Consolas"/>
+          <w:sz w:val="16"/>
+          <w:szCs w:val="16"/>
+        </w:rPr>
+      </w:pPr>
+      <w:r>
+        <w:rPr>
+          <w:rFonts w:ascii="Consolas" w:hAnsi="Consolas"/>
+          <w:sz w:val="16"/>
+          <w:szCs w:val="16"/>
+        </w:rPr>
+        <w:t>-- N additional queries</w:t>
+      </w:r>
+    </w:p>
+    <w:p>
+      <w:pPr>
+        <w:spacing w:after="0"/>
+      </w:pPr>
+      <w:r>
+        <w:t>If there are 100 departments, this can result in 1 + 100 = 101 queries.</w:t>
+      </w:r>
+    </w:p>
+    <w:p>
+      <w:pPr>
+        <w:spacing w:after="0"/>
+      </w:pPr>
+      <w:r>
+        <w:t>That's the N+1 query problem.</w:t>
+      </w:r>
+    </w:p>
+    <w:p>
+      <w:pPr>
+        <w:spacing w:after="0"/>
+        <w:rPr>
+          <w:b/>
+          <w:bCs/>
+        </w:rPr>
+      </w:pPr>
+      <w:r>
+        <w:rPr>
+          <w:b/>
+          <w:bCs/>
+        </w:rPr>
+        <w:t>2. How to solve it</w:t>
+      </w:r>
+    </w:p>
+    <w:p>
+      <w:pPr>
+        <w:spacing w:after="0"/>
+        <w:rPr>
+          <w:b/>
+          <w:bCs/>
+        </w:rPr>
+      </w:pPr>
+      <w:r>
+        <w:rPr>
+          <w:b/>
+          <w:bCs/>
+        </w:rPr>
+        <w:t>Approach 1: JOIN FETCH — commonly used</w:t>
+      </w:r>
+    </w:p>
+    <w:p>
+      <w:pPr>
+        <w:spacing w:after="0"/>
+        <w:rPr>
+          <w:rFonts w:ascii="Consolas" w:hAnsi="Consolas"/>
+          <w:sz w:val="16"/>
+          <w:szCs w:val="16"/>
+        </w:rPr>
+      </w:pPr>
+      <w:r>
+        <w:rPr>
+          <w:rFonts w:ascii="Consolas" w:hAnsi="Consolas"/>
+          <w:sz w:val="16"/>
+          <w:szCs w:val="16"/>
+        </w:rPr>
+        <w:t>@</w:t>
+      </w:r>
+      <w:proofErr w:type="gramStart"/>
+      <w:r>
+        <w:rPr>
+          <w:rFonts w:ascii="Consolas" w:hAnsi="Consolas"/>
+          <w:sz w:val="16"/>
+          <w:szCs w:val="16"/>
+        </w:rPr>
+        <w:t>Query(</w:t>
+      </w:r>
+      <w:proofErr w:type="gramEnd"/>
+      <w:r>
+        <w:rPr>
+          <w:rFonts w:ascii="Consolas" w:hAnsi="Consolas"/>
+          <w:sz w:val="16"/>
+          <w:szCs w:val="16"/>
+        </w:rPr>
+        <w:t>"""</w:t>
+      </w:r>
+    </w:p>
+    <w:p>
+      <w:pPr>
+        <w:spacing w:after="0"/>
+        <w:rPr>
+          <w:rFonts w:ascii="Consolas" w:hAnsi="Consolas"/>
+          <w:sz w:val="16"/>
+          <w:szCs w:val="16"/>
+        </w:rPr>
+      </w:pPr>
+      <w:r>
+        <w:rPr>
+          <w:rFonts w:ascii="Consolas" w:hAnsi="Consolas"/>
+          <w:sz w:val="16"/>
+          <w:szCs w:val="16"/>
+        </w:rPr>
+        <w:t xml:space="preserve">    SELECT DISTINCT d</w:t>
+      </w:r>
+    </w:p>
+    <w:p>
+      <w:pPr>
+        <w:spacing w:after="0"/>
+        <w:rPr>
+          <w:rFonts w:ascii="Consolas" w:hAnsi="Consolas"/>
+          <w:sz w:val="16"/>
+          <w:szCs w:val="16"/>
+        </w:rPr>
+      </w:pPr>
+      <w:r>
+        <w:rPr>
+          <w:rFonts w:ascii="Consolas" w:hAnsi="Consolas"/>
+          <w:sz w:val="16"/>
+          <w:szCs w:val="16"/>
+        </w:rPr>
+        <w:t xml:space="preserve">    FROM Department d</w:t>
+      </w:r>
+    </w:p>
+    <w:p>
+      <w:pPr>
+        <w:spacing w:after="0"/>
+        <w:rPr>
+          <w:rFonts w:ascii="Consolas" w:hAnsi="Consolas"/>
+          <w:sz w:val="16"/>
+          <w:szCs w:val="16"/>
+        </w:rPr>
+      </w:pPr>
+      <w:r>
+        <w:rPr>
+          <w:rFonts w:ascii="Consolas" w:hAnsi="Consolas"/>
+          <w:sz w:val="16"/>
+          <w:szCs w:val="16"/>
+        </w:rPr>
+        <w:t xml:space="preserve">    LEFT JOIN FETCH </w:t>
+      </w:r>
+      <w:proofErr w:type="spellStart"/>
+      <w:proofErr w:type="gramStart"/>
+      <w:r>
+        <w:rPr>
+          <w:rFonts w:ascii="Consolas" w:hAnsi="Consolas"/>
+          <w:sz w:val="16"/>
+          <w:szCs w:val="16"/>
+        </w:rPr>
+        <w:t>d.employees</w:t>
+      </w:r>
+      <w:proofErr w:type="spellEnd"/>
+      <w:proofErr w:type="gramEnd"/>
+    </w:p>
+    <w:p>
+      <w:pPr>
+        <w:spacing w:after="0"/>
+        <w:rPr>
+          <w:rFonts w:ascii="Consolas" w:hAnsi="Consolas"/>
+          <w:sz w:val="16"/>
+          <w:szCs w:val="16"/>
+        </w:rPr>
+      </w:pPr>
+      <w:r>
+        <w:rPr>
+          <w:rFonts w:ascii="Consolas" w:hAnsi="Consolas"/>
+          <w:sz w:val="16"/>
+          <w:szCs w:val="16"/>
+        </w:rPr>
+        <w:t xml:space="preserve">    """)</w:t>
+      </w:r>
+    </w:p>
+    <w:p>
+      <w:pPr>
+        <w:spacing w:after="0"/>
+        <w:rPr>
+          <w:rFonts w:ascii="Consolas" w:hAnsi="Consolas"/>
+          <w:sz w:val="16"/>
+          <w:szCs w:val="16"/>
+        </w:rPr>
+      </w:pPr>
+      <w:r>
+        <w:rPr>
+          <w:rFonts w:ascii="Consolas" w:hAnsi="Consolas"/>
+          <w:sz w:val="16"/>
+          <w:szCs w:val="16"/>
+        </w:rPr>
+        <w:t xml:space="preserve">List&lt;Department&gt; </w:t>
+      </w:r>
+      <w:proofErr w:type="spellStart"/>
+      <w:proofErr w:type="gramStart"/>
+      <w:r>
+        <w:rPr>
+          <w:rFonts w:ascii="Consolas" w:hAnsi="Consolas"/>
+          <w:sz w:val="16"/>
+          <w:szCs w:val="16"/>
+        </w:rPr>
+        <w:t>findAllWithEmployees</w:t>
+      </w:r>
+      <w:proofErr w:type="spellEnd"/>
+      <w:r>
+        <w:rPr>
+          <w:rFonts w:ascii="Consolas" w:hAnsi="Consolas"/>
+          <w:sz w:val="16"/>
+          <w:szCs w:val="16"/>
+        </w:rPr>
+        <w:t>(</w:t>
+      </w:r>
+      <w:proofErr w:type="gramEnd"/>
+      <w:r>
+        <w:rPr>
+          <w:rFonts w:ascii="Consolas" w:hAnsi="Consolas"/>
+          <w:sz w:val="16"/>
+          <w:szCs w:val="16"/>
+        </w:rPr>
+        <w:t>);</w:t>
+      </w:r>
+    </w:p>
+    <w:p>
+      <w:pPr>
+        <w:spacing w:after="0"/>
+      </w:pPr>
+      <w:r>
+        <w:t>This fetches departments and their employees in one SQL query in a typical case.</w:t>
+      </w:r>
+    </w:p>
+    <w:p>
+      <w:pPr>
+        <w:spacing w:after="0"/>
+        <w:rPr>
+          <w:b/>
+          <w:bCs/>
+        </w:rPr>
+      </w:pPr>
+      <w:r>
+        <w:rPr>
+          <w:b/>
+          <w:bCs/>
+        </w:rPr>
+        <w:t>Approach 2: @EntityGraph</w:t>
+      </w:r>
+    </w:p>
+    <w:p>
+      <w:pPr>
+        <w:spacing w:after="0"/>
+        <w:rPr>
+          <w:rFonts w:ascii="Consolas" w:hAnsi="Consolas"/>
+          <w:sz w:val="16"/>
+          <w:szCs w:val="16"/>
+        </w:rPr>
+      </w:pPr>
+      <w:r>
+        <w:rPr>
+          <w:rFonts w:ascii="Consolas" w:hAnsi="Consolas"/>
+          <w:sz w:val="16"/>
+          <w:szCs w:val="16"/>
+        </w:rPr>
+        <w:t>@</w:t>
+      </w:r>
+      <w:proofErr w:type="gramStart"/>
+      <w:r>
+        <w:rPr>
+          <w:rFonts w:ascii="Consolas" w:hAnsi="Consolas"/>
+          <w:sz w:val="16"/>
+          <w:szCs w:val="16"/>
+        </w:rPr>
+        <w:t>EntityGraph(</w:t>
+      </w:r>
+      <w:proofErr w:type="gramEnd"/>
+      <w:r>
+        <w:rPr>
+          <w:rFonts w:ascii="Consolas" w:hAnsi="Consolas"/>
+          <w:sz w:val="16"/>
+          <w:szCs w:val="16"/>
+        </w:rPr>
+        <w:t>attributePaths = "employees")</w:t>
+      </w:r>
+    </w:p>
+    <w:p>
+      <w:pPr>
+        <w:spacing w:after="0"/>
+        <w:rPr>
+          <w:rFonts w:ascii="Consolas" w:hAnsi="Consolas"/>
+          <w:sz w:val="16"/>
+          <w:szCs w:val="16"/>
+        </w:rPr>
+      </w:pPr>
+      <w:r>
+        <w:rPr>
+          <w:rFonts w:ascii="Consolas" w:hAnsi="Consolas"/>
+          <w:sz w:val="16"/>
+          <w:szCs w:val="16"/>
+        </w:rPr>
+        <w:t>@</w:t>
+      </w:r>
+      <w:proofErr w:type="gramStart"/>
+      <w:r>
+        <w:rPr>
+          <w:rFonts w:ascii="Consolas" w:hAnsi="Consolas"/>
+          <w:sz w:val="16"/>
+          <w:szCs w:val="16"/>
+        </w:rPr>
+        <w:t>Query(</w:t>
+      </w:r>
+      <w:proofErr w:type="gramEnd"/>
+      <w:r>
+        <w:rPr>
+          <w:rFonts w:ascii="Consolas" w:hAnsi="Consolas"/>
+          <w:sz w:val="16"/>
+          <w:szCs w:val="16"/>
+        </w:rPr>
+        <w:t>"SELECT d FROM Department d")</w:t>
+      </w:r>
+    </w:p>
+    <w:p>
+      <w:pPr>
+        <w:spacing w:after="0"/>
+        <w:rPr>
+          <w:rFonts w:ascii="Consolas" w:hAnsi="Consolas"/>
+          <w:sz w:val="16"/>
+          <w:szCs w:val="16"/>
+        </w:rPr>
+      </w:pPr>
+      <w:r>
+        <w:rPr>
+          <w:rFonts w:ascii="Consolas" w:hAnsi="Consolas"/>
+          <w:sz w:val="16"/>
+          <w:szCs w:val="16"/>
+        </w:rPr>
+        <w:t xml:space="preserve">List&lt;Department&gt; </w:t>
+      </w:r>
+      <w:proofErr w:type="spellStart"/>
+      <w:proofErr w:type="gramStart"/>
+      <w:r>
+        <w:rPr>
+          <w:rFonts w:ascii="Consolas" w:hAnsi="Consolas"/>
+          <w:sz w:val="16"/>
+          <w:szCs w:val="16"/>
+        </w:rPr>
+        <w:t>findAllWithEmployees</w:t>
+      </w:r>
+      <w:proofErr w:type="spellEnd"/>
+      <w:r>
+        <w:rPr>
+          <w:rFonts w:ascii="Consolas" w:hAnsi="Consolas"/>
+          <w:sz w:val="16"/>
+          <w:szCs w:val="16"/>
+        </w:rPr>
+        <w:t>(</w:t>
+      </w:r>
+      <w:proofErr w:type="gramEnd"/>
+      <w:r>
+        <w:rPr>
+          <w:rFonts w:ascii="Consolas" w:hAnsi="Consolas"/>
+          <w:sz w:val="16"/>
+          <w:szCs w:val="16"/>
+        </w:rPr>
+        <w:t>);</w:t>
+      </w:r>
+    </w:p>
+    <w:p>
+      <w:pPr>
+        <w:spacing w:after="0"/>
+      </w:pPr>
+      <w:r>
+        <w:t>This tells Spring Data JPA which relationship should be fetched. The actual SQL strategy depends on the provider and query.</w:t>
+      </w:r>
+    </w:p>
+    <w:p>
+      <w:pPr>
+        <w:spacing w:after="0"/>
+        <w:rPr>
+          <w:b/>
+          <w:bCs/>
+        </w:rPr>
+      </w:pPr>
+      <w:r>
+        <w:rPr>
+          <w:b/>
+          <w:bCs/>
+        </w:rPr>
+        <w:t>Approach 3: DTO projection</w:t>
+      </w:r>
+    </w:p>
+    <w:p>
+      <w:pPr>
+        <w:spacing w:after="0"/>
+      </w:pPr>
+      <w:r>
+        <w:t>Fetch only the data you need instead of loading entire entities and their relationships.</w:t>
+      </w:r>
+    </w:p>
+    <w:p>
+      <w:pPr>
+        <w:spacing w:after="0"/>
+        <w:rPr>
+          <w:rFonts w:ascii="Consolas" w:hAnsi="Consolas"/>
+          <w:sz w:val="16"/>
+          <w:szCs w:val="16"/>
+        </w:rPr>
+      </w:pPr>
+      <w:r>
+        <w:rPr>
+          <w:rFonts w:ascii="Consolas" w:hAnsi="Consolas"/>
+          <w:sz w:val="16"/>
+          <w:szCs w:val="16"/>
+        </w:rPr>
+        <w:t>@</w:t>
+      </w:r>
+      <w:proofErr w:type="gramStart"/>
+      <w:r>
+        <w:rPr>
+          <w:rFonts w:ascii="Consolas" w:hAnsi="Consolas"/>
+          <w:sz w:val="16"/>
+          <w:szCs w:val="16"/>
+        </w:rPr>
+        <w:t>Query(</w:t>
+      </w:r>
+      <w:proofErr w:type="gramEnd"/>
+      <w:r>
+        <w:rPr>
+          <w:rFonts w:ascii="Consolas" w:hAnsi="Consolas"/>
+          <w:sz w:val="16"/>
+          <w:szCs w:val="16"/>
+        </w:rPr>
+        <w:t>"""</w:t>
+      </w:r>
+    </w:p>
+    <w:p>
+      <w:pPr>
+        <w:spacing w:after="0"/>
+        <w:rPr>
+          <w:rFonts w:ascii="Consolas" w:hAnsi="Consolas"/>
+          <w:sz w:val="16"/>
+          <w:szCs w:val="16"/>
+        </w:rPr>
+      </w:pPr>
+      <w:r>
+        <w:rPr>
+          <w:rFonts w:ascii="Consolas" w:hAnsi="Consolas"/>
+          <w:sz w:val="16"/>
+          <w:szCs w:val="16"/>
+        </w:rPr>
+        <w:t xml:space="preserve">    SELECT new </w:t>
+      </w:r>
+      <w:proofErr w:type="spellStart"/>
+      <w:r>
+        <w:rPr>
+          <w:rFonts w:ascii="Consolas" w:hAnsi="Consolas"/>
+          <w:sz w:val="16"/>
+          <w:szCs w:val="16"/>
+        </w:rPr>
+        <w:t>com.</w:t>
+      </w:r>
+      <w:proofErr w:type="gramStart"/>
+      <w:r>
+        <w:rPr>
+          <w:rFonts w:ascii="Consolas" w:hAnsi="Consolas"/>
+          <w:sz w:val="16"/>
+          <w:szCs w:val="16"/>
+        </w:rPr>
+        <w:t>example.DepartmentDto</w:t>
+      </w:r>
+      <w:proofErr w:type="spellEnd"/>
+      <w:proofErr w:type="gramEnd"/>
+      <w:r>
+        <w:rPr>
+          <w:rFonts w:ascii="Consolas" w:hAnsi="Consolas"/>
+          <w:sz w:val="16"/>
+          <w:szCs w:val="16"/>
+        </w:rPr>
+        <w:t>(d.id, d.name)</w:t>
+      </w:r>
+    </w:p>
+    <w:p>
+      <w:pPr>
+        <w:spacing w:after="0"/>
+        <w:rPr>
+          <w:rFonts w:ascii="Consolas" w:hAnsi="Consolas"/>
+          <w:sz w:val="16"/>
+          <w:szCs w:val="16"/>
+        </w:rPr>
+      </w:pPr>
+      <w:r>
+        <w:rPr>
+          <w:rFonts w:ascii="Consolas" w:hAnsi="Consolas"/>
+          <w:sz w:val="16"/>
+          <w:szCs w:val="16"/>
+        </w:rPr>
+        <w:t xml:space="preserve">    FROM Department d</w:t>
+      </w:r>
+    </w:p>
+    <w:p>
+      <w:pPr>
+        <w:spacing w:after="0"/>
+        <w:rPr>
+          <w:rFonts w:ascii="Consolas" w:hAnsi="Consolas"/>
+          <w:sz w:val="16"/>
+          <w:szCs w:val="16"/>
+        </w:rPr>
+      </w:pPr>
+      <w:r>
+        <w:rPr>
+          <w:rFonts w:ascii="Consolas" w:hAnsi="Consolas"/>
+          <w:sz w:val="16"/>
+          <w:szCs w:val="16"/>
+        </w:rPr>
+        <w:t xml:space="preserve">    """)</w:t>
+      </w:r>
+    </w:p>
+    <w:p>
+      <w:pPr>
+        <w:spacing w:after="0"/>
+        <w:rPr>
+          <w:rFonts w:ascii="Consolas" w:hAnsi="Consolas"/>
+          <w:sz w:val="16"/>
+          <w:szCs w:val="16"/>
+        </w:rPr>
+      </w:pPr>
+      <w:r>
+        <w:rPr>
+          <w:rFonts w:ascii="Consolas" w:hAnsi="Consolas"/>
+          <w:sz w:val="16"/>
+          <w:szCs w:val="16"/>
+        </w:rPr>
+        <w:t>List&lt;</w:t>
+      </w:r>
+      <w:proofErr w:type="spellStart"/>
+      <w:r>
+        <w:rPr>
+          <w:rFonts w:ascii="Consolas" w:hAnsi="Consolas"/>
+          <w:sz w:val="16"/>
+          <w:szCs w:val="16"/>
+        </w:rPr>
+        <w:t>DepartmentDto</w:t>
+      </w:r>
+      <w:proofErr w:type="spellEnd"/>
+      <w:r>
+        <w:rPr>
+          <w:rFonts w:ascii="Consolas" w:hAnsi="Consolas"/>
+          <w:sz w:val="16"/>
+          <w:szCs w:val="16"/>
+        </w:rPr>
+        <w:t xml:space="preserve">&gt; </w:t>
+      </w:r>
+      <w:proofErr w:type="spellStart"/>
+      <w:proofErr w:type="gramStart"/>
+      <w:r>
+        <w:rPr>
+          <w:rFonts w:ascii="Consolas" w:hAnsi="Consolas"/>
+          <w:sz w:val="16"/>
+          <w:szCs w:val="16"/>
+        </w:rPr>
+        <w:t>findDepartmentDtos</w:t>
+      </w:r>
+      <w:proofErr w:type="spellEnd"/>
+      <w:r>
+        <w:rPr>
+          <w:rFonts w:ascii="Consolas" w:hAnsi="Consolas"/>
+          <w:sz w:val="16"/>
+          <w:szCs w:val="16"/>
+        </w:rPr>
+        <w:t>(</w:t>
+      </w:r>
+      <w:proofErr w:type="gramEnd"/>
+      <w:r>
+        <w:rPr>
+          <w:rFonts w:ascii="Consolas" w:hAnsi="Consolas"/>
+          <w:sz w:val="16"/>
+          <w:szCs w:val="16"/>
+        </w:rPr>
+        <w:t>);</w:t>
+      </w:r>
+    </w:p>
+    <w:p>
+      <w:pPr>
+        <w:spacing w:after="0"/>
+      </w:pPr>
+      <w:r>
+        <w:t>This is useful for read-only API responses.</w:t>
+      </w:r>
+    </w:p>
+    <w:p>
+      <w:pPr>
+        <w:spacing w:after="0"/>
+      </w:pPr>
+    </w:p>
     <w:sectPr>
       <w:pgSz w:w="16838" w:h="23811" w:code="8"/>
       <w:pgMar w:top="288" w:right="288" w:bottom="288" w:left="288" w:header="720" w:footer="720" w:gutter="0"/>
@@ -4034,6 +7588,494 @@
 <file path=word/numbering.xml><?xml version="1.0" encoding="utf-8"?>
 <w:numbering xmlns:wpc="http://schemas.microsoft.com/office/word/2010/wordprocessingCanvas" xmlns:cx="http://schemas.microsoft.com/office/drawing/2014/chartex" xmlns:cx1="http://schemas.microsoft.com/office/drawing/2015/9/8/chartex" xmlns:cx2="http://schemas.microsoft.com/office/drawing/2015/10/21/chartex" xmlns:cx3="http://schemas.microsoft.com/office/drawing/2016/5/9/chartex" xmlns:cx4="http://schemas.microsoft.com/office/drawing/2016/5/10/chartex" xmlns:cx5="http://schemas.microsoft.com/office/drawing/2016/5/11/chartex" xmlns:cx6="http://schemas.microsoft.com/office/drawing/2016/5/12/chartex" xmlns:cx7="http://schemas.microsoft.com/office/drawing/2016/5/13/chartex" xmlns:cx8="http://schemas.microsoft.com/office/drawing/2016/5/14/chartex" xmlns:mc="http://schemas.openxmlformats.org/markup-compatibility/2006" xmlns:aink="http://schemas.microsoft.com/office/drawing/2016/ink" xmlns:am3d="http://schemas.microsoft.com/office/drawing/2017/model3d" xmlns:o="urn:schemas-microsoft-com:office:office" xmlns:oel="http://schemas.microsoft.com/office/2019/extlst" xmlns:r="http://schemas.openxmlformats.org/officeDocument/2006/relationships" xmlns:m="http://schemas.openxmlformats.org/officeDocument/2006/math" xmlns:v="urn:schemas-microsoft-com:vml" xmlns:wp14="http://schemas.microsoft.com/office/word/2010/wordprocessingDrawing" xmlns:wp="http://schemas.openxmlformats.org/drawingml/2006/wordprocessingDrawing" xmlns:w10="urn:schemas-microsoft-com:office:word" xmlns:w="http://schemas.openxmlformats.org/wordprocessingml/2006/main" xmlns:w14="http://schemas.microsoft.com/office/word/2010/wordml" xmlns:w15="http://schemas.microsoft.com/office/word/2012/wordml" xmlns:w16cex="http://schemas.microsoft.com/office/word/2018/wordml/cex" xmlns:w16cid="http://schemas.microsoft.com/office/word/2016/wordml/cid" xmlns:w16="http://schemas.microsoft.com/office/word/2018/wordml" xmlns:w16du="http://schemas.microsoft.com/office/word/2023/wordml/word16du" xmlns:w16sdtdh="http://schemas.microsoft.com/office/word/2020/wordml/sdtdatahash" xmlns:w16sdtfl="http://schemas.microsoft.com/office/word/2024/wordml/sdtformatlock" xmlns:w16se="http://schemas.microsoft.com/office/word/2015/wordml/symex" xmlns:wpg="http://schemas.microsoft.com/office/word/2010/wordprocessingGroup" xmlns:wpi="http://schemas.microsoft.com/office/word/2010/wordprocessingInk" xmlns:wne="http://schemas.microsoft.com/office/word/2006/wordml" xmlns:wps="http://schemas.microsoft.com/office/word/2010/wordprocessingShape" mc:Ignorable="w14 w15 w16se w16cid w16 w16cex w16sdtdh w16sdtfl w16du wp14">
   <w:abstractNum w:abstractNumId="0" w15:restartNumberingAfterBreak="0">
+    <w:nsid w:val="0C7067F6"/>
+    <w:multiLevelType w:val="multilevel"/>
+    <w:tmpl w:val="49A47C70"/>
+    <w:lvl w:ilvl="0">
+      <w:start w:val="1"/>
+      <w:numFmt w:val="bullet"/>
+      <w:lvlText w:val=""/>
+      <w:lvlJc w:val="left"/>
+      <w:pPr>
+        <w:tabs>
+          <w:tab w:val="num" w:pos="720"/>
+        </w:tabs>
+        <w:ind w:left="720" w:hanging="360"/>
+      </w:pPr>
+      <w:rPr>
+        <w:rFonts w:ascii="Symbol" w:hAnsi="Symbol" w:hint="default"/>
+        <w:sz w:val="20"/>
+      </w:rPr>
+    </w:lvl>
+    <w:lvl w:ilvl="1" w:tentative="1">
+      <w:start w:val="1"/>
+      <w:numFmt w:val="bullet"/>
+      <w:lvlText w:val="o"/>
+      <w:lvlJc w:val="left"/>
+      <w:pPr>
+        <w:tabs>
+          <w:tab w:val="num" w:pos="1440"/>
+        </w:tabs>
+        <w:ind w:left="1440" w:hanging="360"/>
+      </w:pPr>
+      <w:rPr>
+        <w:rFonts w:ascii="Courier New" w:hAnsi="Courier New" w:hint="default"/>
+        <w:sz w:val="20"/>
+      </w:rPr>
+    </w:lvl>
+    <w:lvl w:ilvl="2" w:tentative="1">
+      <w:start w:val="1"/>
+      <w:numFmt w:val="bullet"/>
+      <w:lvlText w:val=""/>
+      <w:lvlJc w:val="left"/>
+      <w:pPr>
+        <w:tabs>
+          <w:tab w:val="num" w:pos="2160"/>
+        </w:tabs>
+        <w:ind w:left="2160" w:hanging="360"/>
+      </w:pPr>
+      <w:rPr>
+        <w:rFonts w:ascii="Wingdings" w:hAnsi="Wingdings" w:hint="default"/>
+        <w:sz w:val="20"/>
+      </w:rPr>
+    </w:lvl>
+    <w:lvl w:ilvl="3" w:tentative="1">
+      <w:start w:val="1"/>
+      <w:numFmt w:val="bullet"/>
+      <w:lvlText w:val=""/>
+      <w:lvlJc w:val="left"/>
+      <w:pPr>
+        <w:tabs>
+          <w:tab w:val="num" w:pos="2880"/>
+        </w:tabs>
+        <w:ind w:left="2880" w:hanging="360"/>
+      </w:pPr>
+      <w:rPr>
+        <w:rFonts w:ascii="Wingdings" w:hAnsi="Wingdings" w:hint="default"/>
+        <w:sz w:val="20"/>
+      </w:rPr>
+    </w:lvl>
+    <w:lvl w:ilvl="4" w:tentative="1">
+      <w:start w:val="1"/>
+      <w:numFmt w:val="bullet"/>
+      <w:lvlText w:val=""/>
+      <w:lvlJc w:val="left"/>
+      <w:pPr>
+        <w:tabs>
+          <w:tab w:val="num" w:pos="3600"/>
+        </w:tabs>
+        <w:ind w:left="3600" w:hanging="360"/>
+      </w:pPr>
+      <w:rPr>
+        <w:rFonts w:ascii="Wingdings" w:hAnsi="Wingdings" w:hint="default"/>
+        <w:sz w:val="20"/>
+      </w:rPr>
+    </w:lvl>
+    <w:lvl w:ilvl="5" w:tentative="1">
+      <w:start w:val="1"/>
+      <w:numFmt w:val="bullet"/>
+      <w:lvlText w:val=""/>
+      <w:lvlJc w:val="left"/>
+      <w:pPr>
+        <w:tabs>
+          <w:tab w:val="num" w:pos="4320"/>
+        </w:tabs>
+        <w:ind w:left="4320" w:hanging="360"/>
+      </w:pPr>
+      <w:rPr>
+        <w:rFonts w:ascii="Wingdings" w:hAnsi="Wingdings" w:hint="default"/>
+        <w:sz w:val="20"/>
+      </w:rPr>
+    </w:lvl>
+    <w:lvl w:ilvl="6" w:tentative="1">
+      <w:start w:val="1"/>
+      <w:numFmt w:val="bullet"/>
+      <w:lvlText w:val=""/>
+      <w:lvlJc w:val="left"/>
+      <w:pPr>
+        <w:tabs>
+          <w:tab w:val="num" w:pos="5040"/>
+        </w:tabs>
+        <w:ind w:left="5040" w:hanging="360"/>
+      </w:pPr>
+      <w:rPr>
+        <w:rFonts w:ascii="Wingdings" w:hAnsi="Wingdings" w:hint="default"/>
+        <w:sz w:val="20"/>
+      </w:rPr>
+    </w:lvl>
+    <w:lvl w:ilvl="7" w:tentative="1">
+      <w:start w:val="1"/>
+      <w:numFmt w:val="bullet"/>
+      <w:lvlText w:val=""/>
+      <w:lvlJc w:val="left"/>
+      <w:pPr>
+        <w:tabs>
+          <w:tab w:val="num" w:pos="5760"/>
+        </w:tabs>
+        <w:ind w:left="5760" w:hanging="360"/>
+      </w:pPr>
+      <w:rPr>
+        <w:rFonts w:ascii="Wingdings" w:hAnsi="Wingdings" w:hint="default"/>
+        <w:sz w:val="20"/>
+      </w:rPr>
+    </w:lvl>
+    <w:lvl w:ilvl="8" w:tentative="1">
+      <w:start w:val="1"/>
+      <w:numFmt w:val="bullet"/>
+      <w:lvlText w:val=""/>
+      <w:lvlJc w:val="left"/>
+      <w:pPr>
+        <w:tabs>
+          <w:tab w:val="num" w:pos="6480"/>
+        </w:tabs>
+        <w:ind w:left="6480" w:hanging="360"/>
+      </w:pPr>
+      <w:rPr>
+        <w:rFonts w:ascii="Wingdings" w:hAnsi="Wingdings" w:hint="default"/>
+        <w:sz w:val="20"/>
+      </w:rPr>
+    </w:lvl>
+  </w:abstractNum>
+  <w:abstractNum w:abstractNumId="1" w15:restartNumberingAfterBreak="0">
+    <w:nsid w:val="27937557"/>
+    <w:multiLevelType w:val="multilevel"/>
+    <w:tmpl w:val="CD12C5CC"/>
+    <w:lvl w:ilvl="0">
+      <w:start w:val="1"/>
+      <w:numFmt w:val="decimal"/>
+      <w:lvlText w:val="%1."/>
+      <w:lvlJc w:val="left"/>
+      <w:pPr>
+        <w:tabs>
+          <w:tab w:val="num" w:pos="720"/>
+        </w:tabs>
+        <w:ind w:left="720" w:hanging="360"/>
+      </w:pPr>
+    </w:lvl>
+    <w:lvl w:ilvl="1" w:tentative="1">
+      <w:start w:val="1"/>
+      <w:numFmt w:val="decimal"/>
+      <w:lvlText w:val="%2."/>
+      <w:lvlJc w:val="left"/>
+      <w:pPr>
+        <w:tabs>
+          <w:tab w:val="num" w:pos="1440"/>
+        </w:tabs>
+        <w:ind w:left="1440" w:hanging="360"/>
+      </w:pPr>
+    </w:lvl>
+    <w:lvl w:ilvl="2" w:tentative="1">
+      <w:start w:val="1"/>
+      <w:numFmt w:val="decimal"/>
+      <w:lvlText w:val="%3."/>
+      <w:lvlJc w:val="left"/>
+      <w:pPr>
+        <w:tabs>
+          <w:tab w:val="num" w:pos="2160"/>
+        </w:tabs>
+        <w:ind w:left="2160" w:hanging="360"/>
+      </w:pPr>
+    </w:lvl>
+    <w:lvl w:ilvl="3" w:tentative="1">
+      <w:start w:val="1"/>
+      <w:numFmt w:val="decimal"/>
+      <w:lvlText w:val="%4."/>
+      <w:lvlJc w:val="left"/>
+      <w:pPr>
+        <w:tabs>
+          <w:tab w:val="num" w:pos="2880"/>
+        </w:tabs>
+        <w:ind w:left="2880" w:hanging="360"/>
+      </w:pPr>
+    </w:lvl>
+    <w:lvl w:ilvl="4" w:tentative="1">
+      <w:start w:val="1"/>
+      <w:numFmt w:val="decimal"/>
+      <w:lvlText w:val="%5."/>
+      <w:lvlJc w:val="left"/>
+      <w:pPr>
+        <w:tabs>
+          <w:tab w:val="num" w:pos="3600"/>
+        </w:tabs>
+        <w:ind w:left="3600" w:hanging="360"/>
+      </w:pPr>
+    </w:lvl>
+    <w:lvl w:ilvl="5" w:tentative="1">
+      <w:start w:val="1"/>
+      <w:numFmt w:val="decimal"/>
+      <w:lvlText w:val="%6."/>
+      <w:lvlJc w:val="left"/>
+      <w:pPr>
+        <w:tabs>
+          <w:tab w:val="num" w:pos="4320"/>
+        </w:tabs>
+        <w:ind w:left="4320" w:hanging="360"/>
+      </w:pPr>
+    </w:lvl>
+    <w:lvl w:ilvl="6" w:tentative="1">
+      <w:start w:val="1"/>
+      <w:numFmt w:val="decimal"/>
+      <w:lvlText w:val="%7."/>
+      <w:lvlJc w:val="left"/>
+      <w:pPr>
+        <w:tabs>
+          <w:tab w:val="num" w:pos="5040"/>
+        </w:tabs>
+        <w:ind w:left="5040" w:hanging="360"/>
+      </w:pPr>
+    </w:lvl>
+    <w:lvl w:ilvl="7" w:tentative="1">
+      <w:start w:val="1"/>
+      <w:numFmt w:val="decimal"/>
+      <w:lvlText w:val="%8."/>
+      <w:lvlJc w:val="left"/>
+      <w:pPr>
+        <w:tabs>
+          <w:tab w:val="num" w:pos="5760"/>
+        </w:tabs>
+        <w:ind w:left="5760" w:hanging="360"/>
+      </w:pPr>
+    </w:lvl>
+    <w:lvl w:ilvl="8" w:tentative="1">
+      <w:start w:val="1"/>
+      <w:numFmt w:val="decimal"/>
+      <w:lvlText w:val="%9."/>
+      <w:lvlJc w:val="left"/>
+      <w:pPr>
+        <w:tabs>
+          <w:tab w:val="num" w:pos="6480"/>
+        </w:tabs>
+        <w:ind w:left="6480" w:hanging="360"/>
+      </w:pPr>
+    </w:lvl>
+  </w:abstractNum>
+  <w:abstractNum w:abstractNumId="2" w15:restartNumberingAfterBreak="0">
+    <w:nsid w:val="3BC82240"/>
+    <w:multiLevelType w:val="multilevel"/>
+    <w:tmpl w:val="68FC22E0"/>
+    <w:lvl w:ilvl="0">
+      <w:start w:val="1"/>
+      <w:numFmt w:val="decimal"/>
+      <w:lvlText w:val="%1."/>
+      <w:lvlJc w:val="left"/>
+      <w:pPr>
+        <w:tabs>
+          <w:tab w:val="num" w:pos="720"/>
+        </w:tabs>
+        <w:ind w:left="720" w:hanging="360"/>
+      </w:pPr>
+    </w:lvl>
+    <w:lvl w:ilvl="1" w:tentative="1">
+      <w:start w:val="1"/>
+      <w:numFmt w:val="decimal"/>
+      <w:lvlText w:val="%2."/>
+      <w:lvlJc w:val="left"/>
+      <w:pPr>
+        <w:tabs>
+          <w:tab w:val="num" w:pos="1440"/>
+        </w:tabs>
+        <w:ind w:left="1440" w:hanging="360"/>
+      </w:pPr>
+    </w:lvl>
+    <w:lvl w:ilvl="2" w:tentative="1">
+      <w:start w:val="1"/>
+      <w:numFmt w:val="decimal"/>
+      <w:lvlText w:val="%3."/>
+      <w:lvlJc w:val="left"/>
+      <w:pPr>
+        <w:tabs>
+          <w:tab w:val="num" w:pos="2160"/>
+        </w:tabs>
+        <w:ind w:left="2160" w:hanging="360"/>
+      </w:pPr>
+    </w:lvl>
+    <w:lvl w:ilvl="3" w:tentative="1">
+      <w:start w:val="1"/>
+      <w:numFmt w:val="decimal"/>
+      <w:lvlText w:val="%4."/>
+      <w:lvlJc w:val="left"/>
+      <w:pPr>
+        <w:tabs>
+          <w:tab w:val="num" w:pos="2880"/>
+        </w:tabs>
+        <w:ind w:left="2880" w:hanging="360"/>
+      </w:pPr>
+    </w:lvl>
+    <w:lvl w:ilvl="4" w:tentative="1">
+      <w:start w:val="1"/>
+      <w:numFmt w:val="decimal"/>
+      <w:lvlText w:val="%5."/>
+      <w:lvlJc w:val="left"/>
+      <w:pPr>
+        <w:tabs>
+          <w:tab w:val="num" w:pos="3600"/>
+        </w:tabs>
+        <w:ind w:left="3600" w:hanging="360"/>
+      </w:pPr>
+    </w:lvl>
+    <w:lvl w:ilvl="5" w:tentative="1">
+      <w:start w:val="1"/>
+      <w:numFmt w:val="decimal"/>
+      <w:lvlText w:val="%6."/>
+      <w:lvlJc w:val="left"/>
+      <w:pPr>
+        <w:tabs>
+          <w:tab w:val="num" w:pos="4320"/>
+        </w:tabs>
+        <w:ind w:left="4320" w:hanging="360"/>
+      </w:pPr>
+    </w:lvl>
+    <w:lvl w:ilvl="6" w:tentative="1">
+      <w:start w:val="1"/>
+      <w:numFmt w:val="decimal"/>
+      <w:lvlText w:val="%7."/>
+      <w:lvlJc w:val="left"/>
+      <w:pPr>
+        <w:tabs>
+          <w:tab w:val="num" w:pos="5040"/>
+        </w:tabs>
+        <w:ind w:left="5040" w:hanging="360"/>
+      </w:pPr>
+    </w:lvl>
+    <w:lvl w:ilvl="7" w:tentative="1">
+      <w:start w:val="1"/>
+      <w:numFmt w:val="decimal"/>
+      <w:lvlText w:val="%8."/>
+      <w:lvlJc w:val="left"/>
+      <w:pPr>
+        <w:tabs>
+          <w:tab w:val="num" w:pos="5760"/>
+        </w:tabs>
+        <w:ind w:left="5760" w:hanging="360"/>
+      </w:pPr>
+    </w:lvl>
+    <w:lvl w:ilvl="8" w:tentative="1">
+      <w:start w:val="1"/>
+      <w:numFmt w:val="decimal"/>
+      <w:lvlText w:val="%9."/>
+      <w:lvlJc w:val="left"/>
+      <w:pPr>
+        <w:tabs>
+          <w:tab w:val="num" w:pos="6480"/>
+        </w:tabs>
+        <w:ind w:left="6480" w:hanging="360"/>
+      </w:pPr>
+    </w:lvl>
+  </w:abstractNum>
+  <w:abstractNum w:abstractNumId="3" w15:restartNumberingAfterBreak="0">
+    <w:nsid w:val="3BE61F3B"/>
+    <w:multiLevelType w:val="multilevel"/>
+    <w:tmpl w:val="B092483E"/>
+    <w:lvl w:ilvl="0">
+      <w:start w:val="1"/>
+      <w:numFmt w:val="decimal"/>
+      <w:lvlText w:val="%1."/>
+      <w:lvlJc w:val="left"/>
+      <w:pPr>
+        <w:tabs>
+          <w:tab w:val="num" w:pos="720"/>
+        </w:tabs>
+        <w:ind w:left="720" w:hanging="360"/>
+      </w:pPr>
+    </w:lvl>
+    <w:lvl w:ilvl="1" w:tentative="1">
+      <w:start w:val="1"/>
+      <w:numFmt w:val="decimal"/>
+      <w:lvlText w:val="%2."/>
+      <w:lvlJc w:val="left"/>
+      <w:pPr>
+        <w:tabs>
+          <w:tab w:val="num" w:pos="1440"/>
+        </w:tabs>
+        <w:ind w:left="1440" w:hanging="360"/>
+      </w:pPr>
+    </w:lvl>
+    <w:lvl w:ilvl="2" w:tentative="1">
+      <w:start w:val="1"/>
+      <w:numFmt w:val="decimal"/>
+      <w:lvlText w:val="%3."/>
+      <w:lvlJc w:val="left"/>
+      <w:pPr>
+        <w:tabs>
+          <w:tab w:val="num" w:pos="2160"/>
+        </w:tabs>
+        <w:ind w:left="2160" w:hanging="360"/>
+      </w:pPr>
+    </w:lvl>
+    <w:lvl w:ilvl="3" w:tentative="1">
+      <w:start w:val="1"/>
+      <w:numFmt w:val="decimal"/>
+      <w:lvlText w:val="%4."/>
+      <w:lvlJc w:val="left"/>
+      <w:pPr>
+        <w:tabs>
+          <w:tab w:val="num" w:pos="2880"/>
+        </w:tabs>
+        <w:ind w:left="2880" w:hanging="360"/>
+      </w:pPr>
+    </w:lvl>
+    <w:lvl w:ilvl="4" w:tentative="1">
+      <w:start w:val="1"/>
+      <w:numFmt w:val="decimal"/>
+      <w:lvlText w:val="%5."/>
+      <w:lvlJc w:val="left"/>
+      <w:pPr>
+        <w:tabs>
+          <w:tab w:val="num" w:pos="3600"/>
+        </w:tabs>
+        <w:ind w:left="3600" w:hanging="360"/>
+      </w:pPr>
+    </w:lvl>
+    <w:lvl w:ilvl="5" w:tentative="1">
+      <w:start w:val="1"/>
+      <w:numFmt w:val="decimal"/>
+      <w:lvlText w:val="%6."/>
+      <w:lvlJc w:val="left"/>
+      <w:pPr>
+        <w:tabs>
+          <w:tab w:val="num" w:pos="4320"/>
+        </w:tabs>
+        <w:ind w:left="4320" w:hanging="360"/>
+      </w:pPr>
+    </w:lvl>
+    <w:lvl w:ilvl="6" w:tentative="1">
+      <w:start w:val="1"/>
+      <w:numFmt w:val="decimal"/>
+      <w:lvlText w:val="%7."/>
+      <w:lvlJc w:val="left"/>
+      <w:pPr>
+        <w:tabs>
+          <w:tab w:val="num" w:pos="5040"/>
+        </w:tabs>
+        <w:ind w:left="5040" w:hanging="360"/>
+      </w:pPr>
+    </w:lvl>
+    <w:lvl w:ilvl="7" w:tentative="1">
+      <w:start w:val="1"/>
+      <w:numFmt w:val="decimal"/>
+      <w:lvlText w:val="%8."/>
+      <w:lvlJc w:val="left"/>
+      <w:pPr>
+        <w:tabs>
+          <w:tab w:val="num" w:pos="5760"/>
+        </w:tabs>
+        <w:ind w:left="5760" w:hanging="360"/>
+      </w:pPr>
+    </w:lvl>
+    <w:lvl w:ilvl="8" w:tentative="1">
+      <w:start w:val="1"/>
+      <w:numFmt w:val="decimal"/>
+      <w:lvlText w:val="%9."/>
+      <w:lvlJc w:val="left"/>
+      <w:pPr>
+        <w:tabs>
+          <w:tab w:val="num" w:pos="6480"/>
+        </w:tabs>
+        <w:ind w:left="6480" w:hanging="360"/>
+      </w:pPr>
+    </w:lvl>
+  </w:abstractNum>
+  <w:abstractNum w:abstractNumId="4" w15:restartNumberingAfterBreak="0">
     <w:nsid w:val="4BC57812"/>
     <w:multiLevelType w:val="multilevel"/>
     <w:tmpl w:val="CE82D9CE"/>
@@ -4178,7 +8220,367 @@
       </w:rPr>
     </w:lvl>
   </w:abstractNum>
+  <w:abstractNum w:abstractNumId="5" w15:restartNumberingAfterBreak="0">
+    <w:nsid w:val="563C0CE2"/>
+    <w:multiLevelType w:val="multilevel"/>
+    <w:tmpl w:val="EB4418E8"/>
+    <w:lvl w:ilvl="0">
+      <w:start w:val="1"/>
+      <w:numFmt w:val="decimal"/>
+      <w:lvlText w:val="%1."/>
+      <w:lvlJc w:val="left"/>
+      <w:pPr>
+        <w:tabs>
+          <w:tab w:val="num" w:pos="720"/>
+        </w:tabs>
+        <w:ind w:left="720" w:hanging="360"/>
+      </w:pPr>
+    </w:lvl>
+    <w:lvl w:ilvl="1" w:tentative="1">
+      <w:start w:val="1"/>
+      <w:numFmt w:val="decimal"/>
+      <w:lvlText w:val="%2."/>
+      <w:lvlJc w:val="left"/>
+      <w:pPr>
+        <w:tabs>
+          <w:tab w:val="num" w:pos="1440"/>
+        </w:tabs>
+        <w:ind w:left="1440" w:hanging="360"/>
+      </w:pPr>
+    </w:lvl>
+    <w:lvl w:ilvl="2" w:tentative="1">
+      <w:start w:val="1"/>
+      <w:numFmt w:val="decimal"/>
+      <w:lvlText w:val="%3."/>
+      <w:lvlJc w:val="left"/>
+      <w:pPr>
+        <w:tabs>
+          <w:tab w:val="num" w:pos="2160"/>
+        </w:tabs>
+        <w:ind w:left="2160" w:hanging="360"/>
+      </w:pPr>
+    </w:lvl>
+    <w:lvl w:ilvl="3" w:tentative="1">
+      <w:start w:val="1"/>
+      <w:numFmt w:val="decimal"/>
+      <w:lvlText w:val="%4."/>
+      <w:lvlJc w:val="left"/>
+      <w:pPr>
+        <w:tabs>
+          <w:tab w:val="num" w:pos="2880"/>
+        </w:tabs>
+        <w:ind w:left="2880" w:hanging="360"/>
+      </w:pPr>
+    </w:lvl>
+    <w:lvl w:ilvl="4" w:tentative="1">
+      <w:start w:val="1"/>
+      <w:numFmt w:val="decimal"/>
+      <w:lvlText w:val="%5."/>
+      <w:lvlJc w:val="left"/>
+      <w:pPr>
+        <w:tabs>
+          <w:tab w:val="num" w:pos="3600"/>
+        </w:tabs>
+        <w:ind w:left="3600" w:hanging="360"/>
+      </w:pPr>
+    </w:lvl>
+    <w:lvl w:ilvl="5" w:tentative="1">
+      <w:start w:val="1"/>
+      <w:numFmt w:val="decimal"/>
+      <w:lvlText w:val="%6."/>
+      <w:lvlJc w:val="left"/>
+      <w:pPr>
+        <w:tabs>
+          <w:tab w:val="num" w:pos="4320"/>
+        </w:tabs>
+        <w:ind w:left="4320" w:hanging="360"/>
+      </w:pPr>
+    </w:lvl>
+    <w:lvl w:ilvl="6" w:tentative="1">
+      <w:start w:val="1"/>
+      <w:numFmt w:val="decimal"/>
+      <w:lvlText w:val="%7."/>
+      <w:lvlJc w:val="left"/>
+      <w:pPr>
+        <w:tabs>
+          <w:tab w:val="num" w:pos="5040"/>
+        </w:tabs>
+        <w:ind w:left="5040" w:hanging="360"/>
+      </w:pPr>
+    </w:lvl>
+    <w:lvl w:ilvl="7" w:tentative="1">
+      <w:start w:val="1"/>
+      <w:numFmt w:val="decimal"/>
+      <w:lvlText w:val="%8."/>
+      <w:lvlJc w:val="left"/>
+      <w:pPr>
+        <w:tabs>
+          <w:tab w:val="num" w:pos="5760"/>
+        </w:tabs>
+        <w:ind w:left="5760" w:hanging="360"/>
+      </w:pPr>
+    </w:lvl>
+    <w:lvl w:ilvl="8" w:tentative="1">
+      <w:start w:val="1"/>
+      <w:numFmt w:val="decimal"/>
+      <w:lvlText w:val="%9."/>
+      <w:lvlJc w:val="left"/>
+      <w:pPr>
+        <w:tabs>
+          <w:tab w:val="num" w:pos="6480"/>
+        </w:tabs>
+        <w:ind w:left="6480" w:hanging="360"/>
+      </w:pPr>
+    </w:lvl>
+  </w:abstractNum>
+  <w:abstractNum w:abstractNumId="6" w15:restartNumberingAfterBreak="0">
+    <w:nsid w:val="688E5F03"/>
+    <w:multiLevelType w:val="multilevel"/>
+    <w:tmpl w:val="7736D038"/>
+    <w:lvl w:ilvl="0">
+      <w:start w:val="1"/>
+      <w:numFmt w:val="decimal"/>
+      <w:lvlText w:val="%1."/>
+      <w:lvlJc w:val="left"/>
+      <w:pPr>
+        <w:tabs>
+          <w:tab w:val="num" w:pos="720"/>
+        </w:tabs>
+        <w:ind w:left="720" w:hanging="360"/>
+      </w:pPr>
+    </w:lvl>
+    <w:lvl w:ilvl="1" w:tentative="1">
+      <w:start w:val="1"/>
+      <w:numFmt w:val="decimal"/>
+      <w:lvlText w:val="%2."/>
+      <w:lvlJc w:val="left"/>
+      <w:pPr>
+        <w:tabs>
+          <w:tab w:val="num" w:pos="1440"/>
+        </w:tabs>
+        <w:ind w:left="1440" w:hanging="360"/>
+      </w:pPr>
+    </w:lvl>
+    <w:lvl w:ilvl="2" w:tentative="1">
+      <w:start w:val="1"/>
+      <w:numFmt w:val="decimal"/>
+      <w:lvlText w:val="%3."/>
+      <w:lvlJc w:val="left"/>
+      <w:pPr>
+        <w:tabs>
+          <w:tab w:val="num" w:pos="2160"/>
+        </w:tabs>
+        <w:ind w:left="2160" w:hanging="360"/>
+      </w:pPr>
+    </w:lvl>
+    <w:lvl w:ilvl="3" w:tentative="1">
+      <w:start w:val="1"/>
+      <w:numFmt w:val="decimal"/>
+      <w:lvlText w:val="%4."/>
+      <w:lvlJc w:val="left"/>
+      <w:pPr>
+        <w:tabs>
+          <w:tab w:val="num" w:pos="2880"/>
+        </w:tabs>
+        <w:ind w:left="2880" w:hanging="360"/>
+      </w:pPr>
+    </w:lvl>
+    <w:lvl w:ilvl="4" w:tentative="1">
+      <w:start w:val="1"/>
+      <w:numFmt w:val="decimal"/>
+      <w:lvlText w:val="%5."/>
+      <w:lvlJc w:val="left"/>
+      <w:pPr>
+        <w:tabs>
+          <w:tab w:val="num" w:pos="3600"/>
+        </w:tabs>
+        <w:ind w:left="3600" w:hanging="360"/>
+      </w:pPr>
+    </w:lvl>
+    <w:lvl w:ilvl="5" w:tentative="1">
+      <w:start w:val="1"/>
+      <w:numFmt w:val="decimal"/>
+      <w:lvlText w:val="%6."/>
+      <w:lvlJc w:val="left"/>
+      <w:pPr>
+        <w:tabs>
+          <w:tab w:val="num" w:pos="4320"/>
+        </w:tabs>
+        <w:ind w:left="4320" w:hanging="360"/>
+      </w:pPr>
+    </w:lvl>
+    <w:lvl w:ilvl="6" w:tentative="1">
+      <w:start w:val="1"/>
+      <w:numFmt w:val="decimal"/>
+      <w:lvlText w:val="%7."/>
+      <w:lvlJc w:val="left"/>
+      <w:pPr>
+        <w:tabs>
+          <w:tab w:val="num" w:pos="5040"/>
+        </w:tabs>
+        <w:ind w:left="5040" w:hanging="360"/>
+      </w:pPr>
+    </w:lvl>
+    <w:lvl w:ilvl="7" w:tentative="1">
+      <w:start w:val="1"/>
+      <w:numFmt w:val="decimal"/>
+      <w:lvlText w:val="%8."/>
+      <w:lvlJc w:val="left"/>
+      <w:pPr>
+        <w:tabs>
+          <w:tab w:val="num" w:pos="5760"/>
+        </w:tabs>
+        <w:ind w:left="5760" w:hanging="360"/>
+      </w:pPr>
+    </w:lvl>
+    <w:lvl w:ilvl="8" w:tentative="1">
+      <w:start w:val="1"/>
+      <w:numFmt w:val="decimal"/>
+      <w:lvlText w:val="%9."/>
+      <w:lvlJc w:val="left"/>
+      <w:pPr>
+        <w:tabs>
+          <w:tab w:val="num" w:pos="6480"/>
+        </w:tabs>
+        <w:ind w:left="6480" w:hanging="360"/>
+      </w:pPr>
+    </w:lvl>
+  </w:abstractNum>
+  <w:abstractNum w:abstractNumId="7" w15:restartNumberingAfterBreak="0">
+    <w:nsid w:val="745234DD"/>
+    <w:multiLevelType w:val="multilevel"/>
+    <w:tmpl w:val="9DD453F2"/>
+    <w:lvl w:ilvl="0">
+      <w:start w:val="1"/>
+      <w:numFmt w:val="decimal"/>
+      <w:lvlText w:val="%1."/>
+      <w:lvlJc w:val="left"/>
+      <w:pPr>
+        <w:tabs>
+          <w:tab w:val="num" w:pos="720"/>
+        </w:tabs>
+        <w:ind w:left="720" w:hanging="360"/>
+      </w:pPr>
+    </w:lvl>
+    <w:lvl w:ilvl="1" w:tentative="1">
+      <w:start w:val="1"/>
+      <w:numFmt w:val="decimal"/>
+      <w:lvlText w:val="%2."/>
+      <w:lvlJc w:val="left"/>
+      <w:pPr>
+        <w:tabs>
+          <w:tab w:val="num" w:pos="1440"/>
+        </w:tabs>
+        <w:ind w:left="1440" w:hanging="360"/>
+      </w:pPr>
+    </w:lvl>
+    <w:lvl w:ilvl="2" w:tentative="1">
+      <w:start w:val="1"/>
+      <w:numFmt w:val="decimal"/>
+      <w:lvlText w:val="%3."/>
+      <w:lvlJc w:val="left"/>
+      <w:pPr>
+        <w:tabs>
+          <w:tab w:val="num" w:pos="2160"/>
+        </w:tabs>
+        <w:ind w:left="2160" w:hanging="360"/>
+      </w:pPr>
+    </w:lvl>
+    <w:lvl w:ilvl="3" w:tentative="1">
+      <w:start w:val="1"/>
+      <w:numFmt w:val="decimal"/>
+      <w:lvlText w:val="%4."/>
+      <w:lvlJc w:val="left"/>
+      <w:pPr>
+        <w:tabs>
+          <w:tab w:val="num" w:pos="2880"/>
+        </w:tabs>
+        <w:ind w:left="2880" w:hanging="360"/>
+      </w:pPr>
+    </w:lvl>
+    <w:lvl w:ilvl="4" w:tentative="1">
+      <w:start w:val="1"/>
+      <w:numFmt w:val="decimal"/>
+      <w:lvlText w:val="%5."/>
+      <w:lvlJc w:val="left"/>
+      <w:pPr>
+        <w:tabs>
+          <w:tab w:val="num" w:pos="3600"/>
+        </w:tabs>
+        <w:ind w:left="3600" w:hanging="360"/>
+      </w:pPr>
+    </w:lvl>
+    <w:lvl w:ilvl="5" w:tentative="1">
+      <w:start w:val="1"/>
+      <w:numFmt w:val="decimal"/>
+      <w:lvlText w:val="%6."/>
+      <w:lvlJc w:val="left"/>
+      <w:pPr>
+        <w:tabs>
+          <w:tab w:val="num" w:pos="4320"/>
+        </w:tabs>
+        <w:ind w:left="4320" w:hanging="360"/>
+      </w:pPr>
+    </w:lvl>
+    <w:lvl w:ilvl="6" w:tentative="1">
+      <w:start w:val="1"/>
+      <w:numFmt w:val="decimal"/>
+      <w:lvlText w:val="%7."/>
+      <w:lvlJc w:val="left"/>
+      <w:pPr>
+        <w:tabs>
+          <w:tab w:val="num" w:pos="5040"/>
+        </w:tabs>
+        <w:ind w:left="5040" w:hanging="360"/>
+      </w:pPr>
+    </w:lvl>
+    <w:lvl w:ilvl="7" w:tentative="1">
+      <w:start w:val="1"/>
+      <w:numFmt w:val="decimal"/>
+      <w:lvlText w:val="%8."/>
+      <w:lvlJc w:val="left"/>
+      <w:pPr>
+        <w:tabs>
+          <w:tab w:val="num" w:pos="5760"/>
+        </w:tabs>
+        <w:ind w:left="5760" w:hanging="360"/>
+      </w:pPr>
+    </w:lvl>
+    <w:lvl w:ilvl="8" w:tentative="1">
+      <w:start w:val="1"/>
+      <w:numFmt w:val="decimal"/>
+      <w:lvlText w:val="%9."/>
+      <w:lvlJc w:val="left"/>
+      <w:pPr>
+        <w:tabs>
+          <w:tab w:val="num" w:pos="6480"/>
+        </w:tabs>
+        <w:ind w:left="6480" w:hanging="360"/>
+      </w:pPr>
+    </w:lvl>
+  </w:abstractNum>
   <w:num w:numId="1" w16cid:durableId="2061703916">
+    <w:abstractNumId w:val="4"/>
+  </w:num>
+  <w:num w:numId="2" w16cid:durableId="1828545955">
+    <w:abstractNumId w:val="1"/>
+  </w:num>
+  <w:num w:numId="3" w16cid:durableId="1134256084">
+    <w:abstractNumId w:val="6"/>
+  </w:num>
+  <w:num w:numId="4" w16cid:durableId="1820610830">
+    <w:abstractNumId w:val="3"/>
+  </w:num>
+  <w:num w:numId="5" w16cid:durableId="2038458774">
+    <w:abstractNumId w:val="5"/>
+  </w:num>
+  <w:num w:numId="6" w16cid:durableId="705450783">
+    <w:abstractNumId w:val="2"/>
+  </w:num>
+  <w:num w:numId="7" w16cid:durableId="1984196485">
+    <w:abstractNumId w:val="7"/>
+  </w:num>
+  <w:num w:numId="8" w16cid:durableId="971406140">
     <w:abstractNumId w:val="0"/>
   </w:num>
 </w:numbering>

--- a/Java/java_interview_answer.docx
+++ b/Java/java_interview_answer.docx
@@ -39,6 +39,1885 @@
         </w:rPr>
         <w:t>:</w:t>
       </w:r>
+    </w:p>
+    <w:p>
+      <w:pPr>
+        <w:spacing w:after="0"/>
+        <w:rPr>
+          <w:rFonts w:cstheme="minorHAnsi"/>
+          <w:b/>
+          <w:bCs/>
+          <w:color w:val="000000" w:themeColor="text1"/>
+        </w:rPr>
+      </w:pPr>
+      <w:proofErr w:type="gramStart"/>
+      <w:r>
+        <w:rPr>
+          <w:rFonts w:cstheme="minorHAnsi"/>
+          <w:b/>
+          <w:bCs/>
+          <w:color w:val="000000" w:themeColor="text1"/>
+        </w:rPr>
+        <w:t>JVM,JRE</w:t>
+      </w:r>
+      <w:proofErr w:type="gramEnd"/>
+      <w:r>
+        <w:rPr>
+          <w:rFonts w:cstheme="minorHAnsi"/>
+          <w:b/>
+          <w:bCs/>
+          <w:color w:val="000000" w:themeColor="text1"/>
+        </w:rPr>
+        <w:t>,</w:t>
+      </w:r>
+      <w:proofErr w:type="gramStart"/>
+      <w:r>
+        <w:rPr>
+          <w:rFonts w:cstheme="minorHAnsi"/>
+          <w:b/>
+          <w:bCs/>
+          <w:color w:val="000000" w:themeColor="text1"/>
+        </w:rPr>
+        <w:t>JDK,JIT</w:t>
+      </w:r>
+      <w:proofErr w:type="gramEnd"/>
+    </w:p>
+    <w:p>
+      <w:pPr>
+        <w:spacing w:after="0"/>
+        <w:rPr>
+          <w:rFonts w:cstheme="minorHAnsi"/>
+          <w:color w:val="000000" w:themeColor="text1"/>
+        </w:rPr>
+      </w:pPr>
+      <w:r>
+        <w:rPr>
+          <w:rFonts w:cstheme="minorHAnsi"/>
+          <w:color w:val="000000" w:themeColor="text1"/>
+        </w:rPr>
+        <w:t xml:space="preserve">JDK </w:t>
+      </w:r>
+      <w:r>
+        <w:rPr>
+          <w:rFonts w:cstheme="minorHAnsi"/>
+          <w:color w:val="000000" w:themeColor="text1"/>
+        </w:rPr>
+        <w:t xml:space="preserve">provides </w:t>
+      </w:r>
+      <w:r>
+        <w:rPr>
+          <w:rFonts w:cstheme="minorHAnsi"/>
+          <w:color w:val="000000" w:themeColor="text1"/>
+        </w:rPr>
+        <w:t xml:space="preserve">development tools like </w:t>
+      </w:r>
+      <w:proofErr w:type="spellStart"/>
+      <w:r>
+        <w:rPr>
+          <w:rFonts w:cstheme="minorHAnsi"/>
+          <w:color w:val="000000" w:themeColor="text1"/>
+        </w:rPr>
+        <w:t>javac</w:t>
+      </w:r>
+      <w:proofErr w:type="spellEnd"/>
+      <w:r>
+        <w:rPr>
+          <w:rFonts w:cstheme="minorHAnsi"/>
+          <w:color w:val="000000" w:themeColor="text1"/>
+        </w:rPr>
+        <w:t xml:space="preserve"> </w:t>
+      </w:r>
+      <w:r>
+        <w:rPr>
+          <w:rFonts w:cstheme="minorHAnsi"/>
+          <w:color w:val="000000" w:themeColor="text1"/>
+        </w:rPr>
+        <w:t xml:space="preserve">and </w:t>
+      </w:r>
+      <w:proofErr w:type="gramStart"/>
+      <w:r>
+        <w:rPr>
+          <w:rFonts w:cstheme="minorHAnsi"/>
+          <w:color w:val="000000" w:themeColor="text1"/>
+        </w:rPr>
+        <w:t>library  to</w:t>
+      </w:r>
+      <w:proofErr w:type="gramEnd"/>
+      <w:r>
+        <w:rPr>
+          <w:rFonts w:cstheme="minorHAnsi"/>
+          <w:color w:val="000000" w:themeColor="text1"/>
+        </w:rPr>
+        <w:t xml:space="preserve"> develop java program, also it </w:t>
+      </w:r>
+      <w:r>
+        <w:rPr>
+          <w:rFonts w:cstheme="minorHAnsi"/>
+          <w:color w:val="000000" w:themeColor="text1"/>
+        </w:rPr>
+        <w:t xml:space="preserve">includes JRE </w:t>
+      </w:r>
+    </w:p>
+    <w:p>
+      <w:pPr>
+        <w:spacing w:after="0"/>
+        <w:rPr>
+          <w:rFonts w:cstheme="minorHAnsi"/>
+          <w:color w:val="000000" w:themeColor="text1"/>
+        </w:rPr>
+      </w:pPr>
+      <w:r>
+        <w:rPr>
+          <w:rFonts w:cstheme="minorHAnsi"/>
+          <w:color w:val="000000" w:themeColor="text1"/>
+        </w:rPr>
+        <w:t xml:space="preserve">JRE is </w:t>
+      </w:r>
+      <w:r>
+        <w:rPr>
+          <w:rFonts w:cstheme="minorHAnsi"/>
+          <w:color w:val="000000" w:themeColor="text1"/>
+        </w:rPr>
+        <w:t>core libraries needed to run apps.</w:t>
+      </w:r>
+      <w:r>
+        <w:rPr>
+          <w:rFonts w:cstheme="minorHAnsi"/>
+          <w:color w:val="000000" w:themeColor="text1"/>
+        </w:rPr>
+        <w:t xml:space="preserve"> Provides environmental setup for execution of program</w:t>
+      </w:r>
+    </w:p>
+    <w:p>
+      <w:pPr>
+        <w:spacing w:after="0"/>
+        <w:rPr>
+          <w:rFonts w:cstheme="minorHAnsi"/>
+          <w:color w:val="000000" w:themeColor="text1"/>
+        </w:rPr>
+      </w:pPr>
+      <w:r>
+        <w:rPr>
+          <w:rFonts w:cstheme="minorHAnsi"/>
+          <w:color w:val="000000" w:themeColor="text1"/>
+        </w:rPr>
+        <w:t>JVM is the virtual machine that actually runs the bytecode</w:t>
+      </w:r>
+      <w:r>
+        <w:rPr>
+          <w:rFonts w:cstheme="minorHAnsi"/>
+          <w:color w:val="000000" w:themeColor="text1"/>
+        </w:rPr>
+        <w:t>.</w:t>
+      </w:r>
+    </w:p>
+    <w:p>
+      <w:pPr>
+        <w:spacing w:after="0"/>
+        <w:rPr>
+          <w:rFonts w:cstheme="minorHAnsi"/>
+          <w:color w:val="000000" w:themeColor="text1"/>
+        </w:rPr>
+      </w:pPr>
+      <w:r>
+        <w:rPr>
+          <w:rFonts w:cstheme="minorHAnsi"/>
+          <w:color w:val="000000" w:themeColor="text1"/>
+        </w:rPr>
+        <w:t>JIT i</w:t>
+      </w:r>
+      <w:r>
+        <w:rPr>
+          <w:rFonts w:cstheme="minorHAnsi"/>
+          <w:color w:val="000000" w:themeColor="text1"/>
+        </w:rPr>
+        <w:t>s</w:t>
+      </w:r>
+      <w:r>
+        <w:rPr>
+          <w:rFonts w:cstheme="minorHAnsi"/>
+          <w:color w:val="000000" w:themeColor="text1"/>
+        </w:rPr>
+        <w:t xml:space="preserve"> responsible to convert .class file into binary language.</w:t>
+      </w:r>
+    </w:p>
+    <w:p>
+      <w:pPr>
+        <w:spacing w:after="0"/>
+        <w:rPr>
+          <w:rFonts w:cstheme="minorHAnsi"/>
+          <w:color w:val="000000" w:themeColor="text1"/>
+        </w:rPr>
+      </w:pPr>
+    </w:p>
+    <w:p>
+      <w:pPr>
+        <w:spacing w:after="0"/>
+        <w:rPr>
+          <w:rFonts w:cstheme="minorHAnsi"/>
+          <w:color w:val="000000" w:themeColor="text1"/>
+        </w:rPr>
+      </w:pPr>
+      <w:r>
+        <w:rPr>
+          <w:rFonts w:cstheme="minorHAnsi"/>
+          <w:color w:val="000000" w:themeColor="text1"/>
+        </w:rPr>
+        <w:t>Class:</w:t>
+      </w:r>
+      <w:r>
+        <w:rPr>
+          <w:rFonts w:cstheme="minorHAnsi"/>
+          <w:color w:val="000000" w:themeColor="text1"/>
+        </w:rPr>
+        <w:t xml:space="preserve"> </w:t>
+      </w:r>
+      <w:r>
+        <w:rPr>
+          <w:rFonts w:cstheme="minorHAnsi"/>
+          <w:color w:val="000000" w:themeColor="text1"/>
+        </w:rPr>
+        <w:t>A class is a blueprint that defines the properties (fields) and behaviors (methods) that its objects can have.</w:t>
+      </w:r>
+    </w:p>
+    <w:p>
+      <w:pPr>
+        <w:spacing w:after="0"/>
+        <w:rPr>
+          <w:rFonts w:cstheme="minorHAnsi"/>
+          <w:color w:val="000000" w:themeColor="text1"/>
+        </w:rPr>
+      </w:pPr>
+      <w:r>
+        <w:rPr>
+          <w:rFonts w:cstheme="minorHAnsi"/>
+          <w:color w:val="000000" w:themeColor="text1"/>
+        </w:rPr>
+        <w:t xml:space="preserve">Object: </w:t>
+      </w:r>
+      <w:r>
+        <w:rPr>
+          <w:rFonts w:cstheme="minorHAnsi"/>
+          <w:color w:val="000000" w:themeColor="text1"/>
+        </w:rPr>
+        <w:t>An object is an instance of a class. It has its own state (field values) and can use the behaviors defined by the class.</w:t>
+      </w:r>
+    </w:p>
+    <w:p>
+      <w:pPr>
+        <w:spacing w:after="0"/>
+        <w:rPr>
+          <w:rFonts w:cstheme="minorHAnsi"/>
+          <w:color w:val="000000" w:themeColor="text1"/>
+        </w:rPr>
+      </w:pPr>
+      <w:r>
+        <w:rPr>
+          <w:rFonts w:cstheme="minorHAnsi"/>
+          <w:color w:val="000000" w:themeColor="text1"/>
+        </w:rPr>
+        <w:t xml:space="preserve">Constructor: </w:t>
+      </w:r>
+      <w:r>
+        <w:rPr>
+          <w:rFonts w:cstheme="minorHAnsi"/>
+          <w:color w:val="000000" w:themeColor="text1"/>
+        </w:rPr>
+        <w:t>The constructor is a special block of code that runs automatically when you create a new object, used to set initial values. It runs at object creation, not later</w:t>
+      </w:r>
+      <w:r>
+        <w:rPr>
+          <w:rFonts w:cstheme="minorHAnsi"/>
+          <w:color w:val="000000" w:themeColor="text1"/>
+        </w:rPr>
+        <w:t>.</w:t>
+      </w:r>
+    </w:p>
+    <w:p>
+      <w:pPr>
+        <w:spacing w:after="0"/>
+        <w:rPr>
+          <w:rFonts w:cstheme="minorHAnsi"/>
+          <w:color w:val="000000" w:themeColor="text1"/>
+        </w:rPr>
+      </w:pPr>
+    </w:p>
+    <w:p>
+      <w:pPr>
+        <w:spacing w:after="0"/>
+        <w:rPr>
+          <w:rFonts w:cstheme="minorHAnsi"/>
+          <w:color w:val="000000" w:themeColor="text1"/>
+        </w:rPr>
+      </w:pPr>
+      <w:r>
+        <w:rPr>
+          <w:rFonts w:cstheme="minorHAnsi"/>
+          <w:color w:val="000000" w:themeColor="text1"/>
+        </w:rPr>
+        <w:t>Static</w:t>
+      </w:r>
+      <w:r>
+        <w:rPr>
+          <w:rFonts w:cstheme="minorHAnsi"/>
+          <w:color w:val="000000" w:themeColor="text1"/>
+        </w:rPr>
+        <w:t>:</w:t>
+      </w:r>
+      <w:r>
+        <w:rPr>
+          <w:rFonts w:cstheme="minorHAnsi"/>
+          <w:color w:val="000000" w:themeColor="text1"/>
+        </w:rPr>
+        <w:t xml:space="preserve"> means the method belongs to the class, not instances, and you call it using the class name</w:t>
+      </w:r>
+    </w:p>
+    <w:p>
+      <w:pPr>
+        <w:spacing w:after="0"/>
+        <w:rPr>
+          <w:rFonts w:cstheme="minorHAnsi"/>
+          <w:color w:val="000000" w:themeColor="text1"/>
+        </w:rPr>
+      </w:pPr>
+    </w:p>
+    <w:p>
+      <w:pPr>
+        <w:spacing w:after="0"/>
+        <w:rPr>
+          <w:rFonts w:cstheme="minorHAnsi"/>
+          <w:color w:val="000000" w:themeColor="text1"/>
+        </w:rPr>
+      </w:pPr>
+      <w:proofErr w:type="spellStart"/>
+      <w:r>
+        <w:rPr>
+          <w:rFonts w:cstheme="minorHAnsi"/>
+          <w:color w:val="000000" w:themeColor="text1"/>
+        </w:rPr>
+        <w:t>ArrayList</w:t>
+      </w:r>
+      <w:proofErr w:type="spellEnd"/>
+      <w:r>
+        <w:rPr>
+          <w:rFonts w:cstheme="minorHAnsi"/>
+          <w:color w:val="000000" w:themeColor="text1"/>
+        </w:rPr>
+        <w:t xml:space="preserve"> </w:t>
+      </w:r>
+      <w:r>
+        <w:rPr>
+          <w:rFonts w:cstheme="minorHAnsi"/>
+          <w:color w:val="000000" w:themeColor="text1"/>
+        </w:rPr>
+        <w:t xml:space="preserve">Vs </w:t>
+      </w:r>
+      <w:proofErr w:type="gramStart"/>
+      <w:r>
+        <w:rPr>
+          <w:rFonts w:cstheme="minorHAnsi"/>
+          <w:color w:val="000000" w:themeColor="text1"/>
+        </w:rPr>
+        <w:t xml:space="preserve">LinkedList </w:t>
+      </w:r>
+      <w:r>
+        <w:rPr>
+          <w:rFonts w:cstheme="minorHAnsi"/>
+          <w:color w:val="000000" w:themeColor="text1"/>
+        </w:rPr>
+        <w:t>:</w:t>
+      </w:r>
+      <w:proofErr w:type="gramEnd"/>
+    </w:p>
+    <w:p>
+      <w:pPr>
+        <w:spacing w:after="0"/>
+        <w:rPr>
+          <w:rFonts w:cstheme="minorHAnsi"/>
+          <w:color w:val="000000" w:themeColor="text1"/>
+        </w:rPr>
+      </w:pPr>
+      <w:proofErr w:type="spellStart"/>
+      <w:r>
+        <w:rPr>
+          <w:rFonts w:cstheme="minorHAnsi"/>
+          <w:color w:val="000000" w:themeColor="text1"/>
+        </w:rPr>
+        <w:t>ArrayList</w:t>
+      </w:r>
+      <w:proofErr w:type="spellEnd"/>
+      <w:r>
+        <w:rPr>
+          <w:rFonts w:cstheme="minorHAnsi"/>
+          <w:color w:val="000000" w:themeColor="text1"/>
+        </w:rPr>
+        <w:t xml:space="preserve"> uses a resizable array</w:t>
+      </w:r>
+      <w:r>
+        <w:rPr>
+          <w:rFonts w:cstheme="minorHAnsi"/>
+          <w:color w:val="000000" w:themeColor="text1"/>
+        </w:rPr>
+        <w:t>.</w:t>
+      </w:r>
+      <w:r>
+        <w:rPr>
+          <w:rFonts w:cstheme="minorHAnsi"/>
+          <w:color w:val="000000" w:themeColor="text1"/>
+        </w:rPr>
+        <w:t xml:space="preserve"> </w:t>
+      </w:r>
+      <w:proofErr w:type="spellStart"/>
+      <w:r>
+        <w:rPr>
+          <w:rFonts w:cstheme="minorHAnsi"/>
+          <w:color w:val="000000" w:themeColor="text1"/>
+        </w:rPr>
+        <w:t>ArrayList</w:t>
+      </w:r>
+      <w:proofErr w:type="spellEnd"/>
+      <w:r>
+        <w:rPr>
+          <w:rFonts w:cstheme="minorHAnsi"/>
+          <w:color w:val="000000" w:themeColor="text1"/>
+        </w:rPr>
+        <w:t xml:space="preserve"> gives fast random access,</w:t>
+      </w:r>
+    </w:p>
+    <w:p>
+      <w:pPr>
+        <w:spacing w:after="0"/>
+        <w:rPr>
+          <w:rFonts w:cstheme="minorHAnsi"/>
+          <w:color w:val="000000" w:themeColor="text1"/>
+        </w:rPr>
+      </w:pPr>
+      <w:r>
+        <w:rPr>
+          <w:rFonts w:cstheme="minorHAnsi"/>
+          <w:color w:val="000000" w:themeColor="text1"/>
+        </w:rPr>
+        <w:t>LinkedList uses a doubly linked list of nodes</w:t>
+      </w:r>
+      <w:r>
+        <w:t xml:space="preserve"> </w:t>
+      </w:r>
+      <w:r>
+        <w:rPr>
+          <w:rFonts w:cstheme="minorHAnsi"/>
+          <w:color w:val="000000" w:themeColor="text1"/>
+        </w:rPr>
+        <w:t xml:space="preserve">LinkedList is better for frequent insertions and deletions. </w:t>
+      </w:r>
+    </w:p>
+    <w:p>
+      <w:pPr>
+        <w:spacing w:after="0"/>
+        <w:rPr>
+          <w:rFonts w:cstheme="minorHAnsi"/>
+          <w:color w:val="000000" w:themeColor="text1"/>
+        </w:rPr>
+      </w:pPr>
+    </w:p>
+    <w:p>
+      <w:pPr>
+        <w:spacing w:after="0"/>
+        <w:rPr>
+          <w:rFonts w:cstheme="minorHAnsi"/>
+          <w:color w:val="000000" w:themeColor="text1"/>
+        </w:rPr>
+      </w:pPr>
+      <w:r>
+        <w:rPr>
+          <w:rFonts w:cstheme="minorHAnsi"/>
+          <w:b/>
+          <w:bCs/>
+          <w:color w:val="000000" w:themeColor="text1"/>
+        </w:rPr>
+        <w:t>Comparable</w:t>
+      </w:r>
+      <w:r>
+        <w:rPr>
+          <w:rFonts w:cstheme="minorHAnsi"/>
+          <w:color w:val="000000" w:themeColor="text1"/>
+        </w:rPr>
+        <w:t xml:space="preserve"> and </w:t>
+      </w:r>
+      <w:r>
+        <w:rPr>
+          <w:rFonts w:cstheme="minorHAnsi"/>
+          <w:b/>
+          <w:bCs/>
+          <w:color w:val="000000" w:themeColor="text1"/>
+        </w:rPr>
+        <w:t>Comparator</w:t>
+      </w:r>
+      <w:r>
+        <w:rPr>
+          <w:rFonts w:cstheme="minorHAnsi"/>
+          <w:color w:val="000000" w:themeColor="text1"/>
+        </w:rPr>
+        <w:t xml:space="preserve"> are interfaces in Java used to sort objects. </w:t>
+      </w:r>
+      <w:r>
+        <w:rPr>
+          <w:rFonts w:cstheme="minorHAnsi"/>
+          <w:color w:val="000000" w:themeColor="text1"/>
+        </w:rPr>
+        <w:t>“</w:t>
+      </w:r>
+      <w:r>
+        <w:rPr>
+          <w:rFonts w:cstheme="minorHAnsi"/>
+          <w:color w:val="000000" w:themeColor="text1"/>
+        </w:rPr>
+        <w:t>The main difference is where we define the sorting logic.”</w:t>
+      </w:r>
+    </w:p>
+    <w:p>
+      <w:pPr>
+        <w:spacing w:after="0"/>
+        <w:rPr>
+          <w:rFonts w:cstheme="minorHAnsi"/>
+          <w:color w:val="000000" w:themeColor="text1"/>
+        </w:rPr>
+      </w:pPr>
+      <w:r>
+        <w:rPr>
+          <w:rFonts w:cstheme="minorHAnsi"/>
+          <w:color w:val="000000" w:themeColor="text1"/>
+        </w:rPr>
+        <w:t>Comparable defines natural ordering; Comparator defines custom ordering.</w:t>
+      </w:r>
+    </w:p>
+    <w:p>
+      <w:pPr>
+        <w:spacing w:after="0"/>
+        <w:rPr>
+          <w:rFonts w:cstheme="minorHAnsi"/>
+          <w:color w:val="000000" w:themeColor="text1"/>
+        </w:rPr>
+      </w:pPr>
+    </w:p>
+    <w:p>
+      <w:pPr>
+        <w:spacing w:after="0"/>
+        <w:rPr>
+          <w:rFonts w:cstheme="minorHAnsi"/>
+          <w:color w:val="000000" w:themeColor="text1"/>
+        </w:rPr>
+      </w:pPr>
+      <w:r>
+        <w:rPr>
+          <w:rFonts w:cstheme="minorHAnsi"/>
+          <w:color w:val="000000" w:themeColor="text1"/>
+        </w:rPr>
+        <w:t xml:space="preserve">Comparable: We implement it inside the class and override </w:t>
+      </w:r>
+      <w:proofErr w:type="spellStart"/>
+      <w:proofErr w:type="gramStart"/>
+      <w:r>
+        <w:rPr>
+          <w:rFonts w:cstheme="minorHAnsi"/>
+          <w:color w:val="000000" w:themeColor="text1"/>
+        </w:rPr>
+        <w:t>compareTo</w:t>
+      </w:r>
+      <w:proofErr w:type="spellEnd"/>
+      <w:r>
+        <w:rPr>
+          <w:rFonts w:cstheme="minorHAnsi"/>
+          <w:color w:val="000000" w:themeColor="text1"/>
+        </w:rPr>
+        <w:t>(</w:t>
+      </w:r>
+      <w:proofErr w:type="gramEnd"/>
+      <w:r>
+        <w:rPr>
+          <w:rFonts w:cstheme="minorHAnsi"/>
+          <w:color w:val="000000" w:themeColor="text1"/>
+        </w:rPr>
+        <w:t>). It is used to define the natural ordering of objects.</w:t>
+      </w:r>
+    </w:p>
+    <w:p>
+      <w:pPr>
+        <w:spacing w:after="0"/>
+        <w:rPr>
+          <w:rFonts w:cstheme="minorHAnsi"/>
+          <w:color w:val="000000" w:themeColor="text1"/>
+        </w:rPr>
+      </w:pPr>
+      <w:r>
+        <w:rPr>
+          <w:rFonts w:cstheme="minorHAnsi"/>
+          <w:color w:val="000000" w:themeColor="text1"/>
+        </w:rPr>
+        <w:t xml:space="preserve">Comparator: We define the sorting logic separately using </w:t>
+      </w:r>
+      <w:proofErr w:type="gramStart"/>
+      <w:r>
+        <w:rPr>
+          <w:rFonts w:cstheme="minorHAnsi"/>
+          <w:color w:val="000000" w:themeColor="text1"/>
+        </w:rPr>
+        <w:t>compare(</w:t>
+      </w:r>
+      <w:proofErr w:type="gramEnd"/>
+      <w:r>
+        <w:rPr>
+          <w:rFonts w:cstheme="minorHAnsi"/>
+          <w:color w:val="000000" w:themeColor="text1"/>
+        </w:rPr>
+        <w:t>). It allows us to sort objects in multiple ways, such as by age, name, or salary.</w:t>
+      </w:r>
+    </w:p>
+    <w:p>
+      <w:pPr>
+        <w:spacing w:after="0"/>
+        <w:rPr>
+          <w:rFonts w:cstheme="minorHAnsi"/>
+          <w:color w:val="000000" w:themeColor="text1"/>
+        </w:rPr>
+      </w:pPr>
+    </w:p>
+    <w:p>
+      <w:pPr>
+        <w:spacing w:after="0"/>
+        <w:rPr>
+          <w:rFonts w:cstheme="minorHAnsi"/>
+          <w:color w:val="000000" w:themeColor="text1"/>
+        </w:rPr>
+      </w:pPr>
+      <w:r>
+        <w:rPr>
+          <w:rFonts w:cstheme="minorHAnsi"/>
+          <w:color w:val="000000" w:themeColor="text1"/>
+        </w:rPr>
+        <w:t xml:space="preserve">Example: Suppose we have a </w:t>
+      </w:r>
+      <w:proofErr w:type="gramStart"/>
+      <w:r>
+        <w:rPr>
+          <w:rFonts w:cstheme="minorHAnsi"/>
+          <w:color w:val="000000" w:themeColor="text1"/>
+        </w:rPr>
+        <w:t>Student</w:t>
+      </w:r>
+      <w:proofErr w:type="gramEnd"/>
+      <w:r>
+        <w:rPr>
+          <w:rFonts w:cstheme="minorHAnsi"/>
+          <w:color w:val="000000" w:themeColor="text1"/>
+        </w:rPr>
+        <w:t xml:space="preserve"> class. If we want students to be sorted by age by default, we use Comparable. If we want to sort them by age, name, or marks depending on the requirement, we use Comparator.</w:t>
+      </w:r>
+    </w:p>
+    <w:p>
+      <w:pPr>
+        <w:spacing w:after="0"/>
+        <w:rPr>
+          <w:rFonts w:cstheme="minorHAnsi"/>
+          <w:color w:val="000000" w:themeColor="text1"/>
+        </w:rPr>
+      </w:pPr>
+    </w:p>
+    <w:p>
+      <w:pPr>
+        <w:spacing w:after="0"/>
+        <w:rPr>
+          <w:rFonts w:cstheme="minorHAnsi"/>
+          <w:color w:val="000000" w:themeColor="text1"/>
+        </w:rPr>
+      </w:pPr>
+      <w:r>
+        <w:rPr>
+          <w:rFonts w:cstheme="minorHAnsi"/>
+          <w:color w:val="000000" w:themeColor="text1"/>
+        </w:rPr>
+        <w:t>C</w:t>
+      </w:r>
+      <w:r>
+        <w:rPr>
+          <w:rFonts w:cstheme="minorHAnsi"/>
+          <w:color w:val="000000" w:themeColor="text1"/>
+        </w:rPr>
+        <w:t xml:space="preserve">hecked exceptions are caught at compile time. You must handle or declare them. Example: </w:t>
+      </w:r>
+      <w:proofErr w:type="spellStart"/>
+      <w:r>
+        <w:rPr>
+          <w:rFonts w:cstheme="minorHAnsi"/>
+          <w:color w:val="000000" w:themeColor="text1"/>
+        </w:rPr>
+        <w:t>IOException</w:t>
+      </w:r>
+      <w:proofErr w:type="spellEnd"/>
+      <w:r>
+        <w:rPr>
+          <w:rFonts w:cstheme="minorHAnsi"/>
+          <w:color w:val="000000" w:themeColor="text1"/>
+        </w:rPr>
+        <w:t xml:space="preserve">, </w:t>
+      </w:r>
+      <w:proofErr w:type="spellStart"/>
+      <w:r>
+        <w:rPr>
+          <w:rFonts w:cstheme="minorHAnsi"/>
+          <w:color w:val="000000" w:themeColor="text1"/>
+        </w:rPr>
+        <w:t>ClassNotFoundException</w:t>
+      </w:r>
+      <w:proofErr w:type="spellEnd"/>
+      <w:r>
+        <w:rPr>
+          <w:rFonts w:cstheme="minorHAnsi"/>
+          <w:color w:val="000000" w:themeColor="text1"/>
+        </w:rPr>
+        <w:t xml:space="preserve">. </w:t>
+      </w:r>
+    </w:p>
+    <w:p>
+      <w:pPr>
+        <w:spacing w:after="0"/>
+        <w:rPr>
+          <w:rFonts w:cstheme="minorHAnsi"/>
+          <w:color w:val="000000" w:themeColor="text1"/>
+        </w:rPr>
+      </w:pPr>
+      <w:r>
+        <w:rPr>
+          <w:rFonts w:cstheme="minorHAnsi"/>
+          <w:color w:val="000000" w:themeColor="text1"/>
+        </w:rPr>
+        <w:t xml:space="preserve">Unchecked exceptions, like </w:t>
+      </w:r>
+      <w:proofErr w:type="spellStart"/>
+      <w:r>
+        <w:rPr>
+          <w:color w:val="000000" w:themeColor="text1"/>
+        </w:rPr>
+        <w:t>ArithmeticException</w:t>
+      </w:r>
+      <w:proofErr w:type="spellEnd"/>
+      <w:r>
+        <w:rPr>
+          <w:color w:val="000000" w:themeColor="text1"/>
+        </w:rPr>
+        <w:t xml:space="preserve"> or </w:t>
+      </w:r>
+      <w:proofErr w:type="spellStart"/>
+      <w:r>
+        <w:rPr>
+          <w:color w:val="000000" w:themeColor="text1"/>
+        </w:rPr>
+        <w:t>IndexOutOfBoundException</w:t>
+      </w:r>
+      <w:proofErr w:type="spellEnd"/>
+      <w:r>
+        <w:rPr>
+          <w:rFonts w:cstheme="minorHAnsi"/>
+          <w:color w:val="000000" w:themeColor="text1"/>
+        </w:rPr>
+        <w:t>, happen at runtime and don't need to be declared.</w:t>
+      </w:r>
+    </w:p>
+    <w:p>
+      <w:pPr>
+        <w:spacing w:after="0"/>
+        <w:rPr>
+          <w:rFonts w:cstheme="minorHAnsi"/>
+          <w:color w:val="000000" w:themeColor="text1"/>
+        </w:rPr>
+      </w:pPr>
+    </w:p>
+    <w:p>
+      <w:pPr>
+        <w:spacing w:after="0"/>
+        <w:rPr>
+          <w:rFonts w:cstheme="minorHAnsi"/>
+          <w:color w:val="000000" w:themeColor="text1"/>
+        </w:rPr>
+      </w:pPr>
+      <w:r>
+        <w:rPr>
+          <w:rFonts w:cstheme="minorHAnsi"/>
+          <w:color w:val="000000" w:themeColor="text1"/>
+        </w:rPr>
+        <w:t>I</w:t>
+      </w:r>
+      <w:r>
+        <w:rPr>
+          <w:rFonts w:cstheme="minorHAnsi"/>
+          <w:color w:val="000000" w:themeColor="text1"/>
+        </w:rPr>
+        <w:t>n a custom exception class, what makes an exception checked versus unchecked?</w:t>
+      </w:r>
+    </w:p>
+    <w:p>
+      <w:pPr>
+        <w:spacing w:after="0"/>
+        <w:rPr>
+          <w:rFonts w:cstheme="minorHAnsi"/>
+          <w:color w:val="000000" w:themeColor="text1"/>
+        </w:rPr>
+      </w:pPr>
+      <w:r>
+        <w:rPr>
+          <w:rFonts w:cstheme="minorHAnsi"/>
+          <w:color w:val="000000" w:themeColor="text1"/>
+        </w:rPr>
+        <w:t xml:space="preserve">If your custom exception extends Exception, it's checked, you must handle or declare it. If it extends </w:t>
+      </w:r>
+      <w:proofErr w:type="spellStart"/>
+      <w:r>
+        <w:rPr>
+          <w:rFonts w:cstheme="minorHAnsi"/>
+          <w:color w:val="000000" w:themeColor="text1"/>
+        </w:rPr>
+        <w:t>RuntimeException</w:t>
+      </w:r>
+      <w:proofErr w:type="spellEnd"/>
+      <w:r>
+        <w:rPr>
+          <w:rFonts w:cstheme="minorHAnsi"/>
+          <w:color w:val="000000" w:themeColor="text1"/>
+        </w:rPr>
+        <w:t>, it's unchecked, you don't have to declare it.</w:t>
+      </w:r>
+    </w:p>
+    <w:p>
+      <w:pPr>
+        <w:spacing w:after="0"/>
+        <w:rPr>
+          <w:rFonts w:cstheme="minorHAnsi"/>
+          <w:color w:val="000000" w:themeColor="text1"/>
+        </w:rPr>
+      </w:pPr>
+    </w:p>
+    <w:p>
+      <w:pPr>
+        <w:spacing w:after="0"/>
+        <w:rPr>
+          <w:rFonts w:cstheme="minorHAnsi"/>
+          <w:color w:val="000000" w:themeColor="text1"/>
+        </w:rPr>
+      </w:pPr>
+      <w:r>
+        <w:rPr>
+          <w:rFonts w:cstheme="minorHAnsi"/>
+          <w:color w:val="000000" w:themeColor="text1"/>
+        </w:rPr>
+        <w:t xml:space="preserve">A </w:t>
+      </w:r>
+      <w:r>
+        <w:rPr>
+          <w:rFonts w:cstheme="minorHAnsi"/>
+          <w:b/>
+          <w:bCs/>
+          <w:color w:val="000000" w:themeColor="text1"/>
+        </w:rPr>
+        <w:t>process</w:t>
+      </w:r>
+      <w:r>
+        <w:rPr>
+          <w:rFonts w:cstheme="minorHAnsi"/>
+          <w:color w:val="000000" w:themeColor="text1"/>
+        </w:rPr>
+        <w:t xml:space="preserve"> </w:t>
+      </w:r>
+      <w:r>
+        <w:rPr>
+          <w:rFonts w:cstheme="minorHAnsi"/>
+          <w:color w:val="000000" w:themeColor="text1"/>
+        </w:rPr>
+        <w:t>is a program that is currently running on a computer</w:t>
+      </w:r>
+      <w:r>
+        <w:rPr>
+          <w:rFonts w:cstheme="minorHAnsi"/>
+          <w:color w:val="000000" w:themeColor="text1"/>
+        </w:rPr>
+        <w:t xml:space="preserve"> with its own memory space. </w:t>
+      </w:r>
+    </w:p>
+    <w:p>
+      <w:pPr>
+        <w:spacing w:after="0"/>
+        <w:rPr>
+          <w:rFonts w:cstheme="minorHAnsi"/>
+          <w:color w:val="000000" w:themeColor="text1"/>
+        </w:rPr>
+      </w:pPr>
+      <w:r>
+        <w:rPr>
+          <w:rFonts w:cstheme="minorHAnsi"/>
+          <w:color w:val="000000" w:themeColor="text1"/>
+        </w:rPr>
+        <w:t>Example: When you open Chrome, the operating system runs it as a process.</w:t>
+      </w:r>
+    </w:p>
+    <w:p>
+      <w:pPr>
+        <w:spacing w:after="0"/>
+        <w:rPr>
+          <w:rFonts w:cstheme="minorHAnsi"/>
+          <w:color w:val="000000" w:themeColor="text1"/>
+        </w:rPr>
+      </w:pPr>
+      <w:r>
+        <w:rPr>
+          <w:rFonts w:cstheme="minorHAnsi"/>
+          <w:color w:val="000000" w:themeColor="text1"/>
+        </w:rPr>
+        <w:t xml:space="preserve">A </w:t>
+      </w:r>
+      <w:r>
+        <w:rPr>
+          <w:rFonts w:cstheme="minorHAnsi"/>
+          <w:b/>
+          <w:bCs/>
+          <w:color w:val="000000" w:themeColor="text1"/>
+        </w:rPr>
+        <w:t>thread</w:t>
+      </w:r>
+      <w:r>
+        <w:rPr>
+          <w:rFonts w:cstheme="minorHAnsi"/>
+          <w:color w:val="000000" w:themeColor="text1"/>
+        </w:rPr>
+        <w:t xml:space="preserve"> is a small unit of execution inside a process</w:t>
+      </w:r>
+      <w:r>
+        <w:rPr>
+          <w:rFonts w:cstheme="minorHAnsi"/>
+          <w:color w:val="000000" w:themeColor="text1"/>
+        </w:rPr>
+        <w:t xml:space="preserve"> which is managed by JVM</w:t>
+      </w:r>
+      <w:r>
+        <w:rPr>
+          <w:rFonts w:cstheme="minorHAnsi"/>
+          <w:color w:val="000000" w:themeColor="text1"/>
+        </w:rPr>
+        <w:t>. Multiple threads can perform different tasks within the same process</w:t>
+      </w:r>
+      <w:r>
+        <w:rPr>
+          <w:rFonts w:cstheme="minorHAnsi"/>
+          <w:color w:val="000000" w:themeColor="text1"/>
+        </w:rPr>
+        <w:t>.</w:t>
+      </w:r>
+    </w:p>
+    <w:p>
+      <w:pPr>
+        <w:spacing w:after="0"/>
+        <w:rPr>
+          <w:rFonts w:cstheme="minorHAnsi"/>
+          <w:color w:val="000000" w:themeColor="text1"/>
+        </w:rPr>
+      </w:pPr>
+      <w:r>
+        <w:rPr>
+          <w:rFonts w:cstheme="minorHAnsi"/>
+          <w:color w:val="000000" w:themeColor="text1"/>
+        </w:rPr>
+        <w:t>Threads share the process memory, but run independently.</w:t>
+      </w:r>
+    </w:p>
+    <w:p>
+      <w:pPr>
+        <w:spacing w:after="0"/>
+        <w:rPr>
+          <w:rFonts w:cstheme="minorHAnsi"/>
+          <w:color w:val="000000" w:themeColor="text1"/>
+        </w:rPr>
+      </w:pPr>
+      <w:r>
+        <w:rPr>
+          <w:rFonts w:cstheme="minorHAnsi"/>
+          <w:color w:val="000000" w:themeColor="text1"/>
+        </w:rPr>
+        <w:t>Example: In Chrome, different threads can handle tasks such as running JavaScript and rendering a page.</w:t>
+      </w:r>
+    </w:p>
+    <w:p>
+      <w:pPr>
+        <w:spacing w:after="0"/>
+        <w:rPr>
+          <w:rFonts w:cstheme="minorHAnsi"/>
+          <w:color w:val="000000" w:themeColor="text1"/>
+        </w:rPr>
+      </w:pPr>
+    </w:p>
+    <w:p>
+      <w:pPr>
+        <w:spacing w:after="0"/>
+        <w:rPr>
+          <w:rFonts w:cstheme="minorHAnsi"/>
+          <w:color w:val="000000" w:themeColor="text1"/>
+        </w:rPr>
+      </w:pPr>
+      <w:r>
+        <w:rPr>
+          <w:rFonts w:cstheme="minorHAnsi"/>
+          <w:b/>
+          <w:bCs/>
+          <w:color w:val="000000" w:themeColor="text1"/>
+        </w:rPr>
+        <w:t>Multitasking</w:t>
+      </w:r>
+      <w:r>
+        <w:rPr>
+          <w:rFonts w:cstheme="minorHAnsi"/>
+          <w:color w:val="000000" w:themeColor="text1"/>
+        </w:rPr>
+        <w:t xml:space="preserve"> is the execution of multiple independent tasks, typically managed by the operating system</w:t>
+      </w:r>
+      <w:r>
+        <w:rPr>
+          <w:rFonts w:cstheme="minorHAnsi"/>
+          <w:color w:val="000000" w:themeColor="text1"/>
+        </w:rPr>
+        <w:t>.</w:t>
+      </w:r>
+    </w:p>
+    <w:p>
+      <w:pPr>
+        <w:spacing w:after="0"/>
+        <w:rPr>
+          <w:rFonts w:cstheme="minorHAnsi"/>
+          <w:color w:val="000000" w:themeColor="text1"/>
+        </w:rPr>
+      </w:pPr>
+      <w:r>
+        <w:rPr>
+          <w:rFonts w:cstheme="minorHAnsi"/>
+          <w:b/>
+          <w:bCs/>
+          <w:color w:val="000000" w:themeColor="text1"/>
+        </w:rPr>
+        <w:t>Multithreading</w:t>
+      </w:r>
+      <w:r>
+        <w:rPr>
+          <w:rFonts w:cstheme="minorHAnsi"/>
+          <w:color w:val="000000" w:themeColor="text1"/>
+        </w:rPr>
+        <w:t xml:space="preserve"> is the execution of multiple threads within the same process, where threads share the process's resources.</w:t>
+      </w:r>
+    </w:p>
+    <w:p>
+      <w:pPr>
+        <w:spacing w:after="0"/>
+        <w:rPr>
+          <w:rFonts w:cstheme="minorHAnsi"/>
+          <w:color w:val="000000" w:themeColor="text1"/>
+        </w:rPr>
+      </w:pPr>
+    </w:p>
+    <w:p>
+      <w:pPr>
+        <w:spacing w:after="0"/>
+        <w:rPr>
+          <w:rFonts w:cstheme="minorHAnsi"/>
+          <w:color w:val="000000" w:themeColor="text1"/>
+        </w:rPr>
+      </w:pPr>
+      <w:r>
+        <w:rPr>
+          <w:rFonts w:cstheme="minorHAnsi"/>
+          <w:color w:val="000000" w:themeColor="text1"/>
+        </w:rPr>
+        <w:t>how do you create a thread in Java?</w:t>
+      </w:r>
+    </w:p>
+    <w:p>
+      <w:pPr>
+        <w:spacing w:after="0"/>
+        <w:rPr>
+          <w:rFonts w:cstheme="minorHAnsi"/>
+          <w:color w:val="000000" w:themeColor="text1"/>
+        </w:rPr>
+      </w:pPr>
+      <w:r>
+        <w:rPr>
+          <w:rFonts w:cstheme="minorHAnsi"/>
+          <w:color w:val="000000" w:themeColor="text1"/>
+        </w:rPr>
+        <w:t xml:space="preserve">Thread can be created using </w:t>
+      </w:r>
+      <w:r>
+        <w:rPr>
+          <w:rFonts w:cstheme="minorHAnsi"/>
+          <w:color w:val="000000" w:themeColor="text1"/>
+        </w:rPr>
+        <w:t>extends</w:t>
+      </w:r>
+      <w:r>
+        <w:rPr>
+          <w:rFonts w:cstheme="minorHAnsi"/>
+          <w:b/>
+          <w:bCs/>
+          <w:color w:val="000000" w:themeColor="text1"/>
+        </w:rPr>
+        <w:t xml:space="preserve"> Thread</w:t>
+      </w:r>
+      <w:r>
+        <w:rPr>
+          <w:rFonts w:cstheme="minorHAnsi"/>
+          <w:color w:val="000000" w:themeColor="text1"/>
+        </w:rPr>
+        <w:t xml:space="preserve"> </w:t>
+      </w:r>
+      <w:r>
+        <w:rPr>
+          <w:rFonts w:cstheme="minorHAnsi"/>
+          <w:b/>
+          <w:bCs/>
+          <w:color w:val="000000" w:themeColor="text1"/>
+        </w:rPr>
+        <w:t>class</w:t>
+      </w:r>
+      <w:r>
+        <w:rPr>
+          <w:rFonts w:cstheme="minorHAnsi"/>
+          <w:color w:val="000000" w:themeColor="text1"/>
+        </w:rPr>
+        <w:t xml:space="preserve"> or using </w:t>
+      </w:r>
+      <w:r>
+        <w:rPr>
+          <w:rFonts w:cstheme="minorHAnsi"/>
+          <w:color w:val="000000" w:themeColor="text1"/>
+        </w:rPr>
+        <w:t>implements</w:t>
+      </w:r>
+      <w:r>
+        <w:rPr>
+          <w:rFonts w:cstheme="minorHAnsi"/>
+          <w:color w:val="000000" w:themeColor="text1"/>
+        </w:rPr>
+        <w:t xml:space="preserve"> </w:t>
+      </w:r>
+      <w:r>
+        <w:rPr>
+          <w:rFonts w:cstheme="minorHAnsi"/>
+          <w:b/>
+          <w:bCs/>
+          <w:color w:val="000000" w:themeColor="text1"/>
+        </w:rPr>
+        <w:t>Runnable</w:t>
+      </w:r>
+      <w:r>
+        <w:rPr>
+          <w:rFonts w:cstheme="minorHAnsi"/>
+          <w:b/>
+          <w:bCs/>
+          <w:color w:val="000000" w:themeColor="text1"/>
+        </w:rPr>
+        <w:t xml:space="preserve"> </w:t>
+      </w:r>
+      <w:r>
+        <w:rPr>
+          <w:rFonts w:cstheme="minorHAnsi"/>
+          <w:b/>
+          <w:bCs/>
+          <w:color w:val="000000" w:themeColor="text1"/>
+        </w:rPr>
+        <w:t>interface</w:t>
+      </w:r>
+      <w:r>
+        <w:rPr>
+          <w:rFonts w:cstheme="minorHAnsi"/>
+          <w:color w:val="000000" w:themeColor="text1"/>
+        </w:rPr>
+        <w:t>.</w:t>
+      </w:r>
+    </w:p>
+    <w:p>
+      <w:pPr>
+        <w:spacing w:after="0"/>
+        <w:rPr>
+          <w:rFonts w:cstheme="minorHAnsi"/>
+          <w:color w:val="000000" w:themeColor="text1"/>
+        </w:rPr>
+      </w:pPr>
+      <w:r>
+        <w:rPr>
+          <w:rFonts w:cstheme="minorHAnsi"/>
+          <w:color w:val="000000" w:themeColor="text1"/>
+        </w:rPr>
+        <w:t xml:space="preserve">Why 2 ways? a </w:t>
+      </w:r>
+      <w:r>
+        <w:rPr>
+          <w:rFonts w:cstheme="minorHAnsi"/>
+          <w:color w:val="000000" w:themeColor="text1"/>
+        </w:rPr>
+        <w:t xml:space="preserve">class can implement more than </w:t>
+      </w:r>
+      <w:r>
+        <w:rPr>
+          <w:rFonts w:cstheme="minorHAnsi"/>
+          <w:color w:val="000000" w:themeColor="text1"/>
+        </w:rPr>
+        <w:t>1</w:t>
+      </w:r>
+      <w:r>
+        <w:rPr>
+          <w:rFonts w:cstheme="minorHAnsi"/>
+          <w:color w:val="000000" w:themeColor="text1"/>
+        </w:rPr>
+        <w:t xml:space="preserve"> interface </w:t>
+      </w:r>
+      <w:proofErr w:type="gramStart"/>
+      <w:r>
+        <w:rPr>
+          <w:rFonts w:cstheme="minorHAnsi"/>
+          <w:color w:val="000000" w:themeColor="text1"/>
+        </w:rPr>
+        <w:t>but  class</w:t>
+      </w:r>
+      <w:proofErr w:type="gramEnd"/>
+      <w:r>
+        <w:rPr>
+          <w:rFonts w:cstheme="minorHAnsi"/>
+          <w:color w:val="000000" w:themeColor="text1"/>
+        </w:rPr>
+        <w:t xml:space="preserve"> can extend only 1 class.</w:t>
+      </w:r>
+    </w:p>
+    <w:p>
+      <w:pPr>
+        <w:spacing w:after="0"/>
+        <w:rPr>
+          <w:rFonts w:cstheme="minorHAnsi"/>
+          <w:color w:val="000000" w:themeColor="text1"/>
+        </w:rPr>
+      </w:pPr>
+    </w:p>
+    <w:p>
+      <w:pPr>
+        <w:spacing w:after="0"/>
+        <w:rPr>
+          <w:rFonts w:cstheme="minorHAnsi"/>
+          <w:color w:val="000000" w:themeColor="text1"/>
+        </w:rPr>
+      </w:pPr>
+      <w:r>
+        <w:rPr>
+          <w:rFonts w:cstheme="minorHAnsi"/>
+          <w:color w:val="000000" w:themeColor="text1"/>
+        </w:rPr>
+        <w:t xml:space="preserve">overriding </w:t>
+      </w:r>
+      <w:proofErr w:type="gramStart"/>
+      <w:r>
+        <w:rPr>
+          <w:rFonts w:cstheme="minorHAnsi"/>
+          <w:color w:val="000000" w:themeColor="text1"/>
+        </w:rPr>
+        <w:t>run(</w:t>
+      </w:r>
+      <w:proofErr w:type="gramEnd"/>
+      <w:r>
+        <w:rPr>
+          <w:rFonts w:cstheme="minorHAnsi"/>
+          <w:color w:val="000000" w:themeColor="text1"/>
+        </w:rPr>
+        <w:t xml:space="preserve">), </w:t>
+      </w:r>
+    </w:p>
+    <w:p>
+      <w:pPr>
+        <w:spacing w:after="0"/>
+        <w:rPr>
+          <w:rFonts w:cstheme="minorHAnsi"/>
+          <w:color w:val="000000" w:themeColor="text1"/>
+        </w:rPr>
+      </w:pPr>
+      <w:r>
+        <w:rPr>
+          <w:rFonts w:cstheme="minorHAnsi"/>
+          <w:color w:val="000000" w:themeColor="text1"/>
+        </w:rPr>
+        <w:t>if</w:t>
+      </w:r>
+      <w:r>
+        <w:rPr>
+          <w:rFonts w:cstheme="minorHAnsi"/>
+          <w:color w:val="000000" w:themeColor="text1"/>
+        </w:rPr>
+        <w:t xml:space="preserve"> Runnable </w:t>
+      </w:r>
+      <w:r>
+        <w:rPr>
+          <w:rFonts w:cstheme="minorHAnsi"/>
+          <w:color w:val="000000" w:themeColor="text1"/>
+        </w:rPr>
+        <w:t xml:space="preserve">pass </w:t>
+      </w:r>
+      <w:r>
+        <w:rPr>
+          <w:rFonts w:cstheme="minorHAnsi"/>
+          <w:color w:val="000000" w:themeColor="text1"/>
+        </w:rPr>
+        <w:t xml:space="preserve">it to a Thread, then calling </w:t>
+      </w:r>
+      <w:proofErr w:type="gramStart"/>
+      <w:r>
+        <w:rPr>
+          <w:rFonts w:cstheme="minorHAnsi"/>
+          <w:color w:val="000000" w:themeColor="text1"/>
+        </w:rPr>
+        <w:t>start(</w:t>
+      </w:r>
+      <w:proofErr w:type="gramEnd"/>
+      <w:r>
+        <w:rPr>
+          <w:rFonts w:cstheme="minorHAnsi"/>
+          <w:color w:val="000000" w:themeColor="text1"/>
+        </w:rPr>
+        <w:t>)</w:t>
+      </w:r>
+      <w:r>
+        <w:rPr>
+          <w:rFonts w:cstheme="minorHAnsi"/>
+          <w:color w:val="000000" w:themeColor="text1"/>
+        </w:rPr>
+        <w:t xml:space="preserve"> else call </w:t>
+      </w:r>
+      <w:proofErr w:type="gramStart"/>
+      <w:r>
+        <w:rPr>
+          <w:rFonts w:cstheme="minorHAnsi"/>
+          <w:color w:val="000000" w:themeColor="text1"/>
+        </w:rPr>
+        <w:t>start(</w:t>
+      </w:r>
+      <w:proofErr w:type="gramEnd"/>
+      <w:r>
+        <w:rPr>
+          <w:rFonts w:cstheme="minorHAnsi"/>
+          <w:color w:val="000000" w:themeColor="text1"/>
+        </w:rPr>
+        <w:t>) directly.</w:t>
+      </w:r>
+    </w:p>
+    <w:p>
+      <w:pPr>
+        <w:spacing w:after="0"/>
+        <w:rPr>
+          <w:rFonts w:cstheme="minorHAnsi"/>
+          <w:color w:val="000000" w:themeColor="text1"/>
+        </w:rPr>
+      </w:pPr>
+      <w:r>
+        <w:rPr>
+          <w:rFonts w:cstheme="minorHAnsi"/>
+          <w:color w:val="000000" w:themeColor="text1"/>
+        </w:rPr>
+        <w:t xml:space="preserve">Note: </w:t>
+      </w:r>
+      <w:r>
+        <w:rPr>
+          <w:rFonts w:cstheme="minorHAnsi"/>
+          <w:color w:val="000000" w:themeColor="text1"/>
+        </w:rPr>
+        <w:t>Runnable defines the task; it doesn't manage the thread.</w:t>
+      </w:r>
+    </w:p>
+    <w:p>
+      <w:pPr>
+        <w:spacing w:after="0"/>
+        <w:rPr>
+          <w:rFonts w:cstheme="minorHAnsi"/>
+          <w:color w:val="000000" w:themeColor="text1"/>
+        </w:rPr>
+      </w:pPr>
+    </w:p>
+    <w:p>
+      <w:pPr>
+        <w:spacing w:after="0"/>
+        <w:rPr>
+          <w:rFonts w:cstheme="minorHAnsi"/>
+          <w:color w:val="000000" w:themeColor="text1"/>
+        </w:rPr>
+      </w:pPr>
+      <w:proofErr w:type="gramStart"/>
+      <w:r>
+        <w:rPr>
+          <w:rFonts w:cstheme="minorHAnsi"/>
+          <w:color w:val="000000" w:themeColor="text1"/>
+        </w:rPr>
+        <w:t>start(</w:t>
+      </w:r>
+      <w:proofErr w:type="gramEnd"/>
+      <w:r>
+        <w:rPr>
+          <w:rFonts w:cstheme="minorHAnsi"/>
+          <w:color w:val="000000" w:themeColor="text1"/>
+        </w:rPr>
+        <w:t xml:space="preserve">) creates a new thread and then calls </w:t>
+      </w:r>
+      <w:proofErr w:type="gramStart"/>
+      <w:r>
+        <w:rPr>
+          <w:rFonts w:cstheme="minorHAnsi"/>
+          <w:color w:val="000000" w:themeColor="text1"/>
+        </w:rPr>
+        <w:t>run(</w:t>
+      </w:r>
+      <w:proofErr w:type="gramEnd"/>
+      <w:r>
+        <w:rPr>
+          <w:rFonts w:cstheme="minorHAnsi"/>
+          <w:color w:val="000000" w:themeColor="text1"/>
+        </w:rPr>
+        <w:t xml:space="preserve">) on that new thread. </w:t>
+      </w:r>
+    </w:p>
+    <w:p>
+      <w:pPr>
+        <w:spacing w:after="0"/>
+        <w:rPr>
+          <w:rFonts w:cstheme="minorHAnsi"/>
+          <w:color w:val="000000" w:themeColor="text1"/>
+        </w:rPr>
+      </w:pPr>
+      <w:r>
+        <w:rPr>
+          <w:rFonts w:cstheme="minorHAnsi"/>
+          <w:color w:val="000000" w:themeColor="text1"/>
+        </w:rPr>
+        <w:t xml:space="preserve">Calling </w:t>
+      </w:r>
+      <w:proofErr w:type="gramStart"/>
+      <w:r>
+        <w:rPr>
+          <w:rFonts w:cstheme="minorHAnsi"/>
+          <w:color w:val="000000" w:themeColor="text1"/>
+        </w:rPr>
+        <w:t>run(</w:t>
+      </w:r>
+      <w:proofErr w:type="gramEnd"/>
+      <w:r>
+        <w:rPr>
+          <w:rFonts w:cstheme="minorHAnsi"/>
+          <w:color w:val="000000" w:themeColor="text1"/>
+        </w:rPr>
+        <w:t>) directly just runs the code on the current thread, no new thread is created.</w:t>
+      </w:r>
+    </w:p>
+    <w:p>
+      <w:pPr>
+        <w:spacing w:after="0"/>
+        <w:rPr>
+          <w:rFonts w:cstheme="minorHAnsi"/>
+          <w:color w:val="000000" w:themeColor="text1"/>
+        </w:rPr>
+      </w:pPr>
+    </w:p>
+    <w:p>
+      <w:pPr>
+        <w:spacing w:after="0"/>
+        <w:rPr>
+          <w:rFonts w:cstheme="minorHAnsi"/>
+          <w:color w:val="000000" w:themeColor="text1"/>
+        </w:rPr>
+      </w:pPr>
+      <w:r>
+        <w:rPr>
+          <w:rFonts w:cstheme="minorHAnsi"/>
+          <w:color w:val="000000" w:themeColor="text1"/>
+        </w:rPr>
+        <w:t>what is the purpose of the synchronized keyword?</w:t>
+      </w:r>
+    </w:p>
+    <w:p>
+      <w:pPr>
+        <w:spacing w:after="0"/>
+        <w:rPr>
+          <w:rFonts w:cstheme="minorHAnsi"/>
+          <w:color w:val="000000" w:themeColor="text1"/>
+        </w:rPr>
+      </w:pPr>
+      <w:r>
+        <w:rPr>
+          <w:rFonts w:cstheme="minorHAnsi"/>
+          <w:color w:val="000000" w:themeColor="text1"/>
+        </w:rPr>
+        <w:t>Synchronized ensures only one thread can access a method or block at a time, avoiding race conditions.</w:t>
+      </w:r>
+    </w:p>
+    <w:p>
+      <w:pPr>
+        <w:spacing w:after="0"/>
+        <w:rPr>
+          <w:rFonts w:cstheme="minorHAnsi"/>
+          <w:color w:val="000000" w:themeColor="text1"/>
+        </w:rPr>
+      </w:pPr>
+    </w:p>
+    <w:p>
+      <w:pPr>
+        <w:spacing w:after="0"/>
+        <w:rPr>
+          <w:rFonts w:cstheme="minorHAnsi"/>
+          <w:color w:val="000000" w:themeColor="text1"/>
+        </w:rPr>
+      </w:pPr>
+      <w:r>
+        <w:rPr>
+          <w:rFonts w:cstheme="minorHAnsi"/>
+          <w:color w:val="000000" w:themeColor="text1"/>
+        </w:rPr>
+        <w:t>what's one way to share data safely between threads?</w:t>
+      </w:r>
+    </w:p>
+    <w:p>
+      <w:pPr>
+        <w:spacing w:after="0"/>
+        <w:rPr>
+          <w:rFonts w:cstheme="minorHAnsi"/>
+          <w:color w:val="000000" w:themeColor="text1"/>
+        </w:rPr>
+      </w:pPr>
+      <w:r>
+        <w:rPr>
+          <w:rFonts w:cstheme="minorHAnsi"/>
+          <w:color w:val="000000" w:themeColor="text1"/>
+        </w:rPr>
+        <w:t xml:space="preserve">use thread-safe data structures, like </w:t>
+      </w:r>
+      <w:proofErr w:type="spellStart"/>
+      <w:r>
+        <w:rPr>
+          <w:rFonts w:cstheme="minorHAnsi"/>
+          <w:color w:val="000000" w:themeColor="text1"/>
+        </w:rPr>
+        <w:t>ConcurrentHashMap</w:t>
+      </w:r>
+      <w:proofErr w:type="spellEnd"/>
+      <w:r>
+        <w:rPr>
+          <w:rFonts w:cstheme="minorHAnsi"/>
+          <w:color w:val="000000" w:themeColor="text1"/>
+        </w:rPr>
+        <w:t xml:space="preserve">, </w:t>
+      </w:r>
+      <w:proofErr w:type="spellStart"/>
+      <w:r>
+        <w:rPr>
+          <w:rFonts w:cstheme="minorHAnsi"/>
+          <w:color w:val="000000" w:themeColor="text1"/>
+        </w:rPr>
+        <w:t>StringBuffer</w:t>
+      </w:r>
+      <w:proofErr w:type="spellEnd"/>
+      <w:r>
+        <w:rPr>
+          <w:rFonts w:cstheme="minorHAnsi"/>
+          <w:color w:val="000000" w:themeColor="text1"/>
+        </w:rPr>
+        <w:t>, instead of regular ones, so threads don't step on each other's changes.</w:t>
+      </w:r>
+    </w:p>
+    <w:p>
+      <w:pPr>
+        <w:spacing w:after="0"/>
+        <w:rPr>
+          <w:rFonts w:cstheme="minorHAnsi"/>
+          <w:color w:val="000000" w:themeColor="text1"/>
+        </w:rPr>
+      </w:pPr>
+    </w:p>
+    <w:p>
+      <w:pPr>
+        <w:spacing w:after="0"/>
+        <w:rPr>
+          <w:rFonts w:cstheme="minorHAnsi"/>
+          <w:color w:val="000000" w:themeColor="text1"/>
+        </w:rPr>
+      </w:pPr>
+      <w:r>
+        <w:rPr>
+          <w:rFonts w:cstheme="minorHAnsi"/>
+          <w:color w:val="000000" w:themeColor="text1"/>
+        </w:rPr>
+        <w:t>what problem does a thread pool solve, and why not just create a new thread each time?</w:t>
+      </w:r>
+    </w:p>
+    <w:p>
+      <w:pPr>
+        <w:spacing w:after="0"/>
+        <w:rPr>
+          <w:rFonts w:cstheme="minorHAnsi"/>
+          <w:color w:val="000000" w:themeColor="text1"/>
+        </w:rPr>
+      </w:pPr>
+      <w:r>
+        <w:rPr>
+          <w:rFonts w:cstheme="minorHAnsi"/>
+          <w:color w:val="000000" w:themeColor="text1"/>
+        </w:rPr>
+        <w:t>Thread pools reuse a fixed set of threads instead of creating a new thread for every task, which saves memory and reduces overhead.</w:t>
+      </w:r>
+    </w:p>
+    <w:p>
+      <w:pPr>
+        <w:spacing w:after="0"/>
+        <w:rPr>
+          <w:rFonts w:cstheme="minorHAnsi"/>
+          <w:color w:val="000000" w:themeColor="text1"/>
+        </w:rPr>
+      </w:pPr>
+      <w:r>
+        <w:rPr>
+          <w:rFonts w:cstheme="minorHAnsi"/>
+          <w:color w:val="000000" w:themeColor="text1"/>
+        </w:rPr>
+        <w:t>Thread Creation time can be saved</w:t>
+      </w:r>
+      <w:r>
+        <w:rPr>
+          <w:rFonts w:cstheme="minorHAnsi"/>
+          <w:color w:val="000000" w:themeColor="text1"/>
+        </w:rPr>
+        <w:t xml:space="preserve">, </w:t>
+      </w:r>
+      <w:proofErr w:type="gramStart"/>
+      <w:r>
+        <w:rPr>
+          <w:rFonts w:cstheme="minorHAnsi"/>
+          <w:color w:val="000000" w:themeColor="text1"/>
+        </w:rPr>
+        <w:t>O</w:t>
+      </w:r>
+      <w:r>
+        <w:rPr>
+          <w:rFonts w:cstheme="minorHAnsi"/>
+          <w:color w:val="000000" w:themeColor="text1"/>
+        </w:rPr>
+        <w:t>verhead</w:t>
+      </w:r>
+      <w:proofErr w:type="gramEnd"/>
+      <w:r>
+        <w:rPr>
+          <w:rFonts w:cstheme="minorHAnsi"/>
+          <w:color w:val="000000" w:themeColor="text1"/>
+        </w:rPr>
+        <w:t xml:space="preserve"> of managing the Thread lifecycle can be removed</w:t>
+      </w:r>
+      <w:r>
+        <w:rPr>
+          <w:rFonts w:cstheme="minorHAnsi"/>
+          <w:color w:val="000000" w:themeColor="text1"/>
+        </w:rPr>
+        <w:t>,</w:t>
+      </w:r>
+      <w:r>
+        <w:rPr>
+          <w:rFonts w:cstheme="minorHAnsi"/>
+          <w:color w:val="000000" w:themeColor="text1"/>
+        </w:rPr>
+        <w:t xml:space="preserve"> </w:t>
+      </w:r>
+      <w:r>
+        <w:rPr>
+          <w:rFonts w:cstheme="minorHAnsi"/>
+          <w:color w:val="000000" w:themeColor="text1"/>
+        </w:rPr>
+        <w:t>Increased the performance</w:t>
+      </w:r>
+    </w:p>
+    <w:p>
+      <w:pPr>
+        <w:spacing w:after="0"/>
+        <w:rPr>
+          <w:rFonts w:cstheme="minorHAnsi"/>
+          <w:color w:val="000000" w:themeColor="text1"/>
+        </w:rPr>
+      </w:pPr>
+    </w:p>
+    <w:p>
+      <w:pPr>
+        <w:spacing w:after="0"/>
+        <w:rPr>
+          <w:rFonts w:cstheme="minorHAnsi"/>
+          <w:color w:val="000000" w:themeColor="text1"/>
+        </w:rPr>
+      </w:pPr>
+      <w:r>
+        <w:rPr>
+          <w:rFonts w:cstheme="minorHAnsi"/>
+          <w:color w:val="000000" w:themeColor="text1"/>
+        </w:rPr>
+        <w:t>what's a deadlock</w:t>
+      </w:r>
+      <w:r>
+        <w:rPr>
+          <w:rFonts w:cstheme="minorHAnsi"/>
+          <w:color w:val="000000" w:themeColor="text1"/>
+        </w:rPr>
+        <w:t>?</w:t>
+      </w:r>
+    </w:p>
+    <w:p>
+      <w:pPr>
+        <w:spacing w:after="0"/>
+        <w:rPr>
+          <w:rFonts w:cstheme="minorHAnsi"/>
+          <w:color w:val="000000" w:themeColor="text1"/>
+        </w:rPr>
+      </w:pPr>
+      <w:r>
+        <w:rPr>
+          <w:rFonts w:cstheme="minorHAnsi"/>
+          <w:color w:val="000000" w:themeColor="text1"/>
+        </w:rPr>
+        <w:t xml:space="preserve">Deadlock is </w:t>
+      </w:r>
+      <w:r>
+        <w:rPr>
+          <w:rFonts w:cstheme="minorHAnsi"/>
+          <w:color w:val="000000" w:themeColor="text1"/>
+        </w:rPr>
+        <w:t xml:space="preserve">a condition </w:t>
+      </w:r>
+      <w:r>
+        <w:rPr>
+          <w:rFonts w:cstheme="minorHAnsi"/>
+          <w:color w:val="000000" w:themeColor="text1"/>
+        </w:rPr>
+        <w:t>when two or more threads are each waiting for the other to release a resource, so none of them can proceed. They get stuck forever.</w:t>
+      </w:r>
+    </w:p>
+    <w:p>
+      <w:pPr>
+        <w:spacing w:after="0"/>
+        <w:rPr>
+          <w:rFonts w:cstheme="minorHAnsi"/>
+          <w:color w:val="000000" w:themeColor="text1"/>
+        </w:rPr>
+      </w:pPr>
+    </w:p>
+    <w:p>
+      <w:pPr>
+        <w:spacing w:after="0"/>
+        <w:rPr>
+          <w:rFonts w:cstheme="minorHAnsi"/>
+          <w:color w:val="000000" w:themeColor="text1"/>
+        </w:rPr>
+      </w:pPr>
+      <w:r>
+        <w:rPr>
+          <w:rFonts w:cstheme="minorHAnsi"/>
+          <w:color w:val="000000" w:themeColor="text1"/>
+        </w:rPr>
+        <w:t xml:space="preserve">what's the difference between </w:t>
+      </w:r>
+      <w:proofErr w:type="gramStart"/>
+      <w:r>
+        <w:rPr>
+          <w:rFonts w:cstheme="minorHAnsi"/>
+          <w:color w:val="000000" w:themeColor="text1"/>
+        </w:rPr>
+        <w:t>wait(</w:t>
+      </w:r>
+      <w:proofErr w:type="gramEnd"/>
+      <w:r>
+        <w:rPr>
+          <w:rFonts w:cstheme="minorHAnsi"/>
+          <w:color w:val="000000" w:themeColor="text1"/>
+        </w:rPr>
+        <w:t xml:space="preserve">) and </w:t>
+      </w:r>
+      <w:proofErr w:type="gramStart"/>
+      <w:r>
+        <w:rPr>
+          <w:rFonts w:cstheme="minorHAnsi"/>
+          <w:color w:val="000000" w:themeColor="text1"/>
+        </w:rPr>
+        <w:t>sleep(</w:t>
+      </w:r>
+      <w:proofErr w:type="gramEnd"/>
+      <w:r>
+        <w:rPr>
+          <w:rFonts w:cstheme="minorHAnsi"/>
+          <w:color w:val="000000" w:themeColor="text1"/>
+        </w:rPr>
+        <w:t>)?</w:t>
+      </w:r>
+    </w:p>
+    <w:p>
+      <w:pPr>
+        <w:spacing w:after="0"/>
+        <w:rPr>
+          <w:rFonts w:cstheme="minorHAnsi"/>
+          <w:color w:val="000000" w:themeColor="text1"/>
+        </w:rPr>
+      </w:pPr>
+      <w:r>
+        <w:rPr>
+          <w:rFonts w:cstheme="minorHAnsi"/>
+          <w:color w:val="000000" w:themeColor="text1"/>
+        </w:rPr>
+        <w:lastRenderedPageBreak/>
+        <w:t xml:space="preserve">Thread </w:t>
+      </w:r>
+      <w:proofErr w:type="gramStart"/>
+      <w:r>
+        <w:rPr>
+          <w:rFonts w:cstheme="minorHAnsi"/>
+          <w:color w:val="000000" w:themeColor="text1"/>
+        </w:rPr>
+        <w:t>sleep(</w:t>
+      </w:r>
+      <w:proofErr w:type="gramEnd"/>
+      <w:r>
+        <w:rPr>
+          <w:rFonts w:cstheme="minorHAnsi"/>
+          <w:color w:val="000000" w:themeColor="text1"/>
+        </w:rPr>
+        <w:t xml:space="preserve">) pauses the current thread for a set time, but it doesn't release any locks. </w:t>
+      </w:r>
+    </w:p>
+    <w:p>
+      <w:pPr>
+        <w:spacing w:after="0"/>
+        <w:rPr>
+          <w:rFonts w:cstheme="minorHAnsi"/>
+          <w:color w:val="000000" w:themeColor="text1"/>
+        </w:rPr>
+      </w:pPr>
+      <w:proofErr w:type="gramStart"/>
+      <w:r>
+        <w:rPr>
+          <w:rFonts w:cstheme="minorHAnsi"/>
+          <w:color w:val="000000" w:themeColor="text1"/>
+        </w:rPr>
+        <w:t>wait(</w:t>
+      </w:r>
+      <w:proofErr w:type="gramEnd"/>
+      <w:r>
+        <w:rPr>
+          <w:rFonts w:cstheme="minorHAnsi"/>
+          <w:color w:val="000000" w:themeColor="text1"/>
+        </w:rPr>
+        <w:t>) makes the current thread wait until another thread notifies it, and it does release the monitor lock.</w:t>
+      </w:r>
+    </w:p>
+    <w:p>
+      <w:pPr>
+        <w:spacing w:after="0"/>
+        <w:rPr>
+          <w:rFonts w:cstheme="minorHAnsi"/>
+          <w:color w:val="000000" w:themeColor="text1"/>
+        </w:rPr>
+      </w:pPr>
     </w:p>
     <w:p>
       <w:pPr>
@@ -906,54 +2785,43 @@
           <w:bCs/>
           <w:color w:val="000000" w:themeColor="text1"/>
         </w:rPr>
-        <w:t xml:space="preserve">): </w:t>
-      </w:r>
-      <w:r>
-        <w:rPr>
-          <w:rFonts w:cstheme="minorHAnsi"/>
-          <w:color w:val="000000" w:themeColor="text1"/>
-        </w:rPr>
-        <w:t>compares logically equality / value?"</w:t>
-      </w:r>
-    </w:p>
-    <w:p>
-      <w:pPr>
-        <w:spacing w:after="0"/>
-        <w:rPr>
-          <w:rFonts w:cstheme="minorHAnsi"/>
-          <w:b/>
-          <w:bCs/>
-          <w:color w:val="000000" w:themeColor="text1"/>
-        </w:rPr>
-      </w:pPr>
-      <w:r>
-        <w:rPr>
-          <w:rFonts w:cstheme="minorHAnsi"/>
-          <w:b/>
-          <w:bCs/>
-          <w:color w:val="000000" w:themeColor="text1"/>
-        </w:rPr>
-        <w:t>=</w:t>
+        <w:t xml:space="preserve">) </w:t>
       </w:r>
       <w:proofErr w:type="gramStart"/>
       <w:r>
         <w:rPr>
           <w:rFonts w:cstheme="minorHAnsi"/>
-          <w:b/>
-          <w:bCs/>
-          <w:color w:val="000000" w:themeColor="text1"/>
-        </w:rPr>
-        <w:t>= :</w:t>
+          <w:color w:val="000000" w:themeColor="text1"/>
+        </w:rPr>
+        <w:t>compares</w:t>
       </w:r>
       <w:proofErr w:type="gramEnd"/>
       <w:r>
         <w:rPr>
           <w:rFonts w:cstheme="minorHAnsi"/>
-          <w:b/>
-          <w:bCs/>
-          <w:color w:val="000000" w:themeColor="text1"/>
-        </w:rPr>
-        <w:t xml:space="preserve"> </w:t>
+          <w:color w:val="000000" w:themeColor="text1"/>
+        </w:rPr>
+        <w:t xml:space="preserve"> logically equality / value?"</w:t>
+      </w:r>
+    </w:p>
+    <w:p>
+      <w:pPr>
+        <w:spacing w:after="0"/>
+        <w:rPr>
+          <w:rFonts w:cstheme="minorHAnsi"/>
+          <w:b/>
+          <w:bCs/>
+          <w:color w:val="000000" w:themeColor="text1"/>
+        </w:rPr>
+      </w:pPr>
+      <w:r>
+        <w:rPr>
+          <w:rFonts w:cstheme="minorHAnsi"/>
+          <w:b/>
+          <w:bCs/>
+          <w:color w:val="000000" w:themeColor="text1"/>
+        </w:rPr>
+        <w:t xml:space="preserve">== </w:t>
       </w:r>
       <w:r>
         <w:rPr>
@@ -2421,6 +4289,7 @@
           <w:sz w:val="22"/>
           <w:szCs w:val="22"/>
         </w:rPr>
+        <w:lastRenderedPageBreak/>
         <w:t xml:space="preserve">If multiple keys land in the same bucket, it handles collisions using linked nodes and may convert a heavily collided bucket into a red-black tree. It uses </w:t>
       </w:r>
       <w:proofErr w:type="gramStart"/>
@@ -4044,14 +5913,7 @@
           <w:b/>
           <w:bCs/>
         </w:rPr>
-        <w:t>Ques</w:t>
-      </w:r>
-      <w:r>
-        <w:rPr>
-          <w:b/>
-          <w:bCs/>
-        </w:rPr>
-        <w:t>1. Explain the complete lifecycle of Spring Boot application from startup to handling HTTP request.</w:t>
+        <w:t>Ques1. Explain the complete lifecycle of Spring Boot application from startup to handling HTTP request.</w:t>
       </w:r>
     </w:p>
     <w:p>
@@ -4414,6 +6276,7 @@
           <w:b/>
           <w:bCs/>
         </w:rPr>
+        <w:lastRenderedPageBreak/>
         <w:t>Ques</w:t>
       </w:r>
       <w:proofErr w:type="gramStart"/>
@@ -4430,14 +6293,7 @@
           <w:b/>
           <w:bCs/>
         </w:rPr>
-        <w:t xml:space="preserve"> </w:t>
-      </w:r>
-      <w:r>
-        <w:rPr>
-          <w:b/>
-          <w:bCs/>
-        </w:rPr>
-        <w:t>How Spring Boot auto-configuration work?</w:t>
+        <w:t xml:space="preserve"> How Spring Boot auto-configuration work?</w:t>
       </w:r>
     </w:p>
     <w:p>
@@ -4453,7 +6309,6 @@
         <w:spacing w:after="0"/>
       </w:pPr>
       <w:r>
-        <w:lastRenderedPageBreak/>
         <w:t>For example, if we add the Spring Web dependency, Spring Boot automatically configures components needed to handle HTTP requests.</w:t>
       </w:r>
     </w:p>
@@ -4571,14 +6426,7 @@
           <w:b/>
           <w:bCs/>
         </w:rPr>
-        <w:t xml:space="preserve">Ques3: </w:t>
-      </w:r>
-      <w:r>
-        <w:rPr>
-          <w:b/>
-          <w:bCs/>
-        </w:rPr>
-        <w:t>Explain the Spring Bean lifecycle.</w:t>
+        <w:t>Ques3: Explain the Spring Bean lifecycle.</w:t>
       </w:r>
     </w:p>
     <w:p>
@@ -5018,14 +6866,7 @@
           <w:b/>
           <w:bCs/>
         </w:rPr>
-        <w:t xml:space="preserve"> 4: </w:t>
-      </w:r>
-      <w:r>
-        <w:rPr>
-          <w:b/>
-          <w:bCs/>
-        </w:rPr>
-        <w:t>@Controller vs @RestController</w:t>
+        <w:t xml:space="preserve"> 4: @Controller vs @RestController</w:t>
       </w:r>
     </w:p>
     <w:p>
@@ -5400,14 +7241,7 @@
           <w:b/>
           <w:bCs/>
         </w:rPr>
-        <w:t xml:space="preserve"> 5: </w:t>
-      </w:r>
-      <w:r>
-        <w:rPr>
-          <w:b/>
-          <w:bCs/>
-        </w:rPr>
-        <w:t>Why is constructor injection generally preferred over field injection?</w:t>
+        <w:t xml:space="preserve"> 5: Why is constructor injection generally preferred over field injection?</w:t>
       </w:r>
     </w:p>
     <w:p>
@@ -5876,6 +7710,7 @@
         <w:spacing w:after="0"/>
       </w:pPr>
       <w:r>
+        <w:lastRenderedPageBreak/>
         <w:t>Example:</w:t>
       </w:r>
     </w:p>
@@ -5994,7 +7829,6 @@
           <w:sz w:val="16"/>
           <w:szCs w:val="16"/>
         </w:rPr>
-        <w:lastRenderedPageBreak/>
         <w:t xml:space="preserve">    </w:t>
       </w:r>
       <w:proofErr w:type="spellStart"/>
@@ -6673,15 +8507,7 @@
           <w:sz w:val="16"/>
           <w:szCs w:val="16"/>
         </w:rPr>
-        <w:t>List&lt;Department&gt; departments =</w:t>
-      </w:r>
-      <w:r>
-        <w:rPr>
-          <w:rFonts w:ascii="Consolas" w:hAnsi="Consolas"/>
-          <w:sz w:val="16"/>
-          <w:szCs w:val="16"/>
-        </w:rPr>
-        <w:t xml:space="preserve"> </w:t>
+        <w:t xml:space="preserve">List&lt;Department&gt; departments = </w:t>
       </w:r>
       <w:proofErr w:type="spellStart"/>
       <w:r>
